--- a/data/hindi.docx
+++ b/data/hindi.docx
@@ -3,6 +3,9 @@
 <w:document xmlns:wpc="http://schemas.microsoft.com/office/word/2010/wordprocessingCanvas" xmlns:cx="http://schemas.microsoft.com/office/drawing/2014/chartex" xmlns:cx1="http://schemas.microsoft.com/office/drawing/2015/9/8/chartex" xmlns:cx2="http://schemas.microsoft.com/office/drawing/2015/10/21/chartex" xmlns:cx3="http://schemas.microsoft.com/office/drawing/2016/5/9/chartex" xmlns:cx4="http://schemas.microsoft.com/office/drawing/2016/5/10/chartex" xmlns:cx5="http://schemas.microsoft.com/office/drawing/2016/5/11/chartex" xmlns:cx6="http://schemas.microsoft.com/office/drawing/2016/5/12/chartex" xmlns:cx7="http://schemas.microsoft.com/office/drawing/2016/5/13/chartex" xmlns:cx8="http://schemas.microsoft.com/office/drawing/2016/5/14/chartex" xmlns:mc="http://schemas.openxmlformats.org/markup-compatibility/2006" xmlns:aink="http://schemas.microsoft.com/office/drawing/2016/ink" xmlns:am3d="http://schemas.microsoft.com/office/drawing/2017/model3d" xmlns:o="urn:schemas-microsoft-com:office:office" xmlns:oel="http://schemas.microsoft.com/office/2019/extlst" xmlns:r="http://schemas.openxmlformats.org/officeDocument/2006/relationships" xmlns:m="http://schemas.openxmlformats.org/officeDocument/2006/math" xmlns:v="urn:schemas-microsoft-com:vml" xmlns:wp14="http://schemas.microsoft.com/office/word/2010/wordprocessingDrawing" xmlns:wp="http://schemas.openxmlformats.org/drawingml/2006/wordprocessingDrawing" xmlns:w10="urn:schemas-microsoft-com:office:word" xmlns:w="http://schemas.openxmlformats.org/wordprocessingml/2006/main" xmlns:w14="http://schemas.microsoft.com/office/word/2010/wordml" xmlns:w15="http://schemas.microsoft.com/office/word/2012/wordml" xmlns:w16cex="http://schemas.microsoft.com/office/word/2018/wordml/cex" xmlns:w16cid="http://schemas.microsoft.com/office/word/2016/wordml/cid" xmlns:w16="http://schemas.microsoft.com/office/word/2018/wordml" xmlns:w16du="http://schemas.microsoft.com/office/word/2023/wordml/word16du" xmlns:w16sdtdh="http://schemas.microsoft.com/office/word/2020/wordml/sdtdatahash" xmlns:w16sdtfl="http://schemas.microsoft.com/office/word/2024/wordml/sdtformatlock" xmlns:w16se="http://schemas.microsoft.com/office/word/2015/wordml/symex" xmlns:wpg="http://schemas.microsoft.com/office/word/2010/wordprocessingGroup" xmlns:wpi="http://schemas.microsoft.com/office/word/2010/wordprocessingInk" xmlns:wne="http://schemas.microsoft.com/office/word/2006/wordml" xmlns:wps="http://schemas.microsoft.com/office/word/2010/wordprocessingShape" mc:Ignorable="w14 w15 w16se w16cid w16 w16cex w16sdtdh w16sdtfl w16du wp14">
   <w:body>
     <w:p>
+      <w:pPr>
+        <w:pStyle w:val="NoSpacing"/>
+      </w:pPr>
       <w:r>
         <w:t>Bodies &amp; Miscellaneous</w:t>
       </w:r>
@@ -73,11 +76,6 @@
       <w:r>
         <w:br/>
         <w:t>The Upanishads are philosophical texts forming the concluding part of the Vedas.</w:t>
-      </w:r>
-    </w:p>
-    <w:p>
-      <w:r>
-        <w:br w:type="page"/>
       </w:r>
     </w:p>
     <w:p>
@@ -85,45 +83,7 @@
         <w:pStyle w:val="NoSpacing"/>
       </w:pPr>
       <w:r>
-        <w:lastRenderedPageBreak/>
-        <w:t>Bodies &amp; Miscellaneous</w:t>
-      </w:r>
-      <w:r>
-        <w:br/>
-        <w:t>Concept</w:t>
-      </w:r>
-      <w:r>
-        <w:br/>
-        <w:t>Statement</w:t>
-      </w:r>
-      <w:r>
-        <w:br/>
-      </w:r>
-      <w:r>
-        <w:br/>
-        <w:t>(2) With reference to Jainism, consider the following statements</w:t>
-      </w:r>
-      <w:r>
-        <w:t xml:space="preserve">(this is </w:t>
-      </w:r>
-      <w:proofErr w:type="spellStart"/>
-      <w:r>
-        <w:t>hindi</w:t>
-      </w:r>
-      <w:proofErr w:type="spellEnd"/>
-      <w:r>
-        <w:t>)</w:t>
-      </w:r>
-      <w:r>
-        <w:t>:</w:t>
-      </w:r>
-      <w:r>
-        <w:br/>
-        <w:t>1. Triratna means three gems.</w:t>
-      </w:r>
-      <w:r>
-        <w:br/>
-        <w:t>2. It refers to right faith, knowledge, and conduct.</w:t>
+        <w:br w:type="page"/>
       </w:r>
     </w:p>
     <w:p>
@@ -131,6 +91,52 @@
         <w:pStyle w:val="NoSpacing"/>
       </w:pPr>
       <w:r>
+        <w:lastRenderedPageBreak/>
+        <w:t>Bodies &amp; Miscellaneous</w:t>
+      </w:r>
+      <w:r>
+        <w:br/>
+        <w:t>Concept</w:t>
+      </w:r>
+      <w:r>
+        <w:br/>
+        <w:t>Statement</w:t>
+      </w:r>
+      <w:r>
+        <w:br/>
+      </w:r>
+      <w:r>
+        <w:br/>
+        <w:t>(2) With reference to Jainism, consider the following statements</w:t>
+      </w:r>
+      <w:r>
+        <w:t xml:space="preserve">(this is </w:t>
+      </w:r>
+      <w:proofErr w:type="spellStart"/>
+      <w:r>
+        <w:t>hindi</w:t>
+      </w:r>
+      <w:proofErr w:type="spellEnd"/>
+      <w:r>
+        <w:t>)</w:t>
+      </w:r>
+      <w:r>
+        <w:t>:</w:t>
+      </w:r>
+      <w:r>
+        <w:br/>
+        <w:t>1. Triratna means three gems.</w:t>
+      </w:r>
+      <w:r>
+        <w:br/>
+        <w:t>2. It refers to right faith, knowledge, and conduct.</w:t>
+      </w:r>
+    </w:p>
+    <w:p>
+      <w:pPr>
+        <w:pStyle w:val="NoSpacing"/>
+      </w:pPr>
+      <w:r>
         <w:t>3.test</w:t>
       </w:r>
       <w:r>
@@ -176,6 +182,9 @@
       </w:r>
     </w:p>
     <w:p>
+      <w:pPr>
+        <w:pStyle w:val="NoSpacing"/>
+      </w:pPr>
       <w:r>
         <w:br w:type="page"/>
       </w:r>
@@ -225,7 +234,41 @@
           <w:bCs/>
           <w:lang w:val="en-IN"/>
         </w:rPr>
-        <w:t>(3) Consider the following pairs:</w:t>
+        <w:t>(3) Consider the following pairs</w:t>
+      </w:r>
+      <w:r>
+        <w:rPr>
+          <w:b/>
+          <w:bCs/>
+          <w:lang w:val="en-IN"/>
+        </w:rPr>
+        <w:t xml:space="preserve">(this is </w:t>
+      </w:r>
+      <w:proofErr w:type="spellStart"/>
+      <w:r>
+        <w:rPr>
+          <w:b/>
+          <w:bCs/>
+          <w:lang w:val="en-IN"/>
+        </w:rPr>
+        <w:t>hindi</w:t>
+      </w:r>
+      <w:proofErr w:type="spellEnd"/>
+      <w:r>
+        <w:rPr>
+          <w:b/>
+          <w:bCs/>
+          <w:lang w:val="en-IN"/>
+        </w:rPr>
+        <w:t>)</w:t>
+      </w:r>
+      <w:r>
+        <w:rPr>
+          <w:b/>
+          <w:bCs/>
+          <w:lang w:val="en-IN"/>
+        </w:rPr>
+        <w:t>:</w:t>
       </w:r>
     </w:p>
     <w:p>
@@ -504,8 +547,15 @@
         <w:t xml:space="preserve"> Only three pairs are correctly matched.</w:t>
       </w:r>
     </w:p>
-    <w:p/>
     <w:p>
+      <w:pPr>
+        <w:pStyle w:val="NoSpacing"/>
+      </w:pPr>
+    </w:p>
+    <w:p>
+      <w:pPr>
+        <w:pStyle w:val="NoSpacing"/>
+      </w:pPr>
       <w:r>
         <w:br w:type="page"/>
       </w:r>
@@ -767,15 +817,2117 @@
         </w:rPr>
         <w:t xml:space="preserve"> </w:t>
       </w:r>
-      <w:r>
-        <w:rPr>
+    </w:p>
+    <w:p>
+      <w:pPr>
+        <w:pStyle w:val="NoSpacing"/>
+      </w:pPr>
+    </w:p>
+    <w:p>
+      <w:pPr>
+        <w:pStyle w:val="NoSpacing"/>
+      </w:pPr>
+      <w:r>
+        <w:rPr>
+          <w:rFonts w:ascii="Nirmala UI" w:hAnsi="Nirmala UI" w:cs="Nirmala UI"/>
+        </w:rPr>
+        <w:t>1.</w:t>
+      </w:r>
+      <w:r>
+        <w:rPr>
+          <w:rFonts w:ascii="Nirmala UI" w:hAnsi="Nirmala UI" w:cs="Nirmala UI"/>
+        </w:rPr>
+        <w:t>शहरी</w:t>
+      </w:r>
+      <w:r>
+        <w:t xml:space="preserve"> </w:t>
+      </w:r>
+      <w:proofErr w:type="spellStart"/>
+      <w:r>
+        <w:rPr>
+          <w:rFonts w:ascii="Nirmala UI" w:hAnsi="Nirmala UI" w:cs="Nirmala UI"/>
+        </w:rPr>
+        <w:t>ऊष्मा</w:t>
+      </w:r>
+      <w:proofErr w:type="spellEnd"/>
+      <w:r>
+        <w:t xml:space="preserve"> </w:t>
+      </w:r>
+      <w:proofErr w:type="spellStart"/>
+      <w:r>
+        <w:rPr>
+          <w:rFonts w:ascii="Nirmala UI" w:hAnsi="Nirmala UI" w:cs="Nirmala UI"/>
+        </w:rPr>
+        <w:t>द्वीप</w:t>
+      </w:r>
+      <w:proofErr w:type="spellEnd"/>
+      <w:r>
+        <w:t xml:space="preserve"> </w:t>
+      </w:r>
+      <w:proofErr w:type="spellStart"/>
+      <w:r>
+        <w:rPr>
+          <w:rFonts w:ascii="Nirmala UI" w:hAnsi="Nirmala UI" w:cs="Nirmala UI"/>
+        </w:rPr>
+        <w:t>प्रभाव</w:t>
+      </w:r>
+      <w:proofErr w:type="spellEnd"/>
+      <w:r>
+        <w:t xml:space="preserve"> </w:t>
+      </w:r>
+      <w:proofErr w:type="spellStart"/>
+      <w:r>
+        <w:rPr>
+          <w:rFonts w:ascii="Nirmala UI" w:hAnsi="Nirmala UI" w:cs="Nirmala UI"/>
+        </w:rPr>
+        <w:t>महानगरों</w:t>
+      </w:r>
+      <w:proofErr w:type="spellEnd"/>
+      <w:r>
+        <w:t xml:space="preserve"> </w:t>
+      </w:r>
+      <w:proofErr w:type="spellStart"/>
+      <w:r>
+        <w:rPr>
+          <w:rFonts w:ascii="Nirmala UI" w:hAnsi="Nirmala UI" w:cs="Nirmala UI"/>
+        </w:rPr>
+        <w:t>में</w:t>
+      </w:r>
+      <w:proofErr w:type="spellEnd"/>
+      <w:r>
+        <w:t xml:space="preserve"> </w:t>
+      </w:r>
+      <w:proofErr w:type="spellStart"/>
+      <w:r>
+        <w:rPr>
+          <w:rFonts w:ascii="Nirmala UI" w:hAnsi="Nirmala UI" w:cs="Nirmala UI"/>
+        </w:rPr>
+        <w:t>हीटवेव</w:t>
+      </w:r>
+      <w:proofErr w:type="spellEnd"/>
+      <w:r>
+        <w:t xml:space="preserve"> </w:t>
+      </w:r>
+      <w:proofErr w:type="spellStart"/>
+      <w:r>
+        <w:rPr>
+          <w:rFonts w:ascii="Nirmala UI" w:hAnsi="Nirmala UI" w:cs="Nirmala UI"/>
+        </w:rPr>
+        <w:t>को</w:t>
+      </w:r>
+      <w:proofErr w:type="spellEnd"/>
+      <w:r>
+        <w:t xml:space="preserve"> </w:t>
+      </w:r>
+      <w:proofErr w:type="spellStart"/>
+      <w:r>
+        <w:rPr>
+          <w:rFonts w:ascii="Nirmala UI" w:hAnsi="Nirmala UI" w:cs="Nirmala UI"/>
+        </w:rPr>
+        <w:t>तीव्र</w:t>
+      </w:r>
+      <w:proofErr w:type="spellEnd"/>
+      <w:r>
+        <w:t xml:space="preserve"> </w:t>
+      </w:r>
+      <w:proofErr w:type="spellStart"/>
+      <w:r>
+        <w:rPr>
+          <w:rFonts w:ascii="Nirmala UI" w:hAnsi="Nirmala UI" w:cs="Nirmala UI"/>
+        </w:rPr>
+        <w:t>करता</w:t>
+      </w:r>
+      <w:proofErr w:type="spellEnd"/>
+      <w:r>
+        <w:t xml:space="preserve"> </w:t>
+      </w:r>
+      <w:proofErr w:type="spellStart"/>
+      <w:r>
+        <w:rPr>
+          <w:rFonts w:ascii="Nirmala UI" w:hAnsi="Nirmala UI" w:cs="Nirmala UI"/>
+        </w:rPr>
+        <w:t>है</w:t>
+      </w:r>
+      <w:proofErr w:type="spellEnd"/>
+      <w:r>
+        <w:rPr>
+          <w:rFonts w:ascii="Nirmala UI" w:hAnsi="Nirmala UI" w:cs="Nirmala UI"/>
+        </w:rPr>
+        <w:t>।</w:t>
+      </w:r>
+    </w:p>
+    <w:p>
+      <w:pPr>
+        <w:pStyle w:val="NoSpacing"/>
+      </w:pPr>
+      <w:r>
+        <w:rPr>
+          <w:rFonts w:ascii="Nirmala UI" w:hAnsi="Nirmala UI" w:cs="Nirmala UI"/>
+        </w:rPr>
+        <w:t>2.</w:t>
+      </w:r>
+      <w:r>
+        <w:rPr>
+          <w:rFonts w:ascii="Nirmala UI" w:hAnsi="Nirmala UI" w:cs="Nirmala UI"/>
+        </w:rPr>
+        <w:t>भूजल</w:t>
+      </w:r>
+      <w:r>
+        <w:t xml:space="preserve"> </w:t>
+      </w:r>
+      <w:proofErr w:type="spellStart"/>
+      <w:r>
+        <w:rPr>
+          <w:rFonts w:ascii="Nirmala UI" w:hAnsi="Nirmala UI" w:cs="Nirmala UI"/>
+        </w:rPr>
+        <w:t>का</w:t>
+      </w:r>
+      <w:proofErr w:type="spellEnd"/>
+      <w:r>
+        <w:t xml:space="preserve"> </w:t>
+      </w:r>
+      <w:proofErr w:type="spellStart"/>
+      <w:r>
+        <w:rPr>
+          <w:rFonts w:ascii="Nirmala UI" w:hAnsi="Nirmala UI" w:cs="Nirmala UI"/>
+        </w:rPr>
+        <w:t>अत्यधिक</w:t>
+      </w:r>
+      <w:proofErr w:type="spellEnd"/>
+      <w:r>
+        <w:t xml:space="preserve"> </w:t>
+      </w:r>
+      <w:proofErr w:type="spellStart"/>
+      <w:r>
+        <w:rPr>
+          <w:rFonts w:ascii="Nirmala UI" w:hAnsi="Nirmala UI" w:cs="Nirmala UI"/>
+        </w:rPr>
+        <w:t>दोहन</w:t>
+      </w:r>
+      <w:proofErr w:type="spellEnd"/>
+      <w:r>
+        <w:t xml:space="preserve"> </w:t>
+      </w:r>
+      <w:proofErr w:type="spellStart"/>
+      <w:r>
+        <w:rPr>
+          <w:rFonts w:ascii="Nirmala UI" w:hAnsi="Nirmala UI" w:cs="Nirmala UI"/>
+        </w:rPr>
+        <w:t>शहरी</w:t>
+      </w:r>
+      <w:proofErr w:type="spellEnd"/>
+      <w:r>
+        <w:t xml:space="preserve"> </w:t>
+      </w:r>
+      <w:proofErr w:type="spellStart"/>
+      <w:r>
+        <w:rPr>
+          <w:rFonts w:ascii="Nirmala UI" w:hAnsi="Nirmala UI" w:cs="Nirmala UI"/>
+        </w:rPr>
+        <w:t>जल</w:t>
+      </w:r>
+      <w:proofErr w:type="spellEnd"/>
+      <w:r>
+        <w:t xml:space="preserve"> </w:t>
+      </w:r>
+      <w:proofErr w:type="spellStart"/>
+      <w:r>
+        <w:rPr>
+          <w:rFonts w:ascii="Nirmala UI" w:hAnsi="Nirmala UI" w:cs="Nirmala UI"/>
+        </w:rPr>
+        <w:t>संकट</w:t>
+      </w:r>
+      <w:proofErr w:type="spellEnd"/>
+      <w:r>
+        <w:t xml:space="preserve"> </w:t>
+      </w:r>
+      <w:proofErr w:type="spellStart"/>
+      <w:r>
+        <w:rPr>
+          <w:rFonts w:ascii="Nirmala UI" w:hAnsi="Nirmala UI" w:cs="Nirmala UI"/>
+        </w:rPr>
+        <w:t>का</w:t>
+      </w:r>
+      <w:proofErr w:type="spellEnd"/>
+      <w:r>
+        <w:t xml:space="preserve"> </w:t>
+      </w:r>
+      <w:proofErr w:type="spellStart"/>
+      <w:r>
+        <w:rPr>
+          <w:rFonts w:ascii="Nirmala UI" w:hAnsi="Nirmala UI" w:cs="Nirmala UI"/>
+        </w:rPr>
+        <w:t>एक</w:t>
+      </w:r>
+      <w:proofErr w:type="spellEnd"/>
+      <w:r>
+        <w:t xml:space="preserve"> </w:t>
+      </w:r>
+      <w:proofErr w:type="spellStart"/>
+      <w:r>
+        <w:rPr>
+          <w:rFonts w:ascii="Nirmala UI" w:hAnsi="Nirmala UI" w:cs="Nirmala UI"/>
+        </w:rPr>
+        <w:t>प्रमुख</w:t>
+      </w:r>
+      <w:proofErr w:type="spellEnd"/>
+      <w:r>
+        <w:t xml:space="preserve"> </w:t>
+      </w:r>
+      <w:proofErr w:type="spellStart"/>
+      <w:r>
+        <w:rPr>
+          <w:rFonts w:ascii="Nirmala UI" w:hAnsi="Nirmala UI" w:cs="Nirmala UI"/>
+        </w:rPr>
+        <w:t>कारण</w:t>
+      </w:r>
+      <w:proofErr w:type="spellEnd"/>
+      <w:r>
+        <w:t xml:space="preserve"> </w:t>
+      </w:r>
+      <w:proofErr w:type="spellStart"/>
+      <w:r>
+        <w:rPr>
+          <w:rFonts w:ascii="Nirmala UI" w:hAnsi="Nirmala UI" w:cs="Nirmala UI"/>
+        </w:rPr>
+        <w:t>है</w:t>
+      </w:r>
+      <w:proofErr w:type="spellEnd"/>
+      <w:r>
+        <w:rPr>
+          <w:rFonts w:ascii="Nirmala UI" w:hAnsi="Nirmala UI" w:cs="Nirmala UI"/>
+        </w:rPr>
+        <w:t>।</w:t>
+      </w:r>
+    </w:p>
+    <w:p>
+      <w:pPr>
+        <w:pStyle w:val="NoSpacing"/>
+        <w:rPr>
+          <w:rFonts w:ascii="Nirmala UI" w:hAnsi="Nirmala UI" w:cs="Nirmala UI"/>
+        </w:rPr>
+      </w:pPr>
+      <w:r>
+        <w:rPr>
+          <w:rFonts w:ascii="Nirmala UI" w:hAnsi="Nirmala UI" w:cs="Nirmala UI"/>
+        </w:rPr>
+        <w:t>3.</w:t>
+      </w:r>
+      <w:r>
+        <w:rPr>
+          <w:rFonts w:ascii="Nirmala UI" w:hAnsi="Nirmala UI" w:cs="Nirmala UI"/>
+        </w:rPr>
+        <w:t>हीट</w:t>
+      </w:r>
+      <w:r>
+        <w:t xml:space="preserve"> </w:t>
+      </w:r>
+      <w:proofErr w:type="spellStart"/>
+      <w:r>
+        <w:rPr>
+          <w:rFonts w:ascii="Nirmala UI" w:hAnsi="Nirmala UI" w:cs="Nirmala UI"/>
+        </w:rPr>
+        <w:t>एक्शन</w:t>
+      </w:r>
+      <w:proofErr w:type="spellEnd"/>
+      <w:r>
+        <w:t xml:space="preserve"> </w:t>
+      </w:r>
+      <w:proofErr w:type="spellStart"/>
+      <w:r>
+        <w:rPr>
+          <w:rFonts w:ascii="Nirmala UI" w:hAnsi="Nirmala UI" w:cs="Nirmala UI"/>
+        </w:rPr>
+        <w:t>प्लान</w:t>
+      </w:r>
+      <w:proofErr w:type="spellEnd"/>
+      <w:r>
+        <w:t xml:space="preserve"> </w:t>
+      </w:r>
+      <w:proofErr w:type="spellStart"/>
+      <w:r>
+        <w:rPr>
+          <w:rFonts w:ascii="Nirmala UI" w:hAnsi="Nirmala UI" w:cs="Nirmala UI"/>
+        </w:rPr>
+        <w:t>आपदा</w:t>
+      </w:r>
+      <w:proofErr w:type="spellEnd"/>
+      <w:r>
+        <w:t xml:space="preserve"> </w:t>
+      </w:r>
+      <w:proofErr w:type="spellStart"/>
+      <w:r>
+        <w:rPr>
+          <w:rFonts w:ascii="Nirmala UI" w:hAnsi="Nirmala UI" w:cs="Nirmala UI"/>
+        </w:rPr>
+        <w:t>प्रबंधन</w:t>
+      </w:r>
+      <w:proofErr w:type="spellEnd"/>
+      <w:r>
+        <w:t xml:space="preserve"> </w:t>
+      </w:r>
+      <w:proofErr w:type="spellStart"/>
+      <w:r>
+        <w:rPr>
+          <w:rFonts w:ascii="Nirmala UI" w:hAnsi="Nirmala UI" w:cs="Nirmala UI"/>
+        </w:rPr>
+        <w:t>अधिनियम</w:t>
+      </w:r>
+      <w:proofErr w:type="spellEnd"/>
+      <w:r>
+        <w:t xml:space="preserve">, 2005 </w:t>
+      </w:r>
+      <w:proofErr w:type="spellStart"/>
+      <w:r>
+        <w:rPr>
+          <w:rFonts w:ascii="Nirmala UI" w:hAnsi="Nirmala UI" w:cs="Nirmala UI"/>
+        </w:rPr>
+        <w:t>के</w:t>
+      </w:r>
+      <w:proofErr w:type="spellEnd"/>
+      <w:r>
+        <w:t xml:space="preserve"> </w:t>
+      </w:r>
+      <w:proofErr w:type="spellStart"/>
+      <w:r>
+        <w:rPr>
+          <w:rFonts w:ascii="Nirmala UI" w:hAnsi="Nirmala UI" w:cs="Nirmala UI"/>
+        </w:rPr>
+        <w:t>अंतर्गत</w:t>
+      </w:r>
+      <w:proofErr w:type="spellEnd"/>
+      <w:r>
+        <w:t xml:space="preserve"> </w:t>
+      </w:r>
+      <w:proofErr w:type="spellStart"/>
+      <w:r>
+        <w:rPr>
+          <w:rFonts w:ascii="Nirmala UI" w:hAnsi="Nirmala UI" w:cs="Nirmala UI"/>
+        </w:rPr>
+        <w:t>कानूनी</w:t>
+      </w:r>
+      <w:proofErr w:type="spellEnd"/>
+      <w:r>
+        <w:t xml:space="preserve"> </w:t>
+      </w:r>
+      <w:proofErr w:type="spellStart"/>
+      <w:r>
+        <w:rPr>
+          <w:rFonts w:ascii="Nirmala UI" w:hAnsi="Nirmala UI" w:cs="Nirmala UI"/>
+        </w:rPr>
+        <w:t>रूप</w:t>
+      </w:r>
+      <w:proofErr w:type="spellEnd"/>
+      <w:r>
+        <w:t xml:space="preserve"> </w:t>
+      </w:r>
+      <w:proofErr w:type="spellStart"/>
+      <w:r>
+        <w:rPr>
+          <w:rFonts w:ascii="Nirmala UI" w:hAnsi="Nirmala UI" w:cs="Nirmala UI"/>
+        </w:rPr>
+        <w:t>से</w:t>
+      </w:r>
+      <w:proofErr w:type="spellEnd"/>
+      <w:r>
+        <w:t xml:space="preserve"> </w:t>
+      </w:r>
+      <w:proofErr w:type="spellStart"/>
+      <w:r>
+        <w:rPr>
+          <w:rFonts w:ascii="Nirmala UI" w:hAnsi="Nirmala UI" w:cs="Nirmala UI"/>
+        </w:rPr>
+        <w:t>अनिवार्य</w:t>
+      </w:r>
+      <w:proofErr w:type="spellEnd"/>
+      <w:r>
+        <w:t xml:space="preserve"> </w:t>
+      </w:r>
+      <w:proofErr w:type="spellStart"/>
+      <w:r>
+        <w:rPr>
+          <w:rFonts w:ascii="Nirmala UI" w:hAnsi="Nirmala UI" w:cs="Nirmala UI"/>
+        </w:rPr>
+        <w:t>हैं</w:t>
+      </w:r>
+      <w:proofErr w:type="spellEnd"/>
+      <w:r>
+        <w:rPr>
+          <w:rFonts w:ascii="Nirmala UI" w:hAnsi="Nirmala UI" w:cs="Nirmala UI"/>
+        </w:rPr>
+        <w:t>।</w:t>
+      </w:r>
+    </w:p>
+    <w:p>
+      <w:pPr>
+        <w:pStyle w:val="NoSpacing"/>
+      </w:pPr>
+    </w:p>
+    <w:p>
+      <w:pPr>
+        <w:pStyle w:val="NoSpacing"/>
+      </w:pPr>
+      <w:proofErr w:type="spellStart"/>
+      <w:r>
+        <w:rPr>
+          <w:rFonts w:ascii="Nirmala UI" w:hAnsi="Nirmala UI" w:cs="Nirmala UI"/>
+        </w:rPr>
+        <w:t>उपरोक्त</w:t>
+      </w:r>
+      <w:proofErr w:type="spellEnd"/>
+      <w:r>
+        <w:t xml:space="preserve"> </w:t>
+      </w:r>
+      <w:proofErr w:type="spellStart"/>
+      <w:r>
+        <w:rPr>
+          <w:rFonts w:ascii="Nirmala UI" w:hAnsi="Nirmala UI" w:cs="Nirmala UI"/>
+        </w:rPr>
+        <w:t>में</w:t>
+      </w:r>
+      <w:proofErr w:type="spellEnd"/>
+      <w:r>
+        <w:t xml:space="preserve"> </w:t>
+      </w:r>
+      <w:proofErr w:type="spellStart"/>
+      <w:r>
+        <w:rPr>
+          <w:rFonts w:ascii="Nirmala UI" w:hAnsi="Nirmala UI" w:cs="Nirmala UI"/>
+        </w:rPr>
+        <w:t>से</w:t>
+      </w:r>
+      <w:proofErr w:type="spellEnd"/>
+      <w:r>
+        <w:t xml:space="preserve"> </w:t>
+      </w:r>
+      <w:proofErr w:type="spellStart"/>
+      <w:r>
+        <w:rPr>
+          <w:rFonts w:ascii="Nirmala UI" w:hAnsi="Nirmala UI" w:cs="Nirmala UI"/>
+        </w:rPr>
+        <w:t>कौन</w:t>
+      </w:r>
+      <w:r>
+        <w:t>-</w:t>
+      </w:r>
+      <w:r>
+        <w:rPr>
+          <w:rFonts w:ascii="Nirmala UI" w:hAnsi="Nirmala UI" w:cs="Nirmala UI"/>
+        </w:rPr>
+        <w:t>से</w:t>
+      </w:r>
+      <w:proofErr w:type="spellEnd"/>
+      <w:r>
+        <w:t xml:space="preserve"> </w:t>
+      </w:r>
+      <w:proofErr w:type="spellStart"/>
+      <w:r>
+        <w:rPr>
+          <w:rFonts w:ascii="Nirmala UI" w:hAnsi="Nirmala UI" w:cs="Nirmala UI"/>
+        </w:rPr>
+        <w:t>कथन</w:t>
+      </w:r>
+      <w:proofErr w:type="spellEnd"/>
+      <w:r>
+        <w:t xml:space="preserve"> </w:t>
+      </w:r>
+      <w:proofErr w:type="spellStart"/>
+      <w:r>
+        <w:rPr>
+          <w:rFonts w:ascii="Nirmala UI" w:hAnsi="Nirmala UI" w:cs="Nirmala UI"/>
+        </w:rPr>
+        <w:t>सही</w:t>
+      </w:r>
+      <w:proofErr w:type="spellEnd"/>
+      <w:r>
+        <w:t xml:space="preserve"> </w:t>
+      </w:r>
+      <w:proofErr w:type="spellStart"/>
+      <w:r>
+        <w:rPr>
+          <w:rFonts w:ascii="Nirmala UI" w:hAnsi="Nirmala UI" w:cs="Nirmala UI"/>
+        </w:rPr>
+        <w:t>हैं</w:t>
+      </w:r>
+      <w:proofErr w:type="spellEnd"/>
+      <w:r>
+        <w:t>?</w:t>
+      </w:r>
+    </w:p>
+    <w:p>
+      <w:pPr>
+        <w:pStyle w:val="NoSpacing"/>
+      </w:pPr>
+    </w:p>
+    <w:p>
+      <w:pPr>
+        <w:pStyle w:val="NoSpacing"/>
+      </w:pPr>
+      <w:r>
+        <w:t xml:space="preserve">(a) </w:t>
+      </w:r>
+      <w:proofErr w:type="spellStart"/>
+      <w:r>
+        <w:rPr>
+          <w:rFonts w:ascii="Nirmala UI" w:hAnsi="Nirmala UI" w:cs="Nirmala UI"/>
+        </w:rPr>
+        <w:t>केवल</w:t>
+      </w:r>
+      <w:proofErr w:type="spellEnd"/>
+      <w:r>
+        <w:t xml:space="preserve"> 1 </w:t>
+      </w:r>
+      <w:proofErr w:type="spellStart"/>
+      <w:r>
+        <w:rPr>
+          <w:rFonts w:ascii="Nirmala UI" w:hAnsi="Nirmala UI" w:cs="Nirmala UI"/>
+        </w:rPr>
+        <w:t>और</w:t>
+      </w:r>
+      <w:proofErr w:type="spellEnd"/>
+      <w:r>
+        <w:t xml:space="preserve"> 2</w:t>
+      </w:r>
+      <w:r>
+        <w:tab/>
+      </w:r>
+    </w:p>
+    <w:p>
+      <w:pPr>
+        <w:pStyle w:val="NoSpacing"/>
+      </w:pPr>
+      <w:r>
+        <w:t xml:space="preserve">(b) </w:t>
+      </w:r>
+      <w:proofErr w:type="spellStart"/>
+      <w:r>
+        <w:rPr>
+          <w:rFonts w:ascii="Nirmala UI" w:hAnsi="Nirmala UI" w:cs="Nirmala UI"/>
+        </w:rPr>
+        <w:t>केवल</w:t>
+      </w:r>
+      <w:proofErr w:type="spellEnd"/>
+      <w:r>
+        <w:t xml:space="preserve"> 2 </w:t>
+      </w:r>
+      <w:proofErr w:type="spellStart"/>
+      <w:r>
+        <w:rPr>
+          <w:rFonts w:ascii="Nirmala UI" w:hAnsi="Nirmala UI" w:cs="Nirmala UI"/>
+        </w:rPr>
+        <w:t>और</w:t>
+      </w:r>
+      <w:proofErr w:type="spellEnd"/>
+      <w:r>
+        <w:t xml:space="preserve"> 3</w:t>
+      </w:r>
+    </w:p>
+    <w:p>
+      <w:pPr>
+        <w:pStyle w:val="NoSpacing"/>
+      </w:pPr>
+      <w:r>
+        <w:t xml:space="preserve">(c) </w:t>
+      </w:r>
+      <w:proofErr w:type="spellStart"/>
+      <w:r>
+        <w:rPr>
+          <w:rFonts w:ascii="Nirmala UI" w:hAnsi="Nirmala UI" w:cs="Nirmala UI"/>
+        </w:rPr>
+        <w:t>केवल</w:t>
+      </w:r>
+      <w:proofErr w:type="spellEnd"/>
+      <w:r>
+        <w:t xml:space="preserve"> 1 </w:t>
+      </w:r>
+      <w:proofErr w:type="spellStart"/>
+      <w:r>
+        <w:rPr>
+          <w:rFonts w:ascii="Nirmala UI" w:hAnsi="Nirmala UI" w:cs="Nirmala UI"/>
+        </w:rPr>
+        <w:t>और</w:t>
+      </w:r>
+      <w:proofErr w:type="spellEnd"/>
+      <w:r>
+        <w:t xml:space="preserve"> 3</w:t>
+      </w:r>
+    </w:p>
+    <w:p>
+      <w:pPr>
+        <w:pStyle w:val="NoSpacing"/>
+      </w:pPr>
+      <w:r>
+        <w:t xml:space="preserve">(d) 1, 2 </w:t>
+      </w:r>
+      <w:proofErr w:type="spellStart"/>
+      <w:r>
+        <w:rPr>
+          <w:rFonts w:ascii="Nirmala UI" w:hAnsi="Nirmala UI" w:cs="Nirmala UI"/>
+        </w:rPr>
+        <w:t>और</w:t>
+      </w:r>
+      <w:proofErr w:type="spellEnd"/>
+      <w:r>
+        <w:t xml:space="preserve"> 3</w:t>
+      </w:r>
+    </w:p>
+    <w:p>
+      <w:pPr>
+        <w:pStyle w:val="NoSpacing"/>
+      </w:pPr>
+    </w:p>
+    <w:p>
+      <w:pPr>
+        <w:pStyle w:val="NoSpacing"/>
+      </w:pPr>
+      <w:proofErr w:type="spellStart"/>
+      <w:r>
+        <w:t>Answer:A</w:t>
+      </w:r>
+      <w:proofErr w:type="spellEnd"/>
+    </w:p>
+    <w:p>
+      <w:pPr>
+        <w:pStyle w:val="NoSpacing"/>
+      </w:pPr>
+    </w:p>
+    <w:p>
+      <w:pPr>
+        <w:pStyle w:val="NoSpacing"/>
+      </w:pPr>
+      <w:r>
+        <w:t>Solution</w:t>
+      </w:r>
+      <w:r>
+        <w:t>:</w:t>
+      </w:r>
+    </w:p>
+    <w:p>
+      <w:pPr>
+        <w:pStyle w:val="NoSpacing"/>
+      </w:pPr>
+      <w:proofErr w:type="spellStart"/>
+      <w:r>
+        <w:rPr>
+          <w:rFonts w:ascii="Nirmala UI" w:hAnsi="Nirmala UI" w:cs="Nirmala UI"/>
+        </w:rPr>
+        <w:t>पूर्ण</w:t>
+      </w:r>
+      <w:proofErr w:type="spellEnd"/>
+      <w:r>
+        <w:t xml:space="preserve"> </w:t>
+      </w:r>
+      <w:proofErr w:type="spellStart"/>
+      <w:r>
+        <w:rPr>
+          <w:rFonts w:ascii="Nirmala UI" w:hAnsi="Nirmala UI" w:cs="Nirmala UI"/>
+        </w:rPr>
+        <w:t>समाधान</w:t>
+      </w:r>
+      <w:proofErr w:type="spellEnd"/>
+      <w:r>
+        <w:t xml:space="preserve"> – </w:t>
+      </w:r>
+      <w:proofErr w:type="spellStart"/>
+      <w:r>
+        <w:rPr>
+          <w:rFonts w:ascii="Nirmala UI" w:hAnsi="Nirmala UI" w:cs="Nirmala UI"/>
+        </w:rPr>
+        <w:t>हिंदी</w:t>
+      </w:r>
+      <w:proofErr w:type="spellEnd"/>
+      <w:r>
+        <w:t xml:space="preserve"> (4 </w:t>
+      </w:r>
+      <w:proofErr w:type="spellStart"/>
+      <w:r>
+        <w:rPr>
+          <w:rFonts w:ascii="Nirmala UI" w:hAnsi="Nirmala UI" w:cs="Nirmala UI"/>
+        </w:rPr>
+        <w:t>खंड</w:t>
+      </w:r>
+      <w:proofErr w:type="spellEnd"/>
+      <w:r>
+        <w:t>)</w:t>
+      </w:r>
+    </w:p>
+    <w:p>
+      <w:pPr>
+        <w:pStyle w:val="NoSpacing"/>
+      </w:pPr>
+      <w:r>
+        <w:t xml:space="preserve">1) </w:t>
+      </w:r>
+      <w:proofErr w:type="spellStart"/>
+      <w:r>
+        <w:rPr>
+          <w:rFonts w:ascii="Nirmala UI" w:hAnsi="Nirmala UI" w:cs="Nirmala UI"/>
+        </w:rPr>
+        <w:t>विस्तृत</w:t>
+      </w:r>
+      <w:proofErr w:type="spellEnd"/>
+      <w:r>
+        <w:t xml:space="preserve"> </w:t>
+      </w:r>
+      <w:proofErr w:type="spellStart"/>
+      <w:r>
+        <w:rPr>
+          <w:rFonts w:ascii="Nirmala UI" w:hAnsi="Nirmala UI" w:cs="Nirmala UI"/>
+        </w:rPr>
+        <w:t>विषयवस्तु</w:t>
+      </w:r>
+      <w:proofErr w:type="spellEnd"/>
+      <w:r>
+        <w:t xml:space="preserve"> </w:t>
+      </w:r>
+      <w:proofErr w:type="spellStart"/>
+      <w:r>
+        <w:rPr>
+          <w:rFonts w:ascii="Nirmala UI" w:hAnsi="Nirmala UI" w:cs="Nirmala UI"/>
+        </w:rPr>
+        <w:t>एवं</w:t>
+      </w:r>
+      <w:proofErr w:type="spellEnd"/>
+      <w:r>
+        <w:t xml:space="preserve"> </w:t>
+      </w:r>
+      <w:proofErr w:type="spellStart"/>
+      <w:r>
+        <w:rPr>
+          <w:rFonts w:ascii="Nirmala UI" w:hAnsi="Nirmala UI" w:cs="Nirmala UI"/>
+        </w:rPr>
+        <w:t>अन्य</w:t>
+      </w:r>
+      <w:proofErr w:type="spellEnd"/>
+      <w:r>
+        <w:t xml:space="preserve"> </w:t>
+      </w:r>
+      <w:proofErr w:type="spellStart"/>
+      <w:r>
+        <w:rPr>
+          <w:rFonts w:ascii="Nirmala UI" w:hAnsi="Nirmala UI" w:cs="Nirmala UI"/>
+        </w:rPr>
+        <w:t>विकल्प</w:t>
+      </w:r>
+      <w:proofErr w:type="spellEnd"/>
+      <w:r>
+        <w:t xml:space="preserve"> </w:t>
+      </w:r>
+      <w:proofErr w:type="spellStart"/>
+      <w:r>
+        <w:rPr>
+          <w:rFonts w:ascii="Nirmala UI" w:hAnsi="Nirmala UI" w:cs="Nirmala UI"/>
+        </w:rPr>
+        <w:t>गलत</w:t>
+      </w:r>
+      <w:proofErr w:type="spellEnd"/>
+      <w:r>
+        <w:t xml:space="preserve"> </w:t>
+      </w:r>
+      <w:proofErr w:type="spellStart"/>
+      <w:r>
+        <w:rPr>
+          <w:rFonts w:ascii="Nirmala UI" w:hAnsi="Nirmala UI" w:cs="Nirmala UI"/>
+        </w:rPr>
+        <w:t>क्यों</w:t>
+      </w:r>
+      <w:proofErr w:type="spellEnd"/>
+      <w:r>
+        <w:t xml:space="preserve"> </w:t>
+      </w:r>
+      <w:proofErr w:type="spellStart"/>
+      <w:r>
+        <w:rPr>
+          <w:rFonts w:ascii="Nirmala UI" w:hAnsi="Nirmala UI" w:cs="Nirmala UI"/>
+        </w:rPr>
+        <w:t>हैं</w:t>
+      </w:r>
+      <w:proofErr w:type="spellEnd"/>
+      <w:r>
+        <w:t xml:space="preserve"> </w:t>
+      </w:r>
+      <w:proofErr w:type="spellStart"/>
+      <w:r>
+        <w:rPr>
+          <w:rFonts w:ascii="Nirmala UI" w:hAnsi="Nirmala UI" w:cs="Nirmala UI"/>
+        </w:rPr>
+        <w:t>कथन</w:t>
+      </w:r>
+      <w:proofErr w:type="spellEnd"/>
+      <w:r>
+        <w:t xml:space="preserve"> 1 </w:t>
+      </w:r>
+      <w:proofErr w:type="spellStart"/>
+      <w:r>
+        <w:rPr>
+          <w:rFonts w:ascii="Nirmala UI" w:hAnsi="Nirmala UI" w:cs="Nirmala UI"/>
+        </w:rPr>
+        <w:t>सही</w:t>
+      </w:r>
+      <w:proofErr w:type="spellEnd"/>
+      <w:r>
+        <w:t xml:space="preserve"> </w:t>
+      </w:r>
+      <w:proofErr w:type="spellStart"/>
+      <w:r>
+        <w:rPr>
+          <w:rFonts w:ascii="Nirmala UI" w:hAnsi="Nirmala UI" w:cs="Nirmala UI"/>
+        </w:rPr>
+        <w:t>है</w:t>
+      </w:r>
+      <w:proofErr w:type="spellEnd"/>
+      <w:r>
+        <w:t xml:space="preserve"> </w:t>
+      </w:r>
+      <w:proofErr w:type="spellStart"/>
+      <w:r>
+        <w:rPr>
+          <w:rFonts w:ascii="Nirmala UI" w:hAnsi="Nirmala UI" w:cs="Nirmala UI"/>
+        </w:rPr>
+        <w:t>क्योंकि</w:t>
+      </w:r>
+      <w:proofErr w:type="spellEnd"/>
+      <w:r>
+        <w:t xml:space="preserve"> </w:t>
+      </w:r>
+      <w:proofErr w:type="spellStart"/>
+      <w:r>
+        <w:rPr>
+          <w:rFonts w:ascii="Nirmala UI" w:hAnsi="Nirmala UI" w:cs="Nirmala UI"/>
+        </w:rPr>
+        <w:t>घनी</w:t>
+      </w:r>
+      <w:proofErr w:type="spellEnd"/>
+      <w:r>
+        <w:t xml:space="preserve"> </w:t>
+      </w:r>
+      <w:proofErr w:type="spellStart"/>
+      <w:r>
+        <w:rPr>
+          <w:rFonts w:ascii="Nirmala UI" w:hAnsi="Nirmala UI" w:cs="Nirmala UI"/>
+        </w:rPr>
+        <w:t>इमारतें</w:t>
+      </w:r>
+      <w:proofErr w:type="spellEnd"/>
+      <w:r>
+        <w:t xml:space="preserve">, </w:t>
+      </w:r>
+      <w:proofErr w:type="spellStart"/>
+      <w:r>
+        <w:rPr>
+          <w:rFonts w:ascii="Nirmala UI" w:hAnsi="Nirmala UI" w:cs="Nirmala UI"/>
+        </w:rPr>
+        <w:t>कंक्रीट</w:t>
+      </w:r>
+      <w:proofErr w:type="spellEnd"/>
+      <w:r>
+        <w:t xml:space="preserve"> </w:t>
+      </w:r>
+      <w:proofErr w:type="spellStart"/>
+      <w:r>
+        <w:rPr>
+          <w:rFonts w:ascii="Nirmala UI" w:hAnsi="Nirmala UI" w:cs="Nirmala UI"/>
+        </w:rPr>
+        <w:t>संरचना</w:t>
+      </w:r>
+      <w:proofErr w:type="spellEnd"/>
+      <w:r>
+        <w:t xml:space="preserve"> </w:t>
+      </w:r>
+      <w:proofErr w:type="spellStart"/>
+      <w:r>
+        <w:rPr>
+          <w:rFonts w:ascii="Nirmala UI" w:hAnsi="Nirmala UI" w:cs="Nirmala UI"/>
+        </w:rPr>
+        <w:t>और</w:t>
+      </w:r>
+      <w:proofErr w:type="spellEnd"/>
+      <w:r>
+        <w:t xml:space="preserve"> </w:t>
+      </w:r>
+      <w:proofErr w:type="spellStart"/>
+      <w:r>
+        <w:rPr>
+          <w:rFonts w:ascii="Nirmala UI" w:hAnsi="Nirmala UI" w:cs="Nirmala UI"/>
+        </w:rPr>
+        <w:t>हरित</w:t>
+      </w:r>
+      <w:proofErr w:type="spellEnd"/>
+      <w:r>
+        <w:t xml:space="preserve"> </w:t>
+      </w:r>
+      <w:proofErr w:type="spellStart"/>
+      <w:r>
+        <w:rPr>
+          <w:rFonts w:ascii="Nirmala UI" w:hAnsi="Nirmala UI" w:cs="Nirmala UI"/>
+        </w:rPr>
+        <w:t>क्षेत्र</w:t>
+      </w:r>
+      <w:proofErr w:type="spellEnd"/>
+      <w:r>
+        <w:t xml:space="preserve"> </w:t>
+      </w:r>
+      <w:proofErr w:type="spellStart"/>
+      <w:r>
+        <w:rPr>
+          <w:rFonts w:ascii="Nirmala UI" w:hAnsi="Nirmala UI" w:cs="Nirmala UI"/>
+        </w:rPr>
+        <w:t>की</w:t>
+      </w:r>
+      <w:proofErr w:type="spellEnd"/>
+      <w:r>
+        <w:t xml:space="preserve"> </w:t>
+      </w:r>
+      <w:proofErr w:type="spellStart"/>
+      <w:r>
+        <w:rPr>
+          <w:rFonts w:ascii="Nirmala UI" w:hAnsi="Nirmala UI" w:cs="Nirmala UI"/>
+        </w:rPr>
+        <w:t>कमी</w:t>
+      </w:r>
+      <w:proofErr w:type="spellEnd"/>
+      <w:r>
+        <w:t xml:space="preserve"> </w:t>
+      </w:r>
+      <w:proofErr w:type="spellStart"/>
+      <w:r>
+        <w:rPr>
+          <w:rFonts w:ascii="Nirmala UI" w:hAnsi="Nirmala UI" w:cs="Nirmala UI"/>
+        </w:rPr>
+        <w:t>के</w:t>
+      </w:r>
+      <w:proofErr w:type="spellEnd"/>
+      <w:r>
+        <w:t xml:space="preserve"> </w:t>
+      </w:r>
+      <w:proofErr w:type="spellStart"/>
+      <w:r>
+        <w:rPr>
+          <w:rFonts w:ascii="Nirmala UI" w:hAnsi="Nirmala UI" w:cs="Nirmala UI"/>
+        </w:rPr>
+        <w:t>कारण</w:t>
+      </w:r>
+      <w:proofErr w:type="spellEnd"/>
+      <w:r>
+        <w:t xml:space="preserve"> </w:t>
+      </w:r>
+      <w:proofErr w:type="spellStart"/>
+      <w:r>
+        <w:rPr>
+          <w:rFonts w:ascii="Nirmala UI" w:hAnsi="Nirmala UI" w:cs="Nirmala UI"/>
+        </w:rPr>
+        <w:t>शहरों</w:t>
+      </w:r>
+      <w:proofErr w:type="spellEnd"/>
+      <w:r>
+        <w:t xml:space="preserve"> </w:t>
+      </w:r>
+      <w:proofErr w:type="spellStart"/>
+      <w:r>
+        <w:rPr>
+          <w:rFonts w:ascii="Nirmala UI" w:hAnsi="Nirmala UI" w:cs="Nirmala UI"/>
+        </w:rPr>
+        <w:t>में</w:t>
+      </w:r>
+      <w:proofErr w:type="spellEnd"/>
+      <w:r>
+        <w:t xml:space="preserve"> </w:t>
+      </w:r>
+      <w:proofErr w:type="spellStart"/>
+      <w:r>
+        <w:rPr>
+          <w:rFonts w:ascii="Nirmala UI" w:hAnsi="Nirmala UI" w:cs="Nirmala UI"/>
+        </w:rPr>
+        <w:t>तापमान</w:t>
+      </w:r>
+      <w:proofErr w:type="spellEnd"/>
+      <w:r>
+        <w:t xml:space="preserve"> </w:t>
+      </w:r>
+      <w:proofErr w:type="spellStart"/>
+      <w:r>
+        <w:rPr>
+          <w:rFonts w:ascii="Nirmala UI" w:hAnsi="Nirmala UI" w:cs="Nirmala UI"/>
+        </w:rPr>
+        <w:t>अधिक</w:t>
+      </w:r>
+      <w:proofErr w:type="spellEnd"/>
+      <w:r>
+        <w:t xml:space="preserve"> </w:t>
+      </w:r>
+      <w:proofErr w:type="spellStart"/>
+      <w:r>
+        <w:rPr>
+          <w:rFonts w:ascii="Nirmala UI" w:hAnsi="Nirmala UI" w:cs="Nirmala UI"/>
+        </w:rPr>
+        <w:t>रहता</w:t>
+      </w:r>
+      <w:proofErr w:type="spellEnd"/>
+      <w:r>
+        <w:t xml:space="preserve"> </w:t>
+      </w:r>
+      <w:proofErr w:type="spellStart"/>
+      <w:r>
+        <w:rPr>
+          <w:rFonts w:ascii="Nirmala UI" w:hAnsi="Nirmala UI" w:cs="Nirmala UI"/>
+        </w:rPr>
+        <w:t>है</w:t>
+      </w:r>
+      <w:proofErr w:type="spellEnd"/>
+      <w:r>
+        <w:rPr>
+          <w:rFonts w:ascii="Nirmala UI" w:hAnsi="Nirmala UI" w:cs="Nirmala UI"/>
+        </w:rPr>
+        <w:t>।</w:t>
+      </w:r>
+      <w:r>
+        <w:t xml:space="preserve"> </w:t>
+      </w:r>
+      <w:proofErr w:type="spellStart"/>
+      <w:r>
+        <w:rPr>
+          <w:rFonts w:ascii="Nirmala UI" w:hAnsi="Nirmala UI" w:cs="Nirmala UI"/>
+        </w:rPr>
+        <w:t>कथन</w:t>
+      </w:r>
+      <w:proofErr w:type="spellEnd"/>
+      <w:r>
+        <w:t xml:space="preserve"> 2 </w:t>
+      </w:r>
+      <w:proofErr w:type="spellStart"/>
+      <w:r>
+        <w:rPr>
+          <w:rFonts w:ascii="Nirmala UI" w:hAnsi="Nirmala UI" w:cs="Nirmala UI"/>
+        </w:rPr>
+        <w:t>सही</w:t>
+      </w:r>
+      <w:proofErr w:type="spellEnd"/>
+      <w:r>
+        <w:t xml:space="preserve"> </w:t>
+      </w:r>
+      <w:proofErr w:type="spellStart"/>
+      <w:r>
+        <w:rPr>
+          <w:rFonts w:ascii="Nirmala UI" w:hAnsi="Nirmala UI" w:cs="Nirmala UI"/>
+        </w:rPr>
+        <w:t>है</w:t>
+      </w:r>
+      <w:proofErr w:type="spellEnd"/>
+      <w:r>
+        <w:t xml:space="preserve"> </w:t>
+      </w:r>
+      <w:proofErr w:type="spellStart"/>
+      <w:r>
+        <w:rPr>
+          <w:rFonts w:ascii="Nirmala UI" w:hAnsi="Nirmala UI" w:cs="Nirmala UI"/>
+        </w:rPr>
+        <w:t>क्योंकि</w:t>
+      </w:r>
+      <w:proofErr w:type="spellEnd"/>
+      <w:r>
+        <w:t xml:space="preserve"> </w:t>
+      </w:r>
+      <w:proofErr w:type="spellStart"/>
+      <w:r>
+        <w:rPr>
+          <w:rFonts w:ascii="Nirmala UI" w:hAnsi="Nirmala UI" w:cs="Nirmala UI"/>
+        </w:rPr>
+        <w:t>दिल्ली</w:t>
+      </w:r>
+      <w:proofErr w:type="spellEnd"/>
+      <w:r>
+        <w:t xml:space="preserve"> </w:t>
+      </w:r>
+      <w:proofErr w:type="spellStart"/>
+      <w:r>
+        <w:rPr>
+          <w:rFonts w:ascii="Nirmala UI" w:hAnsi="Nirmala UI" w:cs="Nirmala UI"/>
+        </w:rPr>
+        <w:t>में</w:t>
+      </w:r>
+      <w:proofErr w:type="spellEnd"/>
+      <w:r>
+        <w:t xml:space="preserve"> </w:t>
+      </w:r>
+      <w:proofErr w:type="spellStart"/>
+      <w:r>
+        <w:rPr>
+          <w:rFonts w:ascii="Nirmala UI" w:hAnsi="Nirmala UI" w:cs="Nirmala UI"/>
+        </w:rPr>
+        <w:t>भूजल</w:t>
+      </w:r>
+      <w:proofErr w:type="spellEnd"/>
+      <w:r>
+        <w:t xml:space="preserve"> </w:t>
+      </w:r>
+      <w:proofErr w:type="spellStart"/>
+      <w:r>
+        <w:rPr>
+          <w:rFonts w:ascii="Nirmala UI" w:hAnsi="Nirmala UI" w:cs="Nirmala UI"/>
+        </w:rPr>
+        <w:t>का</w:t>
+      </w:r>
+      <w:proofErr w:type="spellEnd"/>
+      <w:r>
+        <w:t xml:space="preserve"> </w:t>
+      </w:r>
+      <w:proofErr w:type="spellStart"/>
+      <w:r>
+        <w:rPr>
+          <w:rFonts w:ascii="Nirmala UI" w:hAnsi="Nirmala UI" w:cs="Nirmala UI"/>
+        </w:rPr>
+        <w:t>उपयोग</w:t>
+      </w:r>
+      <w:proofErr w:type="spellEnd"/>
+      <w:r>
+        <w:t xml:space="preserve"> </w:t>
+      </w:r>
+      <w:proofErr w:type="spellStart"/>
+      <w:r>
+        <w:rPr>
+          <w:rFonts w:ascii="Nirmala UI" w:hAnsi="Nirmala UI" w:cs="Nirmala UI"/>
+        </w:rPr>
+        <w:t>पुनर्भरण</w:t>
+      </w:r>
+      <w:proofErr w:type="spellEnd"/>
+      <w:r>
+        <w:t xml:space="preserve"> </w:t>
+      </w:r>
+      <w:proofErr w:type="spellStart"/>
+      <w:r>
+        <w:rPr>
+          <w:rFonts w:ascii="Nirmala UI" w:hAnsi="Nirmala UI" w:cs="Nirmala UI"/>
+        </w:rPr>
+        <w:t>क्षमता</w:t>
+      </w:r>
+      <w:proofErr w:type="spellEnd"/>
+      <w:r>
+        <w:t xml:space="preserve"> </w:t>
+      </w:r>
+      <w:proofErr w:type="spellStart"/>
+      <w:r>
+        <w:rPr>
+          <w:rFonts w:ascii="Nirmala UI" w:hAnsi="Nirmala UI" w:cs="Nirmala UI"/>
+        </w:rPr>
+        <w:t>से</w:t>
+      </w:r>
+      <w:proofErr w:type="spellEnd"/>
+      <w:r>
+        <w:t xml:space="preserve"> </w:t>
+      </w:r>
+      <w:proofErr w:type="spellStart"/>
+      <w:r>
+        <w:rPr>
+          <w:rFonts w:ascii="Nirmala UI" w:hAnsi="Nirmala UI" w:cs="Nirmala UI"/>
+        </w:rPr>
+        <w:t>अधिक</w:t>
+      </w:r>
+      <w:proofErr w:type="spellEnd"/>
+      <w:r>
+        <w:t xml:space="preserve"> </w:t>
+      </w:r>
+      <w:proofErr w:type="spellStart"/>
+      <w:r>
+        <w:rPr>
+          <w:rFonts w:ascii="Nirmala UI" w:hAnsi="Nirmala UI" w:cs="Nirmala UI"/>
+        </w:rPr>
+        <w:t>हो</w:t>
+      </w:r>
+      <w:proofErr w:type="spellEnd"/>
+      <w:r>
+        <w:t xml:space="preserve"> </w:t>
+      </w:r>
+      <w:proofErr w:type="spellStart"/>
+      <w:r>
+        <w:rPr>
+          <w:rFonts w:ascii="Nirmala UI" w:hAnsi="Nirmala UI" w:cs="Nirmala UI"/>
+        </w:rPr>
+        <w:t>चुका</w:t>
+      </w:r>
+      <w:proofErr w:type="spellEnd"/>
+      <w:r>
+        <w:t xml:space="preserve"> </w:t>
+      </w:r>
+      <w:proofErr w:type="spellStart"/>
+      <w:r>
+        <w:rPr>
+          <w:rFonts w:ascii="Nirmala UI" w:hAnsi="Nirmala UI" w:cs="Nirmala UI"/>
+        </w:rPr>
+        <w:t>है</w:t>
+      </w:r>
+      <w:proofErr w:type="spellEnd"/>
+      <w:r>
+        <w:rPr>
+          <w:rFonts w:ascii="Nirmala UI" w:hAnsi="Nirmala UI" w:cs="Nirmala UI"/>
+        </w:rPr>
+        <w:t>।</w:t>
+      </w:r>
+      <w:r>
+        <w:t xml:space="preserve"> </w:t>
+      </w:r>
+      <w:proofErr w:type="spellStart"/>
+      <w:r>
+        <w:rPr>
+          <w:rFonts w:ascii="Nirmala UI" w:hAnsi="Nirmala UI" w:cs="Nirmala UI"/>
+        </w:rPr>
+        <w:t>कथन</w:t>
+      </w:r>
+      <w:proofErr w:type="spellEnd"/>
+      <w:r>
+        <w:t xml:space="preserve"> 3 </w:t>
+      </w:r>
+      <w:proofErr w:type="spellStart"/>
+      <w:r>
+        <w:rPr>
+          <w:rFonts w:ascii="Nirmala UI" w:hAnsi="Nirmala UI" w:cs="Nirmala UI"/>
+        </w:rPr>
+        <w:t>गलत</w:t>
+      </w:r>
+      <w:proofErr w:type="spellEnd"/>
+      <w:r>
+        <w:t xml:space="preserve"> </w:t>
+      </w:r>
+      <w:proofErr w:type="spellStart"/>
+      <w:r>
+        <w:rPr>
+          <w:rFonts w:ascii="Nirmala UI" w:hAnsi="Nirmala UI" w:cs="Nirmala UI"/>
+        </w:rPr>
+        <w:t>है</w:t>
+      </w:r>
+      <w:proofErr w:type="spellEnd"/>
+      <w:r>
+        <w:t xml:space="preserve"> </w:t>
+      </w:r>
+      <w:proofErr w:type="spellStart"/>
+      <w:r>
+        <w:rPr>
+          <w:rFonts w:ascii="Nirmala UI" w:hAnsi="Nirmala UI" w:cs="Nirmala UI"/>
+        </w:rPr>
+        <w:t>क्योंकि</w:t>
+      </w:r>
+      <w:proofErr w:type="spellEnd"/>
+      <w:r>
+        <w:t xml:space="preserve"> </w:t>
+      </w:r>
+      <w:proofErr w:type="spellStart"/>
+      <w:r>
+        <w:rPr>
+          <w:rFonts w:ascii="Nirmala UI" w:hAnsi="Nirmala UI" w:cs="Nirmala UI"/>
+        </w:rPr>
+        <w:t>हीट</w:t>
+      </w:r>
+      <w:proofErr w:type="spellEnd"/>
+      <w:r>
+        <w:t xml:space="preserve"> </w:t>
+      </w:r>
+      <w:proofErr w:type="spellStart"/>
+      <w:r>
+        <w:rPr>
+          <w:rFonts w:ascii="Nirmala UI" w:hAnsi="Nirmala UI" w:cs="Nirmala UI"/>
+        </w:rPr>
+        <w:t>एक्शन</w:t>
+      </w:r>
+      <w:proofErr w:type="spellEnd"/>
+      <w:r>
+        <w:t xml:space="preserve"> </w:t>
+      </w:r>
+      <w:proofErr w:type="spellStart"/>
+      <w:r>
+        <w:rPr>
+          <w:rFonts w:ascii="Nirmala UI" w:hAnsi="Nirmala UI" w:cs="Nirmala UI"/>
+        </w:rPr>
+        <w:t>प्लान</w:t>
+      </w:r>
+      <w:proofErr w:type="spellEnd"/>
+      <w:r>
+        <w:t xml:space="preserve"> </w:t>
+      </w:r>
+      <w:proofErr w:type="spellStart"/>
+      <w:r>
+        <w:rPr>
+          <w:rFonts w:ascii="Nirmala UI" w:hAnsi="Nirmala UI" w:cs="Nirmala UI"/>
+        </w:rPr>
+        <w:t>नीति</w:t>
+      </w:r>
+      <w:proofErr w:type="spellEnd"/>
+      <w:r>
+        <w:t xml:space="preserve"> </w:t>
+      </w:r>
+      <w:proofErr w:type="spellStart"/>
+      <w:r>
+        <w:rPr>
+          <w:rFonts w:ascii="Nirmala UI" w:hAnsi="Nirmala UI" w:cs="Nirmala UI"/>
+        </w:rPr>
+        <w:t>आधारित</w:t>
+      </w:r>
+      <w:proofErr w:type="spellEnd"/>
+      <w:r>
+        <w:t xml:space="preserve"> </w:t>
+      </w:r>
+      <w:proofErr w:type="spellStart"/>
+      <w:r>
+        <w:rPr>
+          <w:rFonts w:ascii="Nirmala UI" w:hAnsi="Nirmala UI" w:cs="Nirmala UI"/>
+        </w:rPr>
+        <w:t>हैं</w:t>
+      </w:r>
+      <w:proofErr w:type="spellEnd"/>
+      <w:r>
+        <w:t xml:space="preserve">, </w:t>
+      </w:r>
+      <w:r>
+        <w:rPr>
+          <w:rFonts w:ascii="Nirmala UI" w:hAnsi="Nirmala UI" w:cs="Nirmala UI"/>
+        </w:rPr>
+        <w:t>न</w:t>
+      </w:r>
+      <w:r>
+        <w:t xml:space="preserve"> </w:t>
+      </w:r>
+      <w:proofErr w:type="spellStart"/>
+      <w:r>
+        <w:rPr>
+          <w:rFonts w:ascii="Nirmala UI" w:hAnsi="Nirmala UI" w:cs="Nirmala UI"/>
+        </w:rPr>
+        <w:t>कि</w:t>
+      </w:r>
+      <w:proofErr w:type="spellEnd"/>
+      <w:r>
+        <w:t xml:space="preserve"> </w:t>
+      </w:r>
+      <w:proofErr w:type="spellStart"/>
+      <w:r>
+        <w:rPr>
+          <w:rFonts w:ascii="Nirmala UI" w:hAnsi="Nirmala UI" w:cs="Nirmala UI"/>
+        </w:rPr>
+        <w:t>आपदा</w:t>
+      </w:r>
+      <w:proofErr w:type="spellEnd"/>
+      <w:r>
+        <w:t xml:space="preserve"> </w:t>
+      </w:r>
+      <w:proofErr w:type="spellStart"/>
+      <w:r>
+        <w:rPr>
+          <w:rFonts w:ascii="Nirmala UI" w:hAnsi="Nirmala UI" w:cs="Nirmala UI"/>
+        </w:rPr>
+        <w:t>प्रबंधन</w:t>
+      </w:r>
+      <w:proofErr w:type="spellEnd"/>
+      <w:r>
+        <w:t xml:space="preserve"> </w:t>
+      </w:r>
+      <w:proofErr w:type="spellStart"/>
+      <w:r>
+        <w:rPr>
+          <w:rFonts w:ascii="Nirmala UI" w:hAnsi="Nirmala UI" w:cs="Nirmala UI"/>
+        </w:rPr>
+        <w:t>अधिनियम</w:t>
+      </w:r>
+      <w:proofErr w:type="spellEnd"/>
+      <w:r>
+        <w:t xml:space="preserve"> </w:t>
+      </w:r>
+      <w:proofErr w:type="spellStart"/>
+      <w:r>
+        <w:rPr>
+          <w:rFonts w:ascii="Nirmala UI" w:hAnsi="Nirmala UI" w:cs="Nirmala UI"/>
+        </w:rPr>
+        <w:t>के</w:t>
+      </w:r>
+      <w:proofErr w:type="spellEnd"/>
+      <w:r>
+        <w:t xml:space="preserve"> </w:t>
+      </w:r>
+      <w:proofErr w:type="spellStart"/>
+      <w:r>
+        <w:rPr>
+          <w:rFonts w:ascii="Nirmala UI" w:hAnsi="Nirmala UI" w:cs="Nirmala UI"/>
+        </w:rPr>
+        <w:t>अंतर्गत</w:t>
+      </w:r>
+      <w:proofErr w:type="spellEnd"/>
+      <w:r>
+        <w:t xml:space="preserve"> </w:t>
+      </w:r>
+      <w:proofErr w:type="spellStart"/>
+      <w:r>
+        <w:rPr>
+          <w:rFonts w:ascii="Nirmala UI" w:hAnsi="Nirmala UI" w:cs="Nirmala UI"/>
+        </w:rPr>
+        <w:t>कानूनी</w:t>
+      </w:r>
+      <w:proofErr w:type="spellEnd"/>
+      <w:r>
+        <w:t xml:space="preserve"> </w:t>
+      </w:r>
+      <w:proofErr w:type="spellStart"/>
+      <w:r>
+        <w:rPr>
+          <w:rFonts w:ascii="Nirmala UI" w:hAnsi="Nirmala UI" w:cs="Nirmala UI"/>
+        </w:rPr>
+        <w:t>रूप</w:t>
+      </w:r>
+      <w:proofErr w:type="spellEnd"/>
+      <w:r>
+        <w:t xml:space="preserve"> </w:t>
+      </w:r>
+      <w:proofErr w:type="spellStart"/>
+      <w:r>
+        <w:rPr>
+          <w:rFonts w:ascii="Nirmala UI" w:hAnsi="Nirmala UI" w:cs="Nirmala UI"/>
+        </w:rPr>
+        <w:t>से</w:t>
+      </w:r>
+      <w:proofErr w:type="spellEnd"/>
+      <w:r>
+        <w:t xml:space="preserve"> </w:t>
+      </w:r>
+      <w:proofErr w:type="spellStart"/>
+      <w:r>
+        <w:rPr>
+          <w:rFonts w:ascii="Nirmala UI" w:hAnsi="Nirmala UI" w:cs="Nirmala UI"/>
+        </w:rPr>
+        <w:t>बाध्यकारी</w:t>
+      </w:r>
+      <w:proofErr w:type="spellEnd"/>
+      <w:r>
+        <w:rPr>
+          <w:rFonts w:ascii="Nirmala UI" w:hAnsi="Nirmala UI" w:cs="Nirmala UI"/>
+        </w:rPr>
+        <w:t>।</w:t>
+      </w:r>
+    </w:p>
+    <w:p>
+      <w:pPr>
+        <w:pStyle w:val="NoSpacing"/>
+      </w:pPr>
+      <w:r>
+        <w:t xml:space="preserve">2) </w:t>
+      </w:r>
+      <w:proofErr w:type="spellStart"/>
+      <w:r>
+        <w:rPr>
+          <w:rFonts w:ascii="Nirmala UI" w:hAnsi="Nirmala UI" w:cs="Nirmala UI"/>
+        </w:rPr>
+        <w:t>एप्टीट्यूड</w:t>
+      </w:r>
+      <w:proofErr w:type="spellEnd"/>
+      <w:r>
+        <w:t xml:space="preserve"> (</w:t>
+      </w:r>
+      <w:proofErr w:type="spellStart"/>
+      <w:r>
+        <w:rPr>
+          <w:rFonts w:ascii="Nirmala UI" w:hAnsi="Nirmala UI" w:cs="Nirmala UI"/>
+        </w:rPr>
+        <w:t>संकेत</w:t>
+      </w:r>
+      <w:proofErr w:type="spellEnd"/>
+      <w:r>
+        <w:t xml:space="preserve">) UPSC </w:t>
+      </w:r>
+      <w:proofErr w:type="spellStart"/>
+      <w:r>
+        <w:rPr>
+          <w:rFonts w:ascii="Nirmala UI" w:hAnsi="Nirmala UI" w:cs="Nirmala UI"/>
+        </w:rPr>
+        <w:t>में</w:t>
+      </w:r>
+      <w:proofErr w:type="spellEnd"/>
+      <w:r>
+        <w:t xml:space="preserve"> “</w:t>
+      </w:r>
+      <w:proofErr w:type="spellStart"/>
+      <w:r>
+        <w:rPr>
+          <w:rFonts w:ascii="Nirmala UI" w:hAnsi="Nirmala UI" w:cs="Nirmala UI"/>
+        </w:rPr>
+        <w:t>कानूनी</w:t>
+      </w:r>
+      <w:proofErr w:type="spellEnd"/>
+      <w:r>
+        <w:t xml:space="preserve"> </w:t>
+      </w:r>
+      <w:proofErr w:type="spellStart"/>
+      <w:r>
+        <w:rPr>
+          <w:rFonts w:ascii="Nirmala UI" w:hAnsi="Nirmala UI" w:cs="Nirmala UI"/>
+        </w:rPr>
+        <w:t>रूप</w:t>
+      </w:r>
+      <w:proofErr w:type="spellEnd"/>
+      <w:r>
+        <w:t xml:space="preserve"> </w:t>
+      </w:r>
+      <w:proofErr w:type="spellStart"/>
+      <w:r>
+        <w:rPr>
+          <w:rFonts w:ascii="Nirmala UI" w:hAnsi="Nirmala UI" w:cs="Nirmala UI"/>
+        </w:rPr>
+        <w:t>से</w:t>
+      </w:r>
+      <w:proofErr w:type="spellEnd"/>
+      <w:r>
+        <w:t xml:space="preserve"> </w:t>
+      </w:r>
+      <w:proofErr w:type="spellStart"/>
+      <w:r>
+        <w:rPr>
+          <w:rFonts w:ascii="Nirmala UI" w:hAnsi="Nirmala UI" w:cs="Nirmala UI"/>
+        </w:rPr>
+        <w:t>अनिवार्य</w:t>
+      </w:r>
+      <w:proofErr w:type="spellEnd"/>
+      <w:r>
+        <w:rPr>
+          <w:rFonts w:hint="eastAsia"/>
+        </w:rPr>
+        <w:t>”</w:t>
+      </w:r>
+      <w:r>
+        <w:t xml:space="preserve"> </w:t>
+      </w:r>
+      <w:proofErr w:type="spellStart"/>
+      <w:r>
+        <w:rPr>
+          <w:rFonts w:ascii="Nirmala UI" w:hAnsi="Nirmala UI" w:cs="Nirmala UI"/>
+        </w:rPr>
+        <w:t>जैसे</w:t>
+      </w:r>
+      <w:proofErr w:type="spellEnd"/>
+      <w:r>
+        <w:t xml:space="preserve"> </w:t>
+      </w:r>
+      <w:proofErr w:type="spellStart"/>
+      <w:r>
+        <w:rPr>
+          <w:rFonts w:ascii="Nirmala UI" w:hAnsi="Nirmala UI" w:cs="Nirmala UI"/>
+        </w:rPr>
+        <w:t>शब्द</w:t>
+      </w:r>
+      <w:proofErr w:type="spellEnd"/>
+      <w:r>
+        <w:t xml:space="preserve"> </w:t>
+      </w:r>
+      <w:proofErr w:type="spellStart"/>
+      <w:r>
+        <w:rPr>
+          <w:rFonts w:ascii="Nirmala UI" w:hAnsi="Nirmala UI" w:cs="Nirmala UI"/>
+        </w:rPr>
+        <w:t>अक्सर</w:t>
+      </w:r>
+      <w:proofErr w:type="spellEnd"/>
+      <w:r>
+        <w:t xml:space="preserve"> </w:t>
+      </w:r>
+      <w:proofErr w:type="spellStart"/>
+      <w:r>
+        <w:rPr>
+          <w:rFonts w:ascii="Nirmala UI" w:hAnsi="Nirmala UI" w:cs="Nirmala UI"/>
+        </w:rPr>
+        <w:t>कथन</w:t>
+      </w:r>
+      <w:proofErr w:type="spellEnd"/>
+      <w:r>
+        <w:t xml:space="preserve"> </w:t>
+      </w:r>
+      <w:proofErr w:type="spellStart"/>
+      <w:r>
+        <w:rPr>
+          <w:rFonts w:ascii="Nirmala UI" w:hAnsi="Nirmala UI" w:cs="Nirmala UI"/>
+        </w:rPr>
+        <w:t>को</w:t>
+      </w:r>
+      <w:proofErr w:type="spellEnd"/>
+      <w:r>
+        <w:t xml:space="preserve"> </w:t>
+      </w:r>
+      <w:proofErr w:type="spellStart"/>
+      <w:r>
+        <w:rPr>
+          <w:rFonts w:ascii="Nirmala UI" w:hAnsi="Nirmala UI" w:cs="Nirmala UI"/>
+        </w:rPr>
+        <w:t>गलत</w:t>
+      </w:r>
+      <w:proofErr w:type="spellEnd"/>
+      <w:r>
+        <w:t xml:space="preserve"> </w:t>
+      </w:r>
+      <w:proofErr w:type="spellStart"/>
+      <w:r>
+        <w:rPr>
+          <w:rFonts w:ascii="Nirmala UI" w:hAnsi="Nirmala UI" w:cs="Nirmala UI"/>
+        </w:rPr>
+        <w:t>बना</w:t>
+      </w:r>
+      <w:proofErr w:type="spellEnd"/>
+      <w:r>
+        <w:t xml:space="preserve"> </w:t>
+      </w:r>
+      <w:proofErr w:type="spellStart"/>
+      <w:r>
+        <w:rPr>
+          <w:rFonts w:ascii="Nirmala UI" w:hAnsi="Nirmala UI" w:cs="Nirmala UI"/>
+        </w:rPr>
+        <w:t>देते</w:t>
+      </w:r>
+      <w:proofErr w:type="spellEnd"/>
+      <w:r>
+        <w:t xml:space="preserve"> </w:t>
+      </w:r>
+      <w:proofErr w:type="spellStart"/>
+      <w:r>
+        <w:rPr>
+          <w:rFonts w:ascii="Nirmala UI" w:hAnsi="Nirmala UI" w:cs="Nirmala UI"/>
+        </w:rPr>
+        <w:t>हैं</w:t>
+      </w:r>
+      <w:proofErr w:type="spellEnd"/>
+      <w:r>
+        <w:rPr>
+          <w:rFonts w:ascii="Nirmala UI" w:hAnsi="Nirmala UI" w:cs="Nirmala UI"/>
+        </w:rPr>
+        <w:t>।</w:t>
+      </w:r>
+    </w:p>
+    <w:p>
+      <w:pPr>
+        <w:pStyle w:val="NoSpacing"/>
+      </w:pPr>
+      <w:r>
+        <w:t xml:space="preserve">3) PYQ </w:t>
+      </w:r>
+      <w:proofErr w:type="spellStart"/>
+      <w:r>
+        <w:rPr>
+          <w:rFonts w:ascii="Nirmala UI" w:hAnsi="Nirmala UI" w:cs="Nirmala UI"/>
+        </w:rPr>
+        <w:t>से</w:t>
+      </w:r>
+      <w:proofErr w:type="spellEnd"/>
+      <w:r>
+        <w:t xml:space="preserve"> </w:t>
+      </w:r>
+      <w:proofErr w:type="spellStart"/>
+      <w:r>
+        <w:rPr>
+          <w:rFonts w:ascii="Nirmala UI" w:hAnsi="Nirmala UI" w:cs="Nirmala UI"/>
+        </w:rPr>
+        <w:t>संबं</w:t>
+      </w:r>
+      <w:proofErr w:type="spellEnd"/>
+      <w:r>
+        <w:t xml:space="preserve"> 2019: </w:t>
+      </w:r>
+      <w:proofErr w:type="spellStart"/>
+      <w:r>
+        <w:rPr>
+          <w:rFonts w:ascii="Nirmala UI" w:hAnsi="Nirmala UI" w:cs="Nirmala UI"/>
+        </w:rPr>
+        <w:t>शहरी</w:t>
+      </w:r>
+      <w:proofErr w:type="spellEnd"/>
+      <w:r>
+        <w:t xml:space="preserve"> </w:t>
+      </w:r>
+      <w:proofErr w:type="spellStart"/>
+      <w:r>
+        <w:rPr>
+          <w:rFonts w:ascii="Nirmala UI" w:hAnsi="Nirmala UI" w:cs="Nirmala UI"/>
+        </w:rPr>
+        <w:t>ऊष्मा</w:t>
+      </w:r>
+      <w:proofErr w:type="spellEnd"/>
+      <w:r>
+        <w:t xml:space="preserve"> </w:t>
+      </w:r>
+      <w:proofErr w:type="spellStart"/>
+      <w:r>
+        <w:rPr>
+          <w:rFonts w:ascii="Nirmala UI" w:hAnsi="Nirmala UI" w:cs="Nirmala UI"/>
+        </w:rPr>
+        <w:t>द्वीप</w:t>
+      </w:r>
+      <w:proofErr w:type="spellEnd"/>
+      <w:r>
+        <w:t xml:space="preserve"> </w:t>
+      </w:r>
+      <w:proofErr w:type="spellStart"/>
+      <w:r>
+        <w:rPr>
+          <w:rFonts w:ascii="Nirmala UI" w:hAnsi="Nirmala UI" w:cs="Nirmala UI"/>
+        </w:rPr>
+        <w:t>प्रभाव</w:t>
+      </w:r>
+      <w:proofErr w:type="spellEnd"/>
+      <w:r>
+        <w:t xml:space="preserve"> 2020: </w:t>
+      </w:r>
+      <w:proofErr w:type="spellStart"/>
+      <w:r>
+        <w:rPr>
+          <w:rFonts w:ascii="Nirmala UI" w:hAnsi="Nirmala UI" w:cs="Nirmala UI"/>
+        </w:rPr>
+        <w:t>भूजल</w:t>
+      </w:r>
+      <w:proofErr w:type="spellEnd"/>
+      <w:r>
+        <w:t xml:space="preserve"> </w:t>
+      </w:r>
+      <w:proofErr w:type="spellStart"/>
+      <w:r>
+        <w:rPr>
+          <w:rFonts w:ascii="Nirmala UI" w:hAnsi="Nirmala UI" w:cs="Nirmala UI"/>
+        </w:rPr>
+        <w:t>ह्रास</w:t>
+      </w:r>
+      <w:proofErr w:type="spellEnd"/>
+      <w:r>
+        <w:t xml:space="preserve"> </w:t>
+      </w:r>
+      <w:proofErr w:type="spellStart"/>
+      <w:r>
+        <w:rPr>
+          <w:rFonts w:ascii="Nirmala UI" w:hAnsi="Nirmala UI" w:cs="Nirmala UI"/>
+        </w:rPr>
+        <w:t>के</w:t>
+      </w:r>
+      <w:proofErr w:type="spellEnd"/>
+      <w:r>
+        <w:t xml:space="preserve"> </w:t>
+      </w:r>
+      <w:proofErr w:type="spellStart"/>
+      <w:r>
+        <w:rPr>
+          <w:rFonts w:ascii="Nirmala UI" w:hAnsi="Nirmala UI" w:cs="Nirmala UI"/>
+        </w:rPr>
+        <w:t>कारण</w:t>
+      </w:r>
+      <w:proofErr w:type="spellEnd"/>
+    </w:p>
+    <w:p>
+      <w:pPr>
+        <w:pStyle w:val="NoSpacing"/>
+        <w:rPr>
+          <w:rFonts w:ascii="Nirmala UI" w:hAnsi="Nirmala UI" w:cs="Nirmala UI"/>
+        </w:rPr>
+      </w:pPr>
+      <w:r>
+        <w:t xml:space="preserve">4) </w:t>
+      </w:r>
+      <w:proofErr w:type="spellStart"/>
+      <w:r>
+        <w:rPr>
+          <w:rFonts w:ascii="Nirmala UI" w:hAnsi="Nirmala UI" w:cs="Nirmala UI"/>
+        </w:rPr>
+        <w:t>समसामयिक</w:t>
+      </w:r>
+      <w:proofErr w:type="spellEnd"/>
+      <w:r>
+        <w:t xml:space="preserve"> </w:t>
+      </w:r>
+      <w:proofErr w:type="spellStart"/>
+      <w:r>
+        <w:rPr>
+          <w:rFonts w:ascii="Nirmala UI" w:hAnsi="Nirmala UI" w:cs="Nirmala UI"/>
+        </w:rPr>
+        <w:t>घटनाओं</w:t>
+      </w:r>
+      <w:proofErr w:type="spellEnd"/>
+      <w:r>
+        <w:t xml:space="preserve"> </w:t>
+      </w:r>
+      <w:proofErr w:type="spellStart"/>
+      <w:r>
+        <w:rPr>
+          <w:rFonts w:ascii="Nirmala UI" w:hAnsi="Nirmala UI" w:cs="Nirmala UI"/>
+        </w:rPr>
+        <w:t>से</w:t>
+      </w:r>
+      <w:proofErr w:type="spellEnd"/>
+      <w:r>
+        <w:t xml:space="preserve"> </w:t>
+      </w:r>
+      <w:proofErr w:type="spellStart"/>
+      <w:r>
+        <w:rPr>
+          <w:rFonts w:ascii="Nirmala UI" w:hAnsi="Nirmala UI" w:cs="Nirmala UI"/>
+        </w:rPr>
+        <w:t>संबंध</w:t>
+      </w:r>
+      <w:proofErr w:type="spellEnd"/>
+      <w:r>
+        <w:t xml:space="preserve"> </w:t>
+      </w:r>
+      <w:proofErr w:type="spellStart"/>
+      <w:r>
+        <w:rPr>
+          <w:rFonts w:ascii="Nirmala UI" w:hAnsi="Nirmala UI" w:cs="Nirmala UI"/>
+        </w:rPr>
+        <w:t>जून</w:t>
+      </w:r>
+      <w:proofErr w:type="spellEnd"/>
+      <w:r>
+        <w:t xml:space="preserve"> 2024 </w:t>
+      </w:r>
+      <w:proofErr w:type="spellStart"/>
+      <w:r>
+        <w:rPr>
+          <w:rFonts w:ascii="Nirmala UI" w:hAnsi="Nirmala UI" w:cs="Nirmala UI"/>
+        </w:rPr>
+        <w:t>में</w:t>
+      </w:r>
+      <w:proofErr w:type="spellEnd"/>
+      <w:r>
+        <w:t xml:space="preserve"> </w:t>
+      </w:r>
+      <w:proofErr w:type="spellStart"/>
+      <w:r>
+        <w:rPr>
+          <w:rFonts w:ascii="Nirmala UI" w:hAnsi="Nirmala UI" w:cs="Nirmala UI"/>
+        </w:rPr>
+        <w:t>दिल्ली</w:t>
+      </w:r>
+      <w:proofErr w:type="spellEnd"/>
+      <w:r>
+        <w:t xml:space="preserve"> </w:t>
+      </w:r>
+      <w:proofErr w:type="spellStart"/>
+      <w:r>
+        <w:rPr>
+          <w:rFonts w:ascii="Nirmala UI" w:hAnsi="Nirmala UI" w:cs="Nirmala UI"/>
+        </w:rPr>
+        <w:t>में</w:t>
+      </w:r>
+      <w:proofErr w:type="spellEnd"/>
+      <w:r>
+        <w:t xml:space="preserve"> </w:t>
+      </w:r>
+      <w:proofErr w:type="spellStart"/>
+      <w:r>
+        <w:rPr>
+          <w:rFonts w:ascii="Nirmala UI" w:hAnsi="Nirmala UI" w:cs="Nirmala UI"/>
+        </w:rPr>
+        <w:t>रिकॉर्ड</w:t>
+      </w:r>
+      <w:proofErr w:type="spellEnd"/>
+      <w:r>
+        <w:t xml:space="preserve"> </w:t>
+      </w:r>
+      <w:proofErr w:type="spellStart"/>
+      <w:r>
+        <w:rPr>
+          <w:rFonts w:ascii="Nirmala UI" w:hAnsi="Nirmala UI" w:cs="Nirmala UI"/>
+        </w:rPr>
+        <w:t>तापमान</w:t>
+      </w:r>
+      <w:proofErr w:type="spellEnd"/>
+      <w:r>
+        <w:t xml:space="preserve">, </w:t>
+      </w:r>
+      <w:proofErr w:type="spellStart"/>
+      <w:r>
+        <w:rPr>
+          <w:rFonts w:ascii="Nirmala UI" w:hAnsi="Nirmala UI" w:cs="Nirmala UI"/>
+        </w:rPr>
+        <w:t>जल</w:t>
+      </w:r>
+      <w:proofErr w:type="spellEnd"/>
+      <w:r>
+        <w:t xml:space="preserve"> </w:t>
+      </w:r>
+      <w:proofErr w:type="spellStart"/>
+      <w:r>
+        <w:rPr>
+          <w:rFonts w:ascii="Nirmala UI" w:hAnsi="Nirmala UI" w:cs="Nirmala UI"/>
+        </w:rPr>
+        <w:t>संकट</w:t>
+      </w:r>
+      <w:proofErr w:type="spellEnd"/>
+      <w:r>
+        <w:t xml:space="preserve">, </w:t>
+      </w:r>
+      <w:proofErr w:type="spellStart"/>
+      <w:r>
+        <w:rPr>
+          <w:rFonts w:ascii="Nirmala UI" w:hAnsi="Nirmala UI" w:cs="Nirmala UI"/>
+        </w:rPr>
+        <w:t>टैंकर</w:t>
+      </w:r>
+      <w:proofErr w:type="spellEnd"/>
+      <w:r>
+        <w:t xml:space="preserve"> </w:t>
+      </w:r>
+      <w:proofErr w:type="spellStart"/>
+      <w:r>
+        <w:rPr>
+          <w:rFonts w:ascii="Nirmala UI" w:hAnsi="Nirmala UI" w:cs="Nirmala UI"/>
+        </w:rPr>
+        <w:t>निर्भरता</w:t>
+      </w:r>
+      <w:proofErr w:type="spellEnd"/>
+      <w:r>
+        <w:t xml:space="preserve"> </w:t>
+      </w:r>
+      <w:proofErr w:type="spellStart"/>
+      <w:r>
+        <w:rPr>
+          <w:rFonts w:ascii="Nirmala UI" w:hAnsi="Nirmala UI" w:cs="Nirmala UI"/>
+        </w:rPr>
+        <w:t>और</w:t>
+      </w:r>
+      <w:proofErr w:type="spellEnd"/>
+      <w:r>
+        <w:t xml:space="preserve"> </w:t>
+      </w:r>
+      <w:proofErr w:type="spellStart"/>
+      <w:r>
+        <w:rPr>
+          <w:rFonts w:ascii="Nirmala UI" w:hAnsi="Nirmala UI" w:cs="Nirmala UI"/>
+        </w:rPr>
+        <w:t>न्यायालयी</w:t>
+      </w:r>
+      <w:proofErr w:type="spellEnd"/>
+      <w:r>
+        <w:t xml:space="preserve"> </w:t>
+      </w:r>
+      <w:proofErr w:type="spellStart"/>
+      <w:r>
+        <w:rPr>
+          <w:rFonts w:ascii="Nirmala UI" w:hAnsi="Nirmala UI" w:cs="Nirmala UI"/>
+        </w:rPr>
+        <w:t>हस्तक्षेप</w:t>
+      </w:r>
+      <w:proofErr w:type="spellEnd"/>
+      <w:r>
+        <w:t xml:space="preserve"> </w:t>
+      </w:r>
+      <w:proofErr w:type="spellStart"/>
+      <w:r>
+        <w:rPr>
+          <w:rFonts w:ascii="Nirmala UI" w:hAnsi="Nirmala UI" w:cs="Nirmala UI"/>
+        </w:rPr>
+        <w:t>देखा</w:t>
+      </w:r>
+      <w:proofErr w:type="spellEnd"/>
+      <w:r>
+        <w:t xml:space="preserve"> </w:t>
+      </w:r>
+      <w:proofErr w:type="spellStart"/>
+      <w:r>
+        <w:rPr>
+          <w:rFonts w:ascii="Nirmala UI" w:hAnsi="Nirmala UI" w:cs="Nirmala UI"/>
+        </w:rPr>
+        <w:t>गया</w:t>
+      </w:r>
+      <w:proofErr w:type="spellEnd"/>
+      <w:r>
+        <w:rPr>
+          <w:rFonts w:ascii="Nirmala UI" w:hAnsi="Nirmala UI" w:cs="Nirmala UI"/>
+        </w:rPr>
+        <w:t>।</w:t>
+      </w:r>
+    </w:p>
+    <w:p>
+      <w:pPr>
+        <w:pStyle w:val="NoSpacing"/>
+        <w:rPr>
+          <w:rFonts w:ascii="Nirmala UI" w:hAnsi="Nirmala UI" w:cs="Nirmala UI"/>
+        </w:rPr>
+      </w:pPr>
+      <w:r>
+        <w:rPr>
+          <w:rFonts w:ascii="Nirmala UI" w:hAnsi="Nirmala UI" w:cs="Nirmala UI"/>
+        </w:rPr>
+        <w:br w:type="page"/>
+      </w:r>
+    </w:p>
+    <w:p>
+      <w:pPr>
+        <w:pStyle w:val="NoSpacing"/>
+        <w:rPr>
+          <w:rFonts w:ascii="Nirmala UI" w:hAnsi="Nirmala UI" w:cs="Nirmala UI"/>
+        </w:rPr>
+      </w:pPr>
+      <w:r>
+        <w:rPr>
+          <w:rFonts w:ascii="Nirmala UI" w:hAnsi="Nirmala UI" w:cs="Nirmala UI"/>
+        </w:rPr>
+        <w:lastRenderedPageBreak/>
+        <w:t>Bodies &amp; Miscellaneous</w:t>
+      </w:r>
+      <w:r>
+        <w:rPr>
+          <w:rFonts w:ascii="Nirmala UI" w:hAnsi="Nirmala UI" w:cs="Nirmala UI"/>
+        </w:rPr>
+        <w:br/>
+        <w:t>Aptitude</w:t>
+      </w:r>
+      <w:r>
+        <w:rPr>
+          <w:rFonts w:ascii="Nirmala UI" w:hAnsi="Nirmala UI" w:cs="Nirmala UI"/>
+        </w:rPr>
+        <w:br/>
+        <w:t>normal-</w:t>
+      </w:r>
+      <w:proofErr w:type="spellStart"/>
+      <w:r>
+        <w:rPr>
+          <w:rFonts w:ascii="Nirmala UI" w:hAnsi="Nirmala UI" w:cs="Nirmala UI"/>
+        </w:rPr>
+        <w:t>Csat</w:t>
+      </w:r>
+      <w:proofErr w:type="spellEnd"/>
+      <w:r>
+        <w:rPr>
+          <w:rFonts w:ascii="Nirmala UI" w:hAnsi="Nirmala UI" w:cs="Nirmala UI"/>
+        </w:rPr>
+        <w:br/>
+      </w:r>
+      <w:r>
+        <w:rPr>
+          <w:rFonts w:ascii="Nirmala UI" w:hAnsi="Nirmala UI" w:cs="Nirmala UI"/>
+        </w:rPr>
+        <w:br/>
+        <w:t>(1) The Upanishads are</w:t>
+      </w:r>
+      <w:r>
+        <w:rPr>
+          <w:rFonts w:ascii="Nirmala UI" w:hAnsi="Nirmala UI" w:cs="Nirmala UI"/>
+        </w:rPr>
+        <w:t xml:space="preserve">(this is </w:t>
+      </w:r>
+      <w:proofErr w:type="spellStart"/>
+      <w:r>
+        <w:rPr>
+          <w:rFonts w:ascii="Nirmala UI" w:hAnsi="Nirmala UI" w:cs="Nirmala UI"/>
+        </w:rPr>
+        <w:t>hindi</w:t>
+      </w:r>
+      <w:proofErr w:type="spellEnd"/>
+      <w:r>
+        <w:rPr>
+          <w:rFonts w:ascii="Nirmala UI" w:hAnsi="Nirmala UI" w:cs="Nirmala UI"/>
+        </w:rPr>
+        <w:t>)</w:t>
+      </w:r>
+      <w:r>
+        <w:rPr>
+          <w:rFonts w:ascii="Nirmala UI" w:hAnsi="Nirmala UI" w:cs="Nirmala UI"/>
+        </w:rPr>
+        <w:t xml:space="preserve">: </w:t>
+      </w:r>
+      <w:r>
+        <w:rPr>
+          <w:rFonts w:ascii="Nirmala UI" w:hAnsi="Nirmala UI" w:cs="Nirmala UI"/>
           <w:noProof/>
         </w:rPr>
         <w:drawing>
-          <wp:inline distT="0" distB="0" distL="0" distR="0" wp14:anchorId="4AF7811A" wp14:editId="1420AE45">
-            <wp:extent cx="1641475" cy="650875"/>
+          <wp:inline distT="0" distB="0" distL="0" distR="0" wp14:anchorId="5D844D57" wp14:editId="2A11535F">
+            <wp:extent cx="4655820" cy="441960"/>
             <wp:effectExtent l="0" t="0" r="0" b="0"/>
-            <wp:docPr id="1466526987" name="Picture 1"/>
+            <wp:docPr id="1656244507" name="Picture 12"/>
             <wp:cNvGraphicFramePr>
               <a:graphicFrameLocks xmlns:a="http://schemas.openxmlformats.org/drawingml/2006/main" noChangeAspect="1"/>
             </wp:cNvGraphicFramePr>
@@ -783,7 +2935,7 @@
               <a:graphicData uri="http://schemas.openxmlformats.org/drawingml/2006/picture">
                 <pic:pic xmlns:pic="http://schemas.openxmlformats.org/drawingml/2006/picture">
                   <pic:nvPicPr>
-                    <pic:cNvPr id="0" name="Picture 1"/>
+                    <pic:cNvPr id="0" name="Picture 31"/>
                     <pic:cNvPicPr>
                       <a:picLocks noChangeAspect="1" noChangeArrowheads="1"/>
                     </pic:cNvPicPr>
@@ -804,7 +2956,7 @@
                   <pic:spPr bwMode="auto">
                     <a:xfrm>
                       <a:off x="0" y="0"/>
-                      <a:ext cx="1641475" cy="650875"/>
+                      <a:ext cx="4655820" cy="441960"/>
                     </a:xfrm>
                     <a:prstGeom prst="rect">
                       <a:avLst/>
@@ -824,149 +2976,27 @@
     <w:p>
       <w:pPr>
         <w:pStyle w:val="NoSpacing"/>
+        <w:rPr>
+          <w:rFonts w:ascii="Nirmala UI" w:hAnsi="Nirmala UI" w:cs="Nirmala UI"/>
+        </w:rPr>
       </w:pPr>
-    </w:p>
-    <w:p>
-      <w:pPr>
-        <w:pStyle w:val="NoSpacing"/>
-      </w:pPr>
-      <w:r>
-        <w:rPr>
-          <w:rFonts w:ascii="Nirmala UI" w:hAnsi="Nirmala UI" w:cs="Nirmala UI"/>
-        </w:rPr>
-        <w:t>1.</w:t>
-      </w:r>
-      <w:r>
-        <w:rPr>
-          <w:rFonts w:ascii="Nirmala UI" w:hAnsi="Nirmala UI" w:cs="Nirmala UI"/>
-        </w:rPr>
-        <w:t>शहरी</w:t>
-      </w:r>
-      <w:r>
-        <w:t xml:space="preserve"> </w:t>
-      </w:r>
-      <w:proofErr w:type="spellStart"/>
-      <w:r>
-        <w:rPr>
-          <w:rFonts w:ascii="Nirmala UI" w:hAnsi="Nirmala UI" w:cs="Nirmala UI"/>
-        </w:rPr>
-        <w:t>ऊष्मा</w:t>
-      </w:r>
-      <w:proofErr w:type="spellEnd"/>
-      <w:r>
-        <w:t xml:space="preserve"> </w:t>
-      </w:r>
-      <w:proofErr w:type="spellStart"/>
-      <w:r>
-        <w:rPr>
-          <w:rFonts w:ascii="Nirmala UI" w:hAnsi="Nirmala UI" w:cs="Nirmala UI"/>
-        </w:rPr>
-        <w:t>द्वीप</w:t>
-      </w:r>
-      <w:proofErr w:type="spellEnd"/>
-      <w:r>
-        <w:t xml:space="preserve"> </w:t>
-      </w:r>
-      <w:proofErr w:type="spellStart"/>
-      <w:r>
-        <w:rPr>
-          <w:rFonts w:ascii="Nirmala UI" w:hAnsi="Nirmala UI" w:cs="Nirmala UI"/>
-        </w:rPr>
-        <w:t>प्रभाव</w:t>
-      </w:r>
-      <w:proofErr w:type="spellEnd"/>
-      <w:r>
-        <w:t xml:space="preserve"> </w:t>
-      </w:r>
-      <w:proofErr w:type="spellStart"/>
-      <w:r>
-        <w:rPr>
-          <w:rFonts w:ascii="Nirmala UI" w:hAnsi="Nirmala UI" w:cs="Nirmala UI"/>
-        </w:rPr>
-        <w:t>महानगरों</w:t>
-      </w:r>
-      <w:proofErr w:type="spellEnd"/>
-      <w:r>
-        <w:t xml:space="preserve"> </w:t>
-      </w:r>
-      <w:proofErr w:type="spellStart"/>
-      <w:r>
-        <w:rPr>
-          <w:rFonts w:ascii="Nirmala UI" w:hAnsi="Nirmala UI" w:cs="Nirmala UI"/>
-        </w:rPr>
-        <w:t>में</w:t>
-      </w:r>
-      <w:proofErr w:type="spellEnd"/>
-      <w:r>
-        <w:t xml:space="preserve"> </w:t>
-      </w:r>
-      <w:proofErr w:type="spellStart"/>
-      <w:r>
-        <w:rPr>
-          <w:rFonts w:ascii="Nirmala UI" w:hAnsi="Nirmala UI" w:cs="Nirmala UI"/>
-        </w:rPr>
-        <w:t>हीटवेव</w:t>
-      </w:r>
-      <w:proofErr w:type="spellEnd"/>
-      <w:r>
-        <w:t xml:space="preserve"> </w:t>
-      </w:r>
-      <w:proofErr w:type="spellStart"/>
-      <w:r>
-        <w:rPr>
-          <w:rFonts w:ascii="Nirmala UI" w:hAnsi="Nirmala UI" w:cs="Nirmala UI"/>
-        </w:rPr>
-        <w:t>को</w:t>
-      </w:r>
-      <w:proofErr w:type="spellEnd"/>
-      <w:r>
-        <w:t xml:space="preserve"> </w:t>
-      </w:r>
-      <w:proofErr w:type="spellStart"/>
-      <w:r>
-        <w:rPr>
-          <w:rFonts w:ascii="Nirmala UI" w:hAnsi="Nirmala UI" w:cs="Nirmala UI"/>
-        </w:rPr>
-        <w:t>तीव्र</w:t>
-      </w:r>
-      <w:proofErr w:type="spellEnd"/>
-      <w:r>
-        <w:t xml:space="preserve"> </w:t>
-      </w:r>
-      <w:proofErr w:type="spellStart"/>
-      <w:r>
-        <w:rPr>
-          <w:rFonts w:ascii="Nirmala UI" w:hAnsi="Nirmala UI" w:cs="Nirmala UI"/>
-        </w:rPr>
-        <w:t>करता</w:t>
-      </w:r>
-      <w:proofErr w:type="spellEnd"/>
-      <w:r>
-        <w:t xml:space="preserve"> </w:t>
-      </w:r>
-      <w:proofErr w:type="spellStart"/>
-      <w:r>
-        <w:rPr>
-          <w:rFonts w:ascii="Nirmala UI" w:hAnsi="Nirmala UI" w:cs="Nirmala UI"/>
-        </w:rPr>
-        <w:t>है</w:t>
-      </w:r>
-      <w:proofErr w:type="spellEnd"/>
-      <w:r>
-        <w:rPr>
-          <w:rFonts w:ascii="Nirmala UI" w:hAnsi="Nirmala UI" w:cs="Nirmala UI"/>
-        </w:rPr>
-        <w:t>।</w:t>
-      </w:r>
-      <w:r>
-        <w:rPr>
+      <w:r>
+        <w:rPr>
+          <w:rFonts w:ascii="Nirmala UI" w:hAnsi="Nirmala UI" w:cs="Nirmala UI"/>
+        </w:rPr>
+        <w:br/>
+        <w:t xml:space="preserve">(a) Epic poems describing kings and battles </w:t>
+      </w:r>
+      <w:r>
+        <w:rPr>
+          <w:rFonts w:ascii="Nirmala UI" w:hAnsi="Nirmala UI" w:cs="Nirmala UI"/>
           <w:noProof/>
         </w:rPr>
         <w:drawing>
-          <wp:inline distT="0" distB="0" distL="0" distR="0" wp14:anchorId="1831CC4B" wp14:editId="49771B7C">
-            <wp:extent cx="1004455" cy="182500"/>
-            <wp:effectExtent l="0" t="0" r="5715" b="8255"/>
-            <wp:docPr id="658779524" name="Picture 2"/>
+          <wp:inline distT="0" distB="0" distL="0" distR="0" wp14:anchorId="3797F253" wp14:editId="5C207D46">
+            <wp:extent cx="685800" cy="213360"/>
+            <wp:effectExtent l="0" t="0" r="0" b="0"/>
+            <wp:docPr id="1858306891" name="Picture 11"/>
             <wp:cNvGraphicFramePr>
               <a:graphicFrameLocks xmlns:a="http://schemas.openxmlformats.org/drawingml/2006/main" noChangeAspect="1"/>
             </wp:cNvGraphicFramePr>
@@ -974,7 +3004,7 @@
               <a:graphicData uri="http://schemas.openxmlformats.org/drawingml/2006/picture">
                 <pic:pic xmlns:pic="http://schemas.openxmlformats.org/drawingml/2006/picture">
                   <pic:nvPicPr>
-                    <pic:cNvPr id="0" name="Picture 3"/>
+                    <pic:cNvPr id="0" name="Picture 32"/>
                     <pic:cNvPicPr>
                       <a:picLocks noChangeAspect="1" noChangeArrowheads="1"/>
                     </pic:cNvPicPr>
@@ -995,7 +3025,7 @@
                   <pic:spPr bwMode="auto">
                     <a:xfrm>
                       <a:off x="0" y="0"/>
-                      <a:ext cx="1063737" cy="193271"/>
+                      <a:ext cx="685800" cy="213360"/>
                     </a:xfrm>
                     <a:prstGeom prst="rect">
                       <a:avLst/>
@@ -1011,159 +3041,23 @@
           </wp:inline>
         </w:drawing>
       </w:r>
-    </w:p>
-    <w:p>
-      <w:pPr>
-        <w:pStyle w:val="NoSpacing"/>
-      </w:pPr>
-      <w:r>
-        <w:rPr>
-          <w:rFonts w:ascii="Nirmala UI" w:hAnsi="Nirmala UI" w:cs="Nirmala UI"/>
-        </w:rPr>
-        <w:t>2.</w:t>
-      </w:r>
-      <w:r>
-        <w:rPr>
-          <w:rFonts w:ascii="Nirmala UI" w:hAnsi="Nirmala UI" w:cs="Nirmala UI"/>
-        </w:rPr>
-        <w:t>भूजल</w:t>
-      </w:r>
-      <w:r>
-        <w:t xml:space="preserve"> </w:t>
-      </w:r>
-      <w:proofErr w:type="spellStart"/>
-      <w:r>
-        <w:rPr>
-          <w:rFonts w:ascii="Nirmala UI" w:hAnsi="Nirmala UI" w:cs="Nirmala UI"/>
-        </w:rPr>
-        <w:t>का</w:t>
-      </w:r>
-      <w:proofErr w:type="spellEnd"/>
-      <w:r>
-        <w:t xml:space="preserve"> </w:t>
-      </w:r>
-      <w:proofErr w:type="spellStart"/>
-      <w:r>
-        <w:rPr>
-          <w:rFonts w:ascii="Nirmala UI" w:hAnsi="Nirmala UI" w:cs="Nirmala UI"/>
-        </w:rPr>
-        <w:t>अत्यधिक</w:t>
-      </w:r>
-      <w:proofErr w:type="spellEnd"/>
-      <w:r>
-        <w:t xml:space="preserve"> </w:t>
-      </w:r>
-      <w:proofErr w:type="spellStart"/>
-      <w:r>
-        <w:rPr>
-          <w:rFonts w:ascii="Nirmala UI" w:hAnsi="Nirmala UI" w:cs="Nirmala UI"/>
-        </w:rPr>
-        <w:t>दोहन</w:t>
-      </w:r>
-      <w:proofErr w:type="spellEnd"/>
-      <w:r>
-        <w:t xml:space="preserve"> </w:t>
-      </w:r>
-      <w:proofErr w:type="spellStart"/>
-      <w:r>
-        <w:rPr>
-          <w:rFonts w:ascii="Nirmala UI" w:hAnsi="Nirmala UI" w:cs="Nirmala UI"/>
-        </w:rPr>
-        <w:t>शहरी</w:t>
-      </w:r>
-      <w:proofErr w:type="spellEnd"/>
-      <w:r>
-        <w:t xml:space="preserve"> </w:t>
-      </w:r>
-      <w:proofErr w:type="spellStart"/>
-      <w:r>
-        <w:rPr>
-          <w:rFonts w:ascii="Nirmala UI" w:hAnsi="Nirmala UI" w:cs="Nirmala UI"/>
-        </w:rPr>
-        <w:t>जल</w:t>
-      </w:r>
-      <w:proofErr w:type="spellEnd"/>
-      <w:r>
-        <w:t xml:space="preserve"> </w:t>
-      </w:r>
-      <w:proofErr w:type="spellStart"/>
-      <w:r>
-        <w:rPr>
-          <w:rFonts w:ascii="Nirmala UI" w:hAnsi="Nirmala UI" w:cs="Nirmala UI"/>
-        </w:rPr>
-        <w:t>संकट</w:t>
-      </w:r>
-      <w:proofErr w:type="spellEnd"/>
-      <w:r>
-        <w:t xml:space="preserve"> </w:t>
-      </w:r>
-      <w:proofErr w:type="spellStart"/>
-      <w:r>
-        <w:rPr>
-          <w:rFonts w:ascii="Nirmala UI" w:hAnsi="Nirmala UI" w:cs="Nirmala UI"/>
-        </w:rPr>
-        <w:t>का</w:t>
-      </w:r>
-      <w:proofErr w:type="spellEnd"/>
-      <w:r>
-        <w:t xml:space="preserve"> </w:t>
-      </w:r>
-      <w:proofErr w:type="spellStart"/>
-      <w:r>
-        <w:rPr>
-          <w:rFonts w:ascii="Nirmala UI" w:hAnsi="Nirmala UI" w:cs="Nirmala UI"/>
-        </w:rPr>
-        <w:t>एक</w:t>
-      </w:r>
-      <w:proofErr w:type="spellEnd"/>
-      <w:r>
-        <w:t xml:space="preserve"> </w:t>
-      </w:r>
-      <w:proofErr w:type="spellStart"/>
-      <w:r>
-        <w:rPr>
-          <w:rFonts w:ascii="Nirmala UI" w:hAnsi="Nirmala UI" w:cs="Nirmala UI"/>
-        </w:rPr>
-        <w:t>प्रमुख</w:t>
-      </w:r>
-      <w:proofErr w:type="spellEnd"/>
-      <w:r>
-        <w:t xml:space="preserve"> </w:t>
-      </w:r>
-      <w:proofErr w:type="spellStart"/>
-      <w:r>
-        <w:rPr>
-          <w:rFonts w:ascii="Nirmala UI" w:hAnsi="Nirmala UI" w:cs="Nirmala UI"/>
-        </w:rPr>
-        <w:t>कारण</w:t>
-      </w:r>
-      <w:proofErr w:type="spellEnd"/>
-      <w:r>
-        <w:t xml:space="preserve"> </w:t>
-      </w:r>
-      <w:proofErr w:type="spellStart"/>
-      <w:r>
-        <w:rPr>
-          <w:rFonts w:ascii="Nirmala UI" w:hAnsi="Nirmala UI" w:cs="Nirmala UI"/>
-        </w:rPr>
-        <w:t>है</w:t>
-      </w:r>
-      <w:proofErr w:type="spellEnd"/>
-      <w:r>
-        <w:rPr>
-          <w:rFonts w:ascii="Nirmala UI" w:hAnsi="Nirmala UI" w:cs="Nirmala UI"/>
-        </w:rPr>
-        <w:t>।</w:t>
-      </w:r>
-      <w:r>
-        <w:rPr>
+      <w:r>
+        <w:rPr>
+          <w:rFonts w:ascii="Nirmala UI" w:hAnsi="Nirmala UI" w:cs="Nirmala UI"/>
+        </w:rPr>
+        <w:br/>
+        <w:t xml:space="preserve">(b) Philosophical texts that are part of the Vedic corpus </w:t>
+      </w:r>
+      <w:r>
+        <w:rPr>
+          <w:rFonts w:ascii="Nirmala UI" w:hAnsi="Nirmala UI" w:cs="Nirmala UI"/>
           <w:noProof/>
         </w:rPr>
         <w:drawing>
-          <wp:inline distT="0" distB="0" distL="0" distR="0" wp14:anchorId="55EE92D7" wp14:editId="3C841A4C">
-            <wp:extent cx="1039091" cy="196228"/>
-            <wp:effectExtent l="0" t="0" r="8890" b="0"/>
-            <wp:docPr id="63287041" name="Picture 3"/>
+          <wp:inline distT="0" distB="0" distL="0" distR="0" wp14:anchorId="5B382D52" wp14:editId="6FEBD58E">
+            <wp:extent cx="708660" cy="259080"/>
+            <wp:effectExtent l="0" t="0" r="0" b="7620"/>
+            <wp:docPr id="702419712" name="Picture 10"/>
             <wp:cNvGraphicFramePr>
               <a:graphicFrameLocks xmlns:a="http://schemas.openxmlformats.org/drawingml/2006/main" noChangeAspect="1"/>
             </wp:cNvGraphicFramePr>
@@ -1171,7 +3065,7 @@
               <a:graphicData uri="http://schemas.openxmlformats.org/drawingml/2006/picture">
                 <pic:pic xmlns:pic="http://schemas.openxmlformats.org/drawingml/2006/picture">
                   <pic:nvPicPr>
-                    <pic:cNvPr id="0" name="Picture 5"/>
+                    <pic:cNvPr id="0" name="Picture 33"/>
                     <pic:cNvPicPr>
                       <a:picLocks noChangeAspect="1" noChangeArrowheads="1"/>
                     </pic:cNvPicPr>
@@ -1190,9 +3084,9 @@
                     </a:stretch>
                   </pic:blipFill>
                   <pic:spPr bwMode="auto">
-                    <a:xfrm flipV="1">
+                    <a:xfrm>
                       <a:off x="0" y="0"/>
-                      <a:ext cx="1093553" cy="206513"/>
+                      <a:ext cx="708660" cy="259080"/>
                     </a:xfrm>
                     <a:prstGeom prst="rect">
                       <a:avLst/>
@@ -1208,173 +3102,23 @@
           </wp:inline>
         </w:drawing>
       </w:r>
-    </w:p>
-    <w:p>
-      <w:pPr>
-        <w:pStyle w:val="NoSpacing"/>
-        <w:rPr>
-          <w:rFonts w:ascii="Nirmala UI" w:hAnsi="Nirmala UI" w:cs="Nirmala UI"/>
-        </w:rPr>
-      </w:pPr>
-      <w:r>
-        <w:rPr>
-          <w:rFonts w:ascii="Nirmala UI" w:hAnsi="Nirmala UI" w:cs="Nirmala UI"/>
-        </w:rPr>
-        <w:t>3.</w:t>
-      </w:r>
-      <w:r>
-        <w:rPr>
-          <w:rFonts w:ascii="Nirmala UI" w:hAnsi="Nirmala UI" w:cs="Nirmala UI"/>
-        </w:rPr>
-        <w:t>हीट</w:t>
-      </w:r>
-      <w:r>
-        <w:t xml:space="preserve"> </w:t>
-      </w:r>
-      <w:proofErr w:type="spellStart"/>
-      <w:r>
-        <w:rPr>
-          <w:rFonts w:ascii="Nirmala UI" w:hAnsi="Nirmala UI" w:cs="Nirmala UI"/>
-        </w:rPr>
-        <w:t>एक्शन</w:t>
-      </w:r>
-      <w:proofErr w:type="spellEnd"/>
-      <w:r>
-        <w:t xml:space="preserve"> </w:t>
-      </w:r>
-      <w:proofErr w:type="spellStart"/>
-      <w:r>
-        <w:rPr>
-          <w:rFonts w:ascii="Nirmala UI" w:hAnsi="Nirmala UI" w:cs="Nirmala UI"/>
-        </w:rPr>
-        <w:t>प्लान</w:t>
-      </w:r>
-      <w:proofErr w:type="spellEnd"/>
-      <w:r>
-        <w:t xml:space="preserve"> </w:t>
-      </w:r>
-      <w:proofErr w:type="spellStart"/>
-      <w:r>
-        <w:rPr>
-          <w:rFonts w:ascii="Nirmala UI" w:hAnsi="Nirmala UI" w:cs="Nirmala UI"/>
-        </w:rPr>
-        <w:t>आपदा</w:t>
-      </w:r>
-      <w:proofErr w:type="spellEnd"/>
-      <w:r>
-        <w:t xml:space="preserve"> </w:t>
-      </w:r>
-      <w:proofErr w:type="spellStart"/>
-      <w:r>
-        <w:rPr>
-          <w:rFonts w:ascii="Nirmala UI" w:hAnsi="Nirmala UI" w:cs="Nirmala UI"/>
-        </w:rPr>
-        <w:t>प्रबंधन</w:t>
-      </w:r>
-      <w:proofErr w:type="spellEnd"/>
-      <w:r>
-        <w:t xml:space="preserve"> </w:t>
-      </w:r>
-      <w:proofErr w:type="spellStart"/>
-      <w:r>
-        <w:rPr>
-          <w:rFonts w:ascii="Nirmala UI" w:hAnsi="Nirmala UI" w:cs="Nirmala UI"/>
-        </w:rPr>
-        <w:t>अधिनियम</w:t>
-      </w:r>
-      <w:proofErr w:type="spellEnd"/>
-      <w:r>
-        <w:t xml:space="preserve">, 2005 </w:t>
-      </w:r>
-      <w:proofErr w:type="spellStart"/>
-      <w:r>
-        <w:rPr>
-          <w:rFonts w:ascii="Nirmala UI" w:hAnsi="Nirmala UI" w:cs="Nirmala UI"/>
-        </w:rPr>
-        <w:t>के</w:t>
-      </w:r>
-      <w:proofErr w:type="spellEnd"/>
-      <w:r>
-        <w:t xml:space="preserve"> </w:t>
-      </w:r>
-      <w:proofErr w:type="spellStart"/>
-      <w:r>
-        <w:rPr>
-          <w:rFonts w:ascii="Nirmala UI" w:hAnsi="Nirmala UI" w:cs="Nirmala UI"/>
-        </w:rPr>
-        <w:t>अंतर्गत</w:t>
-      </w:r>
-      <w:proofErr w:type="spellEnd"/>
-      <w:r>
-        <w:t xml:space="preserve"> </w:t>
-      </w:r>
-      <w:proofErr w:type="spellStart"/>
-      <w:r>
-        <w:rPr>
-          <w:rFonts w:ascii="Nirmala UI" w:hAnsi="Nirmala UI" w:cs="Nirmala UI"/>
-        </w:rPr>
-        <w:t>कानूनी</w:t>
-      </w:r>
-      <w:proofErr w:type="spellEnd"/>
-      <w:r>
-        <w:t xml:space="preserve"> </w:t>
-      </w:r>
-      <w:proofErr w:type="spellStart"/>
-      <w:r>
-        <w:rPr>
-          <w:rFonts w:ascii="Nirmala UI" w:hAnsi="Nirmala UI" w:cs="Nirmala UI"/>
-        </w:rPr>
-        <w:t>रूप</w:t>
-      </w:r>
-      <w:proofErr w:type="spellEnd"/>
-      <w:r>
-        <w:t xml:space="preserve"> </w:t>
-      </w:r>
-      <w:proofErr w:type="spellStart"/>
-      <w:r>
-        <w:rPr>
-          <w:rFonts w:ascii="Nirmala UI" w:hAnsi="Nirmala UI" w:cs="Nirmala UI"/>
-        </w:rPr>
-        <w:t>से</w:t>
-      </w:r>
-      <w:proofErr w:type="spellEnd"/>
-      <w:r>
-        <w:t xml:space="preserve"> </w:t>
-      </w:r>
-      <w:proofErr w:type="spellStart"/>
-      <w:r>
-        <w:rPr>
-          <w:rFonts w:ascii="Nirmala UI" w:hAnsi="Nirmala UI" w:cs="Nirmala UI"/>
-        </w:rPr>
-        <w:t>अनिवार्य</w:t>
-      </w:r>
-      <w:proofErr w:type="spellEnd"/>
-      <w:r>
-        <w:t xml:space="preserve"> </w:t>
-      </w:r>
-      <w:proofErr w:type="spellStart"/>
-      <w:r>
-        <w:rPr>
-          <w:rFonts w:ascii="Nirmala UI" w:hAnsi="Nirmala UI" w:cs="Nirmala UI"/>
-        </w:rPr>
-        <w:t>हैं</w:t>
-      </w:r>
-      <w:proofErr w:type="spellEnd"/>
-      <w:r>
-        <w:rPr>
-          <w:rFonts w:ascii="Nirmala UI" w:hAnsi="Nirmala UI" w:cs="Nirmala UI"/>
-        </w:rPr>
-        <w:t>।</w:t>
-      </w:r>
-      <w:r>
-        <w:rPr>
+      <w:r>
+        <w:rPr>
+          <w:rFonts w:ascii="Nirmala UI" w:hAnsi="Nirmala UI" w:cs="Nirmala UI"/>
+        </w:rPr>
+        <w:br/>
+        <w:t xml:space="preserve">(c) Ritual manuals for temple construction </w:t>
+      </w:r>
+      <w:r>
+        <w:rPr>
+          <w:rFonts w:ascii="Nirmala UI" w:hAnsi="Nirmala UI" w:cs="Nirmala UI"/>
           <w:noProof/>
         </w:rPr>
         <w:drawing>
-          <wp:inline distT="0" distB="0" distL="0" distR="0" wp14:anchorId="1D1B1461" wp14:editId="32E9897B">
-            <wp:extent cx="408709" cy="139697"/>
+          <wp:inline distT="0" distB="0" distL="0" distR="0" wp14:anchorId="152F9475" wp14:editId="780675C7">
+            <wp:extent cx="655320" cy="190500"/>
             <wp:effectExtent l="0" t="0" r="0" b="0"/>
-            <wp:docPr id="2047501984" name="Picture 4"/>
+            <wp:docPr id="1933353063" name="Picture 9"/>
             <wp:cNvGraphicFramePr>
               <a:graphicFrameLocks xmlns:a="http://schemas.openxmlformats.org/drawingml/2006/main" noChangeAspect="1"/>
             </wp:cNvGraphicFramePr>
@@ -1382,7 +3126,7 @@
               <a:graphicData uri="http://schemas.openxmlformats.org/drawingml/2006/picture">
                 <pic:pic xmlns:pic="http://schemas.openxmlformats.org/drawingml/2006/picture">
                   <pic:nvPicPr>
-                    <pic:cNvPr id="0" name="Picture 7"/>
+                    <pic:cNvPr id="0" name="Picture 34"/>
                     <pic:cNvPicPr>
                       <a:picLocks noChangeAspect="1" noChangeArrowheads="1"/>
                     </pic:cNvPicPr>
@@ -1403,7 +3147,7 @@
                   <pic:spPr bwMode="auto">
                     <a:xfrm>
                       <a:off x="0" y="0"/>
-                      <a:ext cx="436920" cy="149340"/>
+                      <a:ext cx="655320" cy="190500"/>
                     </a:xfrm>
                     <a:prstGeom prst="rect">
                       <a:avLst/>
@@ -1419,146 +3163,23 @@
           </wp:inline>
         </w:drawing>
       </w:r>
-    </w:p>
-    <w:p>
-      <w:pPr>
-        <w:pStyle w:val="NoSpacing"/>
-      </w:pPr>
-    </w:p>
-    <w:p>
-      <w:pPr>
-        <w:pStyle w:val="NoSpacing"/>
-      </w:pPr>
-      <w:proofErr w:type="spellStart"/>
-      <w:r>
-        <w:rPr>
-          <w:rFonts w:ascii="Nirmala UI" w:hAnsi="Nirmala UI" w:cs="Nirmala UI"/>
-        </w:rPr>
-        <w:t>उपरोक्त</w:t>
-      </w:r>
-      <w:proofErr w:type="spellEnd"/>
-      <w:r>
-        <w:t xml:space="preserve"> </w:t>
-      </w:r>
-      <w:proofErr w:type="spellStart"/>
-      <w:r>
-        <w:rPr>
-          <w:rFonts w:ascii="Nirmala UI" w:hAnsi="Nirmala UI" w:cs="Nirmala UI"/>
-        </w:rPr>
-        <w:t>में</w:t>
-      </w:r>
-      <w:proofErr w:type="spellEnd"/>
-      <w:r>
-        <w:t xml:space="preserve"> </w:t>
-      </w:r>
-      <w:proofErr w:type="spellStart"/>
-      <w:r>
-        <w:rPr>
-          <w:rFonts w:ascii="Nirmala UI" w:hAnsi="Nirmala UI" w:cs="Nirmala UI"/>
-        </w:rPr>
-        <w:t>से</w:t>
-      </w:r>
-      <w:proofErr w:type="spellEnd"/>
-      <w:r>
-        <w:t xml:space="preserve"> </w:t>
-      </w:r>
-      <w:proofErr w:type="spellStart"/>
-      <w:r>
-        <w:rPr>
-          <w:rFonts w:ascii="Nirmala UI" w:hAnsi="Nirmala UI" w:cs="Nirmala UI"/>
-        </w:rPr>
-        <w:t>कौन</w:t>
-      </w:r>
-      <w:r>
-        <w:t>-</w:t>
-      </w:r>
-      <w:r>
-        <w:rPr>
-          <w:rFonts w:ascii="Nirmala UI" w:hAnsi="Nirmala UI" w:cs="Nirmala UI"/>
-        </w:rPr>
-        <w:t>से</w:t>
-      </w:r>
-      <w:proofErr w:type="spellEnd"/>
-      <w:r>
-        <w:t xml:space="preserve"> </w:t>
-      </w:r>
-      <w:proofErr w:type="spellStart"/>
-      <w:r>
-        <w:rPr>
-          <w:rFonts w:ascii="Nirmala UI" w:hAnsi="Nirmala UI" w:cs="Nirmala UI"/>
-        </w:rPr>
-        <w:t>कथन</w:t>
-      </w:r>
-      <w:proofErr w:type="spellEnd"/>
-      <w:r>
-        <w:t xml:space="preserve"> </w:t>
-      </w:r>
-      <w:proofErr w:type="spellStart"/>
-      <w:r>
-        <w:rPr>
-          <w:rFonts w:ascii="Nirmala UI" w:hAnsi="Nirmala UI" w:cs="Nirmala UI"/>
-        </w:rPr>
-        <w:t>सही</w:t>
-      </w:r>
-      <w:proofErr w:type="spellEnd"/>
-      <w:r>
-        <w:t xml:space="preserve"> </w:t>
-      </w:r>
-      <w:proofErr w:type="spellStart"/>
-      <w:r>
-        <w:rPr>
-          <w:rFonts w:ascii="Nirmala UI" w:hAnsi="Nirmala UI" w:cs="Nirmala UI"/>
-        </w:rPr>
-        <w:t>हैं</w:t>
-      </w:r>
-      <w:proofErr w:type="spellEnd"/>
-      <w:r>
-        <w:t>?</w:t>
-      </w:r>
-    </w:p>
-    <w:p>
-      <w:pPr>
-        <w:pStyle w:val="NoSpacing"/>
-      </w:pPr>
-    </w:p>
-    <w:p>
-      <w:pPr>
-        <w:pStyle w:val="NoSpacing"/>
-      </w:pPr>
-      <w:r>
-        <w:t xml:space="preserve">(a) </w:t>
-      </w:r>
-      <w:proofErr w:type="spellStart"/>
-      <w:r>
-        <w:rPr>
-          <w:rFonts w:ascii="Nirmala UI" w:hAnsi="Nirmala UI" w:cs="Nirmala UI"/>
-        </w:rPr>
-        <w:t>केवल</w:t>
-      </w:r>
-      <w:proofErr w:type="spellEnd"/>
-      <w:r>
-        <w:t xml:space="preserve"> 1 </w:t>
-      </w:r>
-      <w:proofErr w:type="spellStart"/>
-      <w:r>
-        <w:rPr>
-          <w:rFonts w:ascii="Nirmala UI" w:hAnsi="Nirmala UI" w:cs="Nirmala UI"/>
-        </w:rPr>
-        <w:t>और</w:t>
-      </w:r>
-      <w:proofErr w:type="spellEnd"/>
-      <w:r>
-        <w:t xml:space="preserve"> 2</w:t>
-      </w:r>
-      <w:r>
-        <w:rPr>
+      <w:r>
+        <w:rPr>
+          <w:rFonts w:ascii="Nirmala UI" w:hAnsi="Nirmala UI" w:cs="Nirmala UI"/>
+        </w:rPr>
+        <w:br/>
+        <w:t xml:space="preserve">(d) Jain canonical texts </w:t>
+      </w:r>
+      <w:r>
+        <w:rPr>
+          <w:rFonts w:ascii="Nirmala UI" w:hAnsi="Nirmala UI" w:cs="Nirmala UI"/>
           <w:noProof/>
         </w:rPr>
         <w:drawing>
-          <wp:inline distT="0" distB="0" distL="0" distR="0" wp14:anchorId="50B74DE6" wp14:editId="233462D3">
-            <wp:extent cx="630555" cy="200660"/>
-            <wp:effectExtent l="0" t="0" r="0" b="8890"/>
-            <wp:docPr id="325829549" name="Picture 5"/>
+          <wp:inline distT="0" distB="0" distL="0" distR="0" wp14:anchorId="5D5F1508" wp14:editId="4DB46273">
+            <wp:extent cx="632460" cy="190500"/>
+            <wp:effectExtent l="0" t="0" r="0" b="0"/>
+            <wp:docPr id="1825924061" name="Picture 8"/>
             <wp:cNvGraphicFramePr>
               <a:graphicFrameLocks xmlns:a="http://schemas.openxmlformats.org/drawingml/2006/main" noChangeAspect="1"/>
             </wp:cNvGraphicFramePr>
@@ -1566,7 +3187,7 @@
               <a:graphicData uri="http://schemas.openxmlformats.org/drawingml/2006/picture">
                 <pic:pic xmlns:pic="http://schemas.openxmlformats.org/drawingml/2006/picture">
                   <pic:nvPicPr>
-                    <pic:cNvPr id="0" name="Picture 9"/>
+                    <pic:cNvPr id="0" name="Picture 35"/>
                     <pic:cNvPicPr>
                       <a:picLocks noChangeAspect="1" noChangeArrowheads="1"/>
                     </pic:cNvPicPr>
@@ -1587,7 +3208,7 @@
                   <pic:spPr bwMode="auto">
                     <a:xfrm>
                       <a:off x="0" y="0"/>
-                      <a:ext cx="630555" cy="200660"/>
+                      <a:ext cx="632460" cy="190500"/>
                     </a:xfrm>
                     <a:prstGeom prst="rect">
                       <a:avLst/>
@@ -1604,47 +3225,52 @@
         </w:drawing>
       </w:r>
       <w:r>
-        <w:tab/>
+        <w:rPr>
+          <w:rFonts w:ascii="Nirmala UI" w:hAnsi="Nirmala UI" w:cs="Nirmala UI"/>
+        </w:rPr>
+        <w:br/>
+      </w:r>
+      <w:r>
+        <w:rPr>
+          <w:rFonts w:ascii="Nirmala UI" w:hAnsi="Nirmala UI" w:cs="Nirmala UI"/>
+        </w:rPr>
+        <w:br/>
+        <w:t>Answer: (b)</w:t>
       </w:r>
     </w:p>
     <w:p>
       <w:pPr>
         <w:pStyle w:val="NoSpacing"/>
+        <w:rPr>
+          <w:rFonts w:ascii="Nirmala UI" w:hAnsi="Nirmala UI" w:cs="Nirmala UI"/>
+          <w:b/>
+          <w:bCs/>
+        </w:rPr>
       </w:pPr>
       <w:r>
-        <w:t xml:space="preserve">(b) </w:t>
-      </w:r>
-      <w:proofErr w:type="spellStart"/>
-      <w:r>
-        <w:rPr>
-          <w:rFonts w:ascii="Nirmala UI" w:hAnsi="Nirmala UI" w:cs="Nirmala UI"/>
-        </w:rPr>
-        <w:t>केवल</w:t>
-      </w:r>
-      <w:proofErr w:type="spellEnd"/>
-      <w:r>
-        <w:t xml:space="preserve"> 2 </w:t>
-      </w:r>
-      <w:proofErr w:type="spellStart"/>
-      <w:r>
-        <w:rPr>
-          <w:rFonts w:ascii="Nirmala UI" w:hAnsi="Nirmala UI" w:cs="Nirmala UI"/>
-        </w:rPr>
-        <w:t>और</w:t>
-      </w:r>
-      <w:proofErr w:type="spellEnd"/>
-      <w:r>
-        <w:t xml:space="preserve"> 3</w:t>
-      </w:r>
-      <w:r>
-        <w:rPr>
+        <w:rPr>
+          <w:rFonts w:ascii="Nirmala UI" w:hAnsi="Nirmala UI" w:cs="Nirmala UI"/>
+        </w:rPr>
+        <w:br/>
+        <w:t>Solution:</w:t>
+      </w:r>
+      <w:r>
+        <w:rPr>
+          <w:rFonts w:ascii="Nirmala UI" w:hAnsi="Nirmala UI" w:cs="Nirmala UI"/>
+        </w:rPr>
+        <w:br/>
+        <w:t xml:space="preserve">The Upanishads are philosophical texts forming the concluding part of the Vedas. </w:t>
+      </w:r>
+      <w:r>
+        <w:rPr>
+          <w:rFonts w:ascii="Nirmala UI" w:hAnsi="Nirmala UI" w:cs="Nirmala UI"/>
           <w:noProof/>
         </w:rPr>
         <w:drawing>
-          <wp:inline distT="0" distB="0" distL="0" distR="0" wp14:anchorId="1EAAA5F8" wp14:editId="13ADCFD9">
-            <wp:extent cx="478155" cy="249555"/>
+          <wp:inline distT="0" distB="0" distL="0" distR="0" wp14:anchorId="1B08569A" wp14:editId="7B4A1361">
+            <wp:extent cx="5486400" cy="3183890"/>
             <wp:effectExtent l="0" t="0" r="0" b="0"/>
-            <wp:docPr id="1071633300" name="Picture 6"/>
+            <wp:docPr id="1690524559" name="Picture 1"/>
             <wp:cNvGraphicFramePr>
               <a:graphicFrameLocks xmlns:a="http://schemas.openxmlformats.org/drawingml/2006/main" noChangeAspect="1"/>
             </wp:cNvGraphicFramePr>
@@ -1652,7 +3278,7 @@
               <a:graphicData uri="http://schemas.openxmlformats.org/drawingml/2006/picture">
                 <pic:pic xmlns:pic="http://schemas.openxmlformats.org/drawingml/2006/picture">
                   <pic:nvPicPr>
-                    <pic:cNvPr id="0" name="Picture 11"/>
+                    <pic:cNvPr id="0" name="Picture 1"/>
                     <pic:cNvPicPr>
                       <a:picLocks noChangeAspect="1" noChangeArrowheads="1"/>
                     </pic:cNvPicPr>
@@ -1673,7 +3299,7 @@
                   <pic:spPr bwMode="auto">
                     <a:xfrm>
                       <a:off x="0" y="0"/>
-                      <a:ext cx="478155" cy="249555"/>
+                      <a:ext cx="5486400" cy="3183890"/>
                     </a:xfrm>
                     <a:prstGeom prst="rect">
                       <a:avLst/>
@@ -1693,2039 +3319,9 @@
     <w:p>
       <w:pPr>
         <w:pStyle w:val="NoSpacing"/>
-      </w:pPr>
-      <w:r>
-        <w:t xml:space="preserve">(c) </w:t>
-      </w:r>
-      <w:proofErr w:type="spellStart"/>
-      <w:r>
-        <w:rPr>
-          <w:rFonts w:ascii="Nirmala UI" w:hAnsi="Nirmala UI" w:cs="Nirmala UI"/>
-        </w:rPr>
-        <w:t>केवल</w:t>
-      </w:r>
-      <w:proofErr w:type="spellEnd"/>
-      <w:r>
-        <w:t xml:space="preserve"> 1 </w:t>
-      </w:r>
-      <w:proofErr w:type="spellStart"/>
-      <w:r>
-        <w:rPr>
-          <w:rFonts w:ascii="Nirmala UI" w:hAnsi="Nirmala UI" w:cs="Nirmala UI"/>
-        </w:rPr>
-        <w:t>और</w:t>
-      </w:r>
-      <w:proofErr w:type="spellEnd"/>
-      <w:r>
-        <w:t xml:space="preserve"> 3</w:t>
-      </w:r>
-      <w:r>
-        <w:rPr>
-          <w:noProof/>
-        </w:rPr>
-        <w:drawing>
-          <wp:inline distT="0" distB="0" distL="0" distR="0" wp14:anchorId="34B9B5A7" wp14:editId="537AA9AC">
-            <wp:extent cx="512445" cy="221615"/>
-            <wp:effectExtent l="0" t="0" r="1905" b="6985"/>
-            <wp:docPr id="363358777" name="Picture 7"/>
-            <wp:cNvGraphicFramePr>
-              <a:graphicFrameLocks xmlns:a="http://schemas.openxmlformats.org/drawingml/2006/main" noChangeAspect="1"/>
-            </wp:cNvGraphicFramePr>
-            <a:graphic xmlns:a="http://schemas.openxmlformats.org/drawingml/2006/main">
-              <a:graphicData uri="http://schemas.openxmlformats.org/drawingml/2006/picture">
-                <pic:pic xmlns:pic="http://schemas.openxmlformats.org/drawingml/2006/picture">
-                  <pic:nvPicPr>
-                    <pic:cNvPr id="0" name="Picture 13"/>
-                    <pic:cNvPicPr>
-                      <a:picLocks noChangeAspect="1" noChangeArrowheads="1"/>
-                    </pic:cNvPicPr>
-                  </pic:nvPicPr>
-                  <pic:blipFill>
-                    <a:blip r:embed="rId12">
-                      <a:extLst>
-                        <a:ext uri="{28A0092B-C50C-407E-A947-70E740481C1C}">
-                          <a14:useLocalDpi xmlns:a14="http://schemas.microsoft.com/office/drawing/2010/main" val="0"/>
-                        </a:ext>
-                      </a:extLst>
-                    </a:blip>
-                    <a:srcRect/>
-                    <a:stretch>
-                      <a:fillRect/>
-                    </a:stretch>
-                  </pic:blipFill>
-                  <pic:spPr bwMode="auto">
-                    <a:xfrm>
-                      <a:off x="0" y="0"/>
-                      <a:ext cx="512445" cy="221615"/>
-                    </a:xfrm>
-                    <a:prstGeom prst="rect">
-                      <a:avLst/>
-                    </a:prstGeom>
-                    <a:noFill/>
-                    <a:ln>
-                      <a:noFill/>
-                    </a:ln>
-                  </pic:spPr>
-                </pic:pic>
-              </a:graphicData>
-            </a:graphic>
-          </wp:inline>
-        </w:drawing>
-      </w:r>
-    </w:p>
-    <w:p>
-      <w:pPr>
-        <w:pStyle w:val="NoSpacing"/>
-      </w:pPr>
-      <w:r>
-        <w:t xml:space="preserve">(d) 1, 2 </w:t>
-      </w:r>
-      <w:proofErr w:type="spellStart"/>
-      <w:r>
-        <w:rPr>
-          <w:rFonts w:ascii="Nirmala UI" w:hAnsi="Nirmala UI" w:cs="Nirmala UI"/>
-        </w:rPr>
-        <w:t>और</w:t>
-      </w:r>
-      <w:proofErr w:type="spellEnd"/>
-      <w:r>
-        <w:t xml:space="preserve"> 3</w:t>
-      </w:r>
-      <w:r>
-        <w:rPr>
-          <w:noProof/>
-        </w:rPr>
-        <w:drawing>
-          <wp:inline distT="0" distB="0" distL="0" distR="0" wp14:anchorId="365A47EA" wp14:editId="4085ACEF">
-            <wp:extent cx="485140" cy="221615"/>
-            <wp:effectExtent l="0" t="0" r="0" b="6985"/>
-            <wp:docPr id="1862635417" name="Picture 8"/>
-            <wp:cNvGraphicFramePr>
-              <a:graphicFrameLocks xmlns:a="http://schemas.openxmlformats.org/drawingml/2006/main" noChangeAspect="1"/>
-            </wp:cNvGraphicFramePr>
-            <a:graphic xmlns:a="http://schemas.openxmlformats.org/drawingml/2006/main">
-              <a:graphicData uri="http://schemas.openxmlformats.org/drawingml/2006/picture">
-                <pic:pic xmlns:pic="http://schemas.openxmlformats.org/drawingml/2006/picture">
-                  <pic:nvPicPr>
-                    <pic:cNvPr id="0" name="Picture 15"/>
-                    <pic:cNvPicPr>
-                      <a:picLocks noChangeAspect="1" noChangeArrowheads="1"/>
-                    </pic:cNvPicPr>
-                  </pic:nvPicPr>
-                  <pic:blipFill>
-                    <a:blip r:embed="rId13">
-                      <a:extLst>
-                        <a:ext uri="{28A0092B-C50C-407E-A947-70E740481C1C}">
-                          <a14:useLocalDpi xmlns:a14="http://schemas.microsoft.com/office/drawing/2010/main" val="0"/>
-                        </a:ext>
-                      </a:extLst>
-                    </a:blip>
-                    <a:srcRect/>
-                    <a:stretch>
-                      <a:fillRect/>
-                    </a:stretch>
-                  </pic:blipFill>
-                  <pic:spPr bwMode="auto">
-                    <a:xfrm>
-                      <a:off x="0" y="0"/>
-                      <a:ext cx="485140" cy="221615"/>
-                    </a:xfrm>
-                    <a:prstGeom prst="rect">
-                      <a:avLst/>
-                    </a:prstGeom>
-                    <a:noFill/>
-                    <a:ln>
-                      <a:noFill/>
-                    </a:ln>
-                  </pic:spPr>
-                </pic:pic>
-              </a:graphicData>
-            </a:graphic>
-          </wp:inline>
-        </w:drawing>
-      </w:r>
-    </w:p>
-    <w:p>
-      <w:pPr>
-        <w:pStyle w:val="NoSpacing"/>
-      </w:pPr>
-    </w:p>
-    <w:p>
-      <w:pPr>
-        <w:pStyle w:val="NoSpacing"/>
-      </w:pPr>
-      <w:proofErr w:type="spellStart"/>
-      <w:r>
-        <w:t>Answer:A</w:t>
-      </w:r>
-      <w:proofErr w:type="spellEnd"/>
-    </w:p>
-    <w:p>
-      <w:pPr>
-        <w:pStyle w:val="NoSpacing"/>
-      </w:pPr>
-    </w:p>
-    <w:p>
-      <w:pPr>
-        <w:pStyle w:val="NoSpacing"/>
-      </w:pPr>
-      <w:r>
-        <w:t>Solution</w:t>
-      </w:r>
-      <w:r>
-        <w:t>:</w:t>
-      </w:r>
-    </w:p>
-    <w:p>
-      <w:pPr>
-        <w:pStyle w:val="NoSpacing"/>
-      </w:pPr>
-      <w:proofErr w:type="spellStart"/>
-      <w:r>
-        <w:rPr>
-          <w:rFonts w:ascii="Nirmala UI" w:hAnsi="Nirmala UI" w:cs="Nirmala UI"/>
-        </w:rPr>
-        <w:t>पूर्ण</w:t>
-      </w:r>
-      <w:proofErr w:type="spellEnd"/>
-      <w:r>
-        <w:t xml:space="preserve"> </w:t>
-      </w:r>
-      <w:proofErr w:type="spellStart"/>
-      <w:r>
-        <w:rPr>
-          <w:rFonts w:ascii="Nirmala UI" w:hAnsi="Nirmala UI" w:cs="Nirmala UI"/>
-        </w:rPr>
-        <w:t>समाधान</w:t>
-      </w:r>
-      <w:proofErr w:type="spellEnd"/>
-      <w:r>
-        <w:t xml:space="preserve"> – </w:t>
-      </w:r>
-      <w:proofErr w:type="spellStart"/>
-      <w:r>
-        <w:rPr>
-          <w:rFonts w:ascii="Nirmala UI" w:hAnsi="Nirmala UI" w:cs="Nirmala UI"/>
-        </w:rPr>
-        <w:t>हिंदी</w:t>
-      </w:r>
-      <w:proofErr w:type="spellEnd"/>
-      <w:r>
-        <w:t xml:space="preserve"> (4 </w:t>
-      </w:r>
-      <w:proofErr w:type="spellStart"/>
-      <w:r>
-        <w:rPr>
-          <w:rFonts w:ascii="Nirmala UI" w:hAnsi="Nirmala UI" w:cs="Nirmala UI"/>
-        </w:rPr>
-        <w:t>खंड</w:t>
-      </w:r>
-      <w:proofErr w:type="spellEnd"/>
-      <w:r>
-        <w:t>)</w:t>
-      </w:r>
-    </w:p>
-    <w:p>
-      <w:pPr>
-        <w:pStyle w:val="NoSpacing"/>
-      </w:pPr>
-      <w:r>
-        <w:t xml:space="preserve">1) </w:t>
-      </w:r>
-      <w:proofErr w:type="spellStart"/>
-      <w:r>
-        <w:rPr>
-          <w:rFonts w:ascii="Nirmala UI" w:hAnsi="Nirmala UI" w:cs="Nirmala UI"/>
-        </w:rPr>
-        <w:t>विस्तृत</w:t>
-      </w:r>
-      <w:proofErr w:type="spellEnd"/>
-      <w:r>
-        <w:t xml:space="preserve"> </w:t>
-      </w:r>
-      <w:proofErr w:type="spellStart"/>
-      <w:r>
-        <w:rPr>
-          <w:rFonts w:ascii="Nirmala UI" w:hAnsi="Nirmala UI" w:cs="Nirmala UI"/>
-        </w:rPr>
-        <w:t>विषयवस्तु</w:t>
-      </w:r>
-      <w:proofErr w:type="spellEnd"/>
-      <w:r>
-        <w:t xml:space="preserve"> </w:t>
-      </w:r>
-      <w:proofErr w:type="spellStart"/>
-      <w:r>
-        <w:rPr>
-          <w:rFonts w:ascii="Nirmala UI" w:hAnsi="Nirmala UI" w:cs="Nirmala UI"/>
-        </w:rPr>
-        <w:t>एवं</w:t>
-      </w:r>
-      <w:proofErr w:type="spellEnd"/>
-      <w:r>
-        <w:t xml:space="preserve"> </w:t>
-      </w:r>
-      <w:proofErr w:type="spellStart"/>
-      <w:r>
-        <w:rPr>
-          <w:rFonts w:ascii="Nirmala UI" w:hAnsi="Nirmala UI" w:cs="Nirmala UI"/>
-        </w:rPr>
-        <w:t>अन्य</w:t>
-      </w:r>
-      <w:proofErr w:type="spellEnd"/>
-      <w:r>
-        <w:t xml:space="preserve"> </w:t>
-      </w:r>
-      <w:proofErr w:type="spellStart"/>
-      <w:r>
-        <w:rPr>
-          <w:rFonts w:ascii="Nirmala UI" w:hAnsi="Nirmala UI" w:cs="Nirmala UI"/>
-        </w:rPr>
-        <w:t>विकल्प</w:t>
-      </w:r>
-      <w:proofErr w:type="spellEnd"/>
-      <w:r>
-        <w:t xml:space="preserve"> </w:t>
-      </w:r>
-      <w:proofErr w:type="spellStart"/>
-      <w:r>
-        <w:rPr>
-          <w:rFonts w:ascii="Nirmala UI" w:hAnsi="Nirmala UI" w:cs="Nirmala UI"/>
-        </w:rPr>
-        <w:t>गलत</w:t>
-      </w:r>
-      <w:proofErr w:type="spellEnd"/>
-      <w:r>
-        <w:t xml:space="preserve"> </w:t>
-      </w:r>
-      <w:proofErr w:type="spellStart"/>
-      <w:r>
-        <w:rPr>
-          <w:rFonts w:ascii="Nirmala UI" w:hAnsi="Nirmala UI" w:cs="Nirmala UI"/>
-        </w:rPr>
-        <w:t>क्यों</w:t>
-      </w:r>
-      <w:proofErr w:type="spellEnd"/>
-      <w:r>
-        <w:t xml:space="preserve"> </w:t>
-      </w:r>
-      <w:proofErr w:type="spellStart"/>
-      <w:r>
-        <w:rPr>
-          <w:rFonts w:ascii="Nirmala UI" w:hAnsi="Nirmala UI" w:cs="Nirmala UI"/>
-        </w:rPr>
-        <w:t>हैं</w:t>
-      </w:r>
-      <w:proofErr w:type="spellEnd"/>
-      <w:r>
-        <w:t xml:space="preserve"> </w:t>
-      </w:r>
-      <w:proofErr w:type="spellStart"/>
-      <w:r>
-        <w:rPr>
-          <w:rFonts w:ascii="Nirmala UI" w:hAnsi="Nirmala UI" w:cs="Nirmala UI"/>
-        </w:rPr>
-        <w:t>कथन</w:t>
-      </w:r>
-      <w:proofErr w:type="spellEnd"/>
-      <w:r>
-        <w:t xml:space="preserve"> 1 </w:t>
-      </w:r>
-      <w:proofErr w:type="spellStart"/>
-      <w:r>
-        <w:rPr>
-          <w:rFonts w:ascii="Nirmala UI" w:hAnsi="Nirmala UI" w:cs="Nirmala UI"/>
-        </w:rPr>
-        <w:t>सही</w:t>
-      </w:r>
-      <w:proofErr w:type="spellEnd"/>
-      <w:r>
-        <w:t xml:space="preserve"> </w:t>
-      </w:r>
-      <w:proofErr w:type="spellStart"/>
-      <w:r>
-        <w:rPr>
-          <w:rFonts w:ascii="Nirmala UI" w:hAnsi="Nirmala UI" w:cs="Nirmala UI"/>
-        </w:rPr>
-        <w:t>है</w:t>
-      </w:r>
-      <w:proofErr w:type="spellEnd"/>
-      <w:r>
-        <w:t xml:space="preserve"> </w:t>
-      </w:r>
-      <w:proofErr w:type="spellStart"/>
-      <w:r>
-        <w:rPr>
-          <w:rFonts w:ascii="Nirmala UI" w:hAnsi="Nirmala UI" w:cs="Nirmala UI"/>
-        </w:rPr>
-        <w:t>क्योंकि</w:t>
-      </w:r>
-      <w:proofErr w:type="spellEnd"/>
-      <w:r>
-        <w:t xml:space="preserve"> </w:t>
-      </w:r>
-      <w:proofErr w:type="spellStart"/>
-      <w:r>
-        <w:rPr>
-          <w:rFonts w:ascii="Nirmala UI" w:hAnsi="Nirmala UI" w:cs="Nirmala UI"/>
-        </w:rPr>
-        <w:t>घनी</w:t>
-      </w:r>
-      <w:proofErr w:type="spellEnd"/>
-      <w:r>
-        <w:t xml:space="preserve"> </w:t>
-      </w:r>
-      <w:proofErr w:type="spellStart"/>
-      <w:r>
-        <w:rPr>
-          <w:rFonts w:ascii="Nirmala UI" w:hAnsi="Nirmala UI" w:cs="Nirmala UI"/>
-        </w:rPr>
-        <w:t>इमारतें</w:t>
-      </w:r>
-      <w:proofErr w:type="spellEnd"/>
-      <w:r>
-        <w:t xml:space="preserve">, </w:t>
-      </w:r>
-      <w:proofErr w:type="spellStart"/>
-      <w:r>
-        <w:rPr>
-          <w:rFonts w:ascii="Nirmala UI" w:hAnsi="Nirmala UI" w:cs="Nirmala UI"/>
-        </w:rPr>
-        <w:t>कंक्रीट</w:t>
-      </w:r>
-      <w:proofErr w:type="spellEnd"/>
-      <w:r>
-        <w:t xml:space="preserve"> </w:t>
-      </w:r>
-      <w:proofErr w:type="spellStart"/>
-      <w:r>
-        <w:rPr>
-          <w:rFonts w:ascii="Nirmala UI" w:hAnsi="Nirmala UI" w:cs="Nirmala UI"/>
-        </w:rPr>
-        <w:t>संरचना</w:t>
-      </w:r>
-      <w:proofErr w:type="spellEnd"/>
-      <w:r>
-        <w:t xml:space="preserve"> </w:t>
-      </w:r>
-      <w:proofErr w:type="spellStart"/>
-      <w:r>
-        <w:rPr>
-          <w:rFonts w:ascii="Nirmala UI" w:hAnsi="Nirmala UI" w:cs="Nirmala UI"/>
-        </w:rPr>
-        <w:t>और</w:t>
-      </w:r>
-      <w:proofErr w:type="spellEnd"/>
-      <w:r>
-        <w:t xml:space="preserve"> </w:t>
-      </w:r>
-      <w:proofErr w:type="spellStart"/>
-      <w:r>
-        <w:rPr>
-          <w:rFonts w:ascii="Nirmala UI" w:hAnsi="Nirmala UI" w:cs="Nirmala UI"/>
-        </w:rPr>
-        <w:t>हरित</w:t>
-      </w:r>
-      <w:proofErr w:type="spellEnd"/>
-      <w:r>
-        <w:t xml:space="preserve"> </w:t>
-      </w:r>
-      <w:proofErr w:type="spellStart"/>
-      <w:r>
-        <w:rPr>
-          <w:rFonts w:ascii="Nirmala UI" w:hAnsi="Nirmala UI" w:cs="Nirmala UI"/>
-        </w:rPr>
-        <w:t>क्षेत्र</w:t>
-      </w:r>
-      <w:proofErr w:type="spellEnd"/>
-      <w:r>
-        <w:t xml:space="preserve"> </w:t>
-      </w:r>
-      <w:proofErr w:type="spellStart"/>
-      <w:r>
-        <w:rPr>
-          <w:rFonts w:ascii="Nirmala UI" w:hAnsi="Nirmala UI" w:cs="Nirmala UI"/>
-        </w:rPr>
-        <w:t>की</w:t>
-      </w:r>
-      <w:proofErr w:type="spellEnd"/>
-      <w:r>
-        <w:t xml:space="preserve"> </w:t>
-      </w:r>
-      <w:proofErr w:type="spellStart"/>
-      <w:r>
-        <w:rPr>
-          <w:rFonts w:ascii="Nirmala UI" w:hAnsi="Nirmala UI" w:cs="Nirmala UI"/>
-        </w:rPr>
-        <w:t>कमी</w:t>
-      </w:r>
-      <w:proofErr w:type="spellEnd"/>
-      <w:r>
-        <w:t xml:space="preserve"> </w:t>
-      </w:r>
-      <w:proofErr w:type="spellStart"/>
-      <w:r>
-        <w:rPr>
-          <w:rFonts w:ascii="Nirmala UI" w:hAnsi="Nirmala UI" w:cs="Nirmala UI"/>
-        </w:rPr>
-        <w:t>के</w:t>
-      </w:r>
-      <w:proofErr w:type="spellEnd"/>
-      <w:r>
-        <w:t xml:space="preserve"> </w:t>
-      </w:r>
-      <w:proofErr w:type="spellStart"/>
-      <w:r>
-        <w:rPr>
-          <w:rFonts w:ascii="Nirmala UI" w:hAnsi="Nirmala UI" w:cs="Nirmala UI"/>
-        </w:rPr>
-        <w:t>कारण</w:t>
-      </w:r>
-      <w:proofErr w:type="spellEnd"/>
-      <w:r>
-        <w:t xml:space="preserve"> </w:t>
-      </w:r>
-      <w:proofErr w:type="spellStart"/>
-      <w:r>
-        <w:rPr>
-          <w:rFonts w:ascii="Nirmala UI" w:hAnsi="Nirmala UI" w:cs="Nirmala UI"/>
-        </w:rPr>
-        <w:t>शहरों</w:t>
-      </w:r>
-      <w:proofErr w:type="spellEnd"/>
-      <w:r>
-        <w:t xml:space="preserve"> </w:t>
-      </w:r>
-      <w:proofErr w:type="spellStart"/>
-      <w:r>
-        <w:rPr>
-          <w:rFonts w:ascii="Nirmala UI" w:hAnsi="Nirmala UI" w:cs="Nirmala UI"/>
-        </w:rPr>
-        <w:t>में</w:t>
-      </w:r>
-      <w:proofErr w:type="spellEnd"/>
-      <w:r>
-        <w:t xml:space="preserve"> </w:t>
-      </w:r>
-      <w:proofErr w:type="spellStart"/>
-      <w:r>
-        <w:rPr>
-          <w:rFonts w:ascii="Nirmala UI" w:hAnsi="Nirmala UI" w:cs="Nirmala UI"/>
-        </w:rPr>
-        <w:t>तापमान</w:t>
-      </w:r>
-      <w:proofErr w:type="spellEnd"/>
-      <w:r>
-        <w:t xml:space="preserve"> </w:t>
-      </w:r>
-      <w:proofErr w:type="spellStart"/>
-      <w:r>
-        <w:rPr>
-          <w:rFonts w:ascii="Nirmala UI" w:hAnsi="Nirmala UI" w:cs="Nirmala UI"/>
-        </w:rPr>
-        <w:t>अधिक</w:t>
-      </w:r>
-      <w:proofErr w:type="spellEnd"/>
-      <w:r>
-        <w:t xml:space="preserve"> </w:t>
-      </w:r>
-      <w:proofErr w:type="spellStart"/>
-      <w:r>
-        <w:rPr>
-          <w:rFonts w:ascii="Nirmala UI" w:hAnsi="Nirmala UI" w:cs="Nirmala UI"/>
-        </w:rPr>
-        <w:t>रहता</w:t>
-      </w:r>
-      <w:proofErr w:type="spellEnd"/>
-      <w:r>
-        <w:t xml:space="preserve"> </w:t>
-      </w:r>
-      <w:proofErr w:type="spellStart"/>
-      <w:r>
-        <w:rPr>
-          <w:rFonts w:ascii="Nirmala UI" w:hAnsi="Nirmala UI" w:cs="Nirmala UI"/>
-        </w:rPr>
-        <w:t>है</w:t>
-      </w:r>
-      <w:proofErr w:type="spellEnd"/>
-      <w:r>
-        <w:rPr>
-          <w:rFonts w:ascii="Nirmala UI" w:hAnsi="Nirmala UI" w:cs="Nirmala UI"/>
-        </w:rPr>
-        <w:t>।</w:t>
-      </w:r>
-      <w:r>
-        <w:t xml:space="preserve"> </w:t>
-      </w:r>
-      <w:proofErr w:type="spellStart"/>
-      <w:r>
-        <w:rPr>
-          <w:rFonts w:ascii="Nirmala UI" w:hAnsi="Nirmala UI" w:cs="Nirmala UI"/>
-        </w:rPr>
-        <w:t>कथन</w:t>
-      </w:r>
-      <w:proofErr w:type="spellEnd"/>
-      <w:r>
-        <w:t xml:space="preserve"> 2 </w:t>
-      </w:r>
-      <w:proofErr w:type="spellStart"/>
-      <w:r>
-        <w:rPr>
-          <w:rFonts w:ascii="Nirmala UI" w:hAnsi="Nirmala UI" w:cs="Nirmala UI"/>
-        </w:rPr>
-        <w:t>सही</w:t>
-      </w:r>
-      <w:proofErr w:type="spellEnd"/>
-      <w:r>
-        <w:t xml:space="preserve"> </w:t>
-      </w:r>
-      <w:proofErr w:type="spellStart"/>
-      <w:r>
-        <w:rPr>
-          <w:rFonts w:ascii="Nirmala UI" w:hAnsi="Nirmala UI" w:cs="Nirmala UI"/>
-        </w:rPr>
-        <w:t>है</w:t>
-      </w:r>
-      <w:proofErr w:type="spellEnd"/>
-      <w:r>
-        <w:t xml:space="preserve"> </w:t>
-      </w:r>
-      <w:proofErr w:type="spellStart"/>
-      <w:r>
-        <w:rPr>
-          <w:rFonts w:ascii="Nirmala UI" w:hAnsi="Nirmala UI" w:cs="Nirmala UI"/>
-        </w:rPr>
-        <w:t>क्योंकि</w:t>
-      </w:r>
-      <w:proofErr w:type="spellEnd"/>
-      <w:r>
-        <w:t xml:space="preserve"> </w:t>
-      </w:r>
-      <w:proofErr w:type="spellStart"/>
-      <w:r>
-        <w:rPr>
-          <w:rFonts w:ascii="Nirmala UI" w:hAnsi="Nirmala UI" w:cs="Nirmala UI"/>
-        </w:rPr>
-        <w:t>दिल्ली</w:t>
-      </w:r>
-      <w:proofErr w:type="spellEnd"/>
-      <w:r>
-        <w:t xml:space="preserve"> </w:t>
-      </w:r>
-      <w:proofErr w:type="spellStart"/>
-      <w:r>
-        <w:rPr>
-          <w:rFonts w:ascii="Nirmala UI" w:hAnsi="Nirmala UI" w:cs="Nirmala UI"/>
-        </w:rPr>
-        <w:t>में</w:t>
-      </w:r>
-      <w:proofErr w:type="spellEnd"/>
-      <w:r>
-        <w:t xml:space="preserve"> </w:t>
-      </w:r>
-      <w:proofErr w:type="spellStart"/>
-      <w:r>
-        <w:rPr>
-          <w:rFonts w:ascii="Nirmala UI" w:hAnsi="Nirmala UI" w:cs="Nirmala UI"/>
-        </w:rPr>
-        <w:t>भूजल</w:t>
-      </w:r>
-      <w:proofErr w:type="spellEnd"/>
-      <w:r>
-        <w:t xml:space="preserve"> </w:t>
-      </w:r>
-      <w:proofErr w:type="spellStart"/>
-      <w:r>
-        <w:rPr>
-          <w:rFonts w:ascii="Nirmala UI" w:hAnsi="Nirmala UI" w:cs="Nirmala UI"/>
-        </w:rPr>
-        <w:t>का</w:t>
-      </w:r>
-      <w:proofErr w:type="spellEnd"/>
-      <w:r>
-        <w:t xml:space="preserve"> </w:t>
-      </w:r>
-      <w:proofErr w:type="spellStart"/>
-      <w:r>
-        <w:rPr>
-          <w:rFonts w:ascii="Nirmala UI" w:hAnsi="Nirmala UI" w:cs="Nirmala UI"/>
-        </w:rPr>
-        <w:t>उपयोग</w:t>
-      </w:r>
-      <w:proofErr w:type="spellEnd"/>
-      <w:r>
-        <w:t xml:space="preserve"> </w:t>
-      </w:r>
-      <w:proofErr w:type="spellStart"/>
-      <w:r>
-        <w:rPr>
-          <w:rFonts w:ascii="Nirmala UI" w:hAnsi="Nirmala UI" w:cs="Nirmala UI"/>
-        </w:rPr>
-        <w:t>पुनर्भरण</w:t>
-      </w:r>
-      <w:proofErr w:type="spellEnd"/>
-      <w:r>
-        <w:t xml:space="preserve"> </w:t>
-      </w:r>
-      <w:proofErr w:type="spellStart"/>
-      <w:r>
-        <w:rPr>
-          <w:rFonts w:ascii="Nirmala UI" w:hAnsi="Nirmala UI" w:cs="Nirmala UI"/>
-        </w:rPr>
-        <w:t>क्षमता</w:t>
-      </w:r>
-      <w:proofErr w:type="spellEnd"/>
-      <w:r>
-        <w:t xml:space="preserve"> </w:t>
-      </w:r>
-      <w:proofErr w:type="spellStart"/>
-      <w:r>
-        <w:rPr>
-          <w:rFonts w:ascii="Nirmala UI" w:hAnsi="Nirmala UI" w:cs="Nirmala UI"/>
-        </w:rPr>
-        <w:t>से</w:t>
-      </w:r>
-      <w:proofErr w:type="spellEnd"/>
-      <w:r>
-        <w:t xml:space="preserve"> </w:t>
-      </w:r>
-      <w:proofErr w:type="spellStart"/>
-      <w:r>
-        <w:rPr>
-          <w:rFonts w:ascii="Nirmala UI" w:hAnsi="Nirmala UI" w:cs="Nirmala UI"/>
-        </w:rPr>
-        <w:t>अधिक</w:t>
-      </w:r>
-      <w:proofErr w:type="spellEnd"/>
-      <w:r>
-        <w:t xml:space="preserve"> </w:t>
-      </w:r>
-      <w:proofErr w:type="spellStart"/>
-      <w:r>
-        <w:rPr>
-          <w:rFonts w:ascii="Nirmala UI" w:hAnsi="Nirmala UI" w:cs="Nirmala UI"/>
-        </w:rPr>
-        <w:t>हो</w:t>
-      </w:r>
-      <w:proofErr w:type="spellEnd"/>
-      <w:r>
-        <w:t xml:space="preserve"> </w:t>
-      </w:r>
-      <w:proofErr w:type="spellStart"/>
-      <w:r>
-        <w:rPr>
-          <w:rFonts w:ascii="Nirmala UI" w:hAnsi="Nirmala UI" w:cs="Nirmala UI"/>
-        </w:rPr>
-        <w:t>चुका</w:t>
-      </w:r>
-      <w:proofErr w:type="spellEnd"/>
-      <w:r>
-        <w:t xml:space="preserve"> </w:t>
-      </w:r>
-      <w:proofErr w:type="spellStart"/>
-      <w:r>
-        <w:rPr>
-          <w:rFonts w:ascii="Nirmala UI" w:hAnsi="Nirmala UI" w:cs="Nirmala UI"/>
-        </w:rPr>
-        <w:t>है</w:t>
-      </w:r>
-      <w:proofErr w:type="spellEnd"/>
-      <w:r>
-        <w:rPr>
-          <w:rFonts w:ascii="Nirmala UI" w:hAnsi="Nirmala UI" w:cs="Nirmala UI"/>
-        </w:rPr>
-        <w:t>।</w:t>
-      </w:r>
-      <w:r>
-        <w:t xml:space="preserve"> </w:t>
-      </w:r>
-      <w:proofErr w:type="spellStart"/>
-      <w:r>
-        <w:rPr>
-          <w:rFonts w:ascii="Nirmala UI" w:hAnsi="Nirmala UI" w:cs="Nirmala UI"/>
-        </w:rPr>
-        <w:t>कथन</w:t>
-      </w:r>
-      <w:proofErr w:type="spellEnd"/>
-      <w:r>
-        <w:t xml:space="preserve"> 3 </w:t>
-      </w:r>
-      <w:proofErr w:type="spellStart"/>
-      <w:r>
-        <w:rPr>
-          <w:rFonts w:ascii="Nirmala UI" w:hAnsi="Nirmala UI" w:cs="Nirmala UI"/>
-        </w:rPr>
-        <w:t>गलत</w:t>
-      </w:r>
-      <w:proofErr w:type="spellEnd"/>
-      <w:r>
-        <w:t xml:space="preserve"> </w:t>
-      </w:r>
-      <w:proofErr w:type="spellStart"/>
-      <w:r>
-        <w:rPr>
-          <w:rFonts w:ascii="Nirmala UI" w:hAnsi="Nirmala UI" w:cs="Nirmala UI"/>
-        </w:rPr>
-        <w:t>है</w:t>
-      </w:r>
-      <w:proofErr w:type="spellEnd"/>
-      <w:r>
-        <w:t xml:space="preserve"> </w:t>
-      </w:r>
-      <w:proofErr w:type="spellStart"/>
-      <w:r>
-        <w:rPr>
-          <w:rFonts w:ascii="Nirmala UI" w:hAnsi="Nirmala UI" w:cs="Nirmala UI"/>
-        </w:rPr>
-        <w:t>क्योंकि</w:t>
-      </w:r>
-      <w:proofErr w:type="spellEnd"/>
-      <w:r>
-        <w:t xml:space="preserve"> </w:t>
-      </w:r>
-      <w:proofErr w:type="spellStart"/>
-      <w:r>
-        <w:rPr>
-          <w:rFonts w:ascii="Nirmala UI" w:hAnsi="Nirmala UI" w:cs="Nirmala UI"/>
-        </w:rPr>
-        <w:t>हीट</w:t>
-      </w:r>
-      <w:proofErr w:type="spellEnd"/>
-      <w:r>
-        <w:t xml:space="preserve"> </w:t>
-      </w:r>
-      <w:proofErr w:type="spellStart"/>
-      <w:r>
-        <w:rPr>
-          <w:rFonts w:ascii="Nirmala UI" w:hAnsi="Nirmala UI" w:cs="Nirmala UI"/>
-        </w:rPr>
-        <w:t>एक्शन</w:t>
-      </w:r>
-      <w:proofErr w:type="spellEnd"/>
-      <w:r>
-        <w:t xml:space="preserve"> </w:t>
-      </w:r>
-      <w:proofErr w:type="spellStart"/>
-      <w:r>
-        <w:rPr>
-          <w:rFonts w:ascii="Nirmala UI" w:hAnsi="Nirmala UI" w:cs="Nirmala UI"/>
-        </w:rPr>
-        <w:t>प्लान</w:t>
-      </w:r>
-      <w:proofErr w:type="spellEnd"/>
-      <w:r>
-        <w:t xml:space="preserve"> </w:t>
-      </w:r>
-      <w:proofErr w:type="spellStart"/>
-      <w:r>
-        <w:rPr>
-          <w:rFonts w:ascii="Nirmala UI" w:hAnsi="Nirmala UI" w:cs="Nirmala UI"/>
-        </w:rPr>
-        <w:t>नीति</w:t>
-      </w:r>
-      <w:proofErr w:type="spellEnd"/>
-      <w:r>
-        <w:t xml:space="preserve"> </w:t>
-      </w:r>
-      <w:proofErr w:type="spellStart"/>
-      <w:r>
-        <w:rPr>
-          <w:rFonts w:ascii="Nirmala UI" w:hAnsi="Nirmala UI" w:cs="Nirmala UI"/>
-        </w:rPr>
-        <w:t>आधारित</w:t>
-      </w:r>
-      <w:proofErr w:type="spellEnd"/>
-      <w:r>
-        <w:t xml:space="preserve"> </w:t>
-      </w:r>
-      <w:proofErr w:type="spellStart"/>
-      <w:r>
-        <w:rPr>
-          <w:rFonts w:ascii="Nirmala UI" w:hAnsi="Nirmala UI" w:cs="Nirmala UI"/>
-        </w:rPr>
-        <w:t>हैं</w:t>
-      </w:r>
-      <w:proofErr w:type="spellEnd"/>
-      <w:r>
-        <w:t xml:space="preserve">, </w:t>
-      </w:r>
-      <w:r>
-        <w:rPr>
-          <w:rFonts w:ascii="Nirmala UI" w:hAnsi="Nirmala UI" w:cs="Nirmala UI"/>
-        </w:rPr>
-        <w:t>न</w:t>
-      </w:r>
-      <w:r>
-        <w:t xml:space="preserve"> </w:t>
-      </w:r>
-      <w:proofErr w:type="spellStart"/>
-      <w:r>
-        <w:rPr>
-          <w:rFonts w:ascii="Nirmala UI" w:hAnsi="Nirmala UI" w:cs="Nirmala UI"/>
-        </w:rPr>
-        <w:t>कि</w:t>
-      </w:r>
-      <w:proofErr w:type="spellEnd"/>
-      <w:r>
-        <w:t xml:space="preserve"> </w:t>
-      </w:r>
-      <w:proofErr w:type="spellStart"/>
-      <w:r>
-        <w:rPr>
-          <w:rFonts w:ascii="Nirmala UI" w:hAnsi="Nirmala UI" w:cs="Nirmala UI"/>
-        </w:rPr>
-        <w:t>आपदा</w:t>
-      </w:r>
-      <w:proofErr w:type="spellEnd"/>
-      <w:r>
-        <w:t xml:space="preserve"> </w:t>
-      </w:r>
-      <w:proofErr w:type="spellStart"/>
-      <w:r>
-        <w:rPr>
-          <w:rFonts w:ascii="Nirmala UI" w:hAnsi="Nirmala UI" w:cs="Nirmala UI"/>
-        </w:rPr>
-        <w:t>प्रबंधन</w:t>
-      </w:r>
-      <w:proofErr w:type="spellEnd"/>
-      <w:r>
-        <w:t xml:space="preserve"> </w:t>
-      </w:r>
-      <w:proofErr w:type="spellStart"/>
-      <w:r>
-        <w:rPr>
-          <w:rFonts w:ascii="Nirmala UI" w:hAnsi="Nirmala UI" w:cs="Nirmala UI"/>
-        </w:rPr>
-        <w:t>अधिनियम</w:t>
-      </w:r>
-      <w:proofErr w:type="spellEnd"/>
-      <w:r>
-        <w:t xml:space="preserve"> </w:t>
-      </w:r>
-      <w:proofErr w:type="spellStart"/>
-      <w:r>
-        <w:rPr>
-          <w:rFonts w:ascii="Nirmala UI" w:hAnsi="Nirmala UI" w:cs="Nirmala UI"/>
-        </w:rPr>
-        <w:t>के</w:t>
-      </w:r>
-      <w:proofErr w:type="spellEnd"/>
-      <w:r>
-        <w:t xml:space="preserve"> </w:t>
-      </w:r>
-      <w:proofErr w:type="spellStart"/>
-      <w:r>
-        <w:rPr>
-          <w:rFonts w:ascii="Nirmala UI" w:hAnsi="Nirmala UI" w:cs="Nirmala UI"/>
-        </w:rPr>
-        <w:t>अंतर्गत</w:t>
-      </w:r>
-      <w:proofErr w:type="spellEnd"/>
-      <w:r>
-        <w:t xml:space="preserve"> </w:t>
-      </w:r>
-      <w:proofErr w:type="spellStart"/>
-      <w:r>
-        <w:rPr>
-          <w:rFonts w:ascii="Nirmala UI" w:hAnsi="Nirmala UI" w:cs="Nirmala UI"/>
-        </w:rPr>
-        <w:t>कानूनी</w:t>
-      </w:r>
-      <w:proofErr w:type="spellEnd"/>
-      <w:r>
-        <w:t xml:space="preserve"> </w:t>
-      </w:r>
-      <w:proofErr w:type="spellStart"/>
-      <w:r>
-        <w:rPr>
-          <w:rFonts w:ascii="Nirmala UI" w:hAnsi="Nirmala UI" w:cs="Nirmala UI"/>
-        </w:rPr>
-        <w:t>रूप</w:t>
-      </w:r>
-      <w:proofErr w:type="spellEnd"/>
-      <w:r>
-        <w:t xml:space="preserve"> </w:t>
-      </w:r>
-      <w:proofErr w:type="spellStart"/>
-      <w:r>
-        <w:rPr>
-          <w:rFonts w:ascii="Nirmala UI" w:hAnsi="Nirmala UI" w:cs="Nirmala UI"/>
-        </w:rPr>
-        <w:t>से</w:t>
-      </w:r>
-      <w:proofErr w:type="spellEnd"/>
-      <w:r>
-        <w:t xml:space="preserve"> </w:t>
-      </w:r>
-      <w:proofErr w:type="spellStart"/>
-      <w:r>
-        <w:rPr>
-          <w:rFonts w:ascii="Nirmala UI" w:hAnsi="Nirmala UI" w:cs="Nirmala UI"/>
-        </w:rPr>
-        <w:t>बाध्यकारी</w:t>
-      </w:r>
-      <w:proofErr w:type="spellEnd"/>
-      <w:r>
-        <w:rPr>
-          <w:rFonts w:ascii="Nirmala UI" w:hAnsi="Nirmala UI" w:cs="Nirmala UI"/>
-        </w:rPr>
-        <w:t>।</w:t>
-      </w:r>
-    </w:p>
-    <w:p>
-      <w:pPr>
-        <w:pStyle w:val="NoSpacing"/>
-      </w:pPr>
-      <w:r>
-        <w:t xml:space="preserve">2) </w:t>
-      </w:r>
-      <w:proofErr w:type="spellStart"/>
-      <w:r>
-        <w:rPr>
-          <w:rFonts w:ascii="Nirmala UI" w:hAnsi="Nirmala UI" w:cs="Nirmala UI"/>
-        </w:rPr>
-        <w:t>एप्टीट्यूड</w:t>
-      </w:r>
-      <w:proofErr w:type="spellEnd"/>
-      <w:r>
-        <w:t xml:space="preserve"> (</w:t>
-      </w:r>
-      <w:proofErr w:type="spellStart"/>
-      <w:r>
-        <w:rPr>
-          <w:rFonts w:ascii="Nirmala UI" w:hAnsi="Nirmala UI" w:cs="Nirmala UI"/>
-        </w:rPr>
-        <w:t>संकेत</w:t>
-      </w:r>
-      <w:proofErr w:type="spellEnd"/>
-      <w:r>
-        <w:t xml:space="preserve">) UPSC </w:t>
-      </w:r>
-      <w:proofErr w:type="spellStart"/>
-      <w:r>
-        <w:rPr>
-          <w:rFonts w:ascii="Nirmala UI" w:hAnsi="Nirmala UI" w:cs="Nirmala UI"/>
-        </w:rPr>
-        <w:t>में</w:t>
-      </w:r>
-      <w:proofErr w:type="spellEnd"/>
-      <w:r>
-        <w:t xml:space="preserve"> “</w:t>
-      </w:r>
-      <w:proofErr w:type="spellStart"/>
-      <w:r>
-        <w:rPr>
-          <w:rFonts w:ascii="Nirmala UI" w:hAnsi="Nirmala UI" w:cs="Nirmala UI"/>
-        </w:rPr>
-        <w:t>कानूनी</w:t>
-      </w:r>
-      <w:proofErr w:type="spellEnd"/>
-      <w:r>
-        <w:t xml:space="preserve"> </w:t>
-      </w:r>
-      <w:proofErr w:type="spellStart"/>
-      <w:r>
-        <w:rPr>
-          <w:rFonts w:ascii="Nirmala UI" w:hAnsi="Nirmala UI" w:cs="Nirmala UI"/>
-        </w:rPr>
-        <w:t>रूप</w:t>
-      </w:r>
-      <w:proofErr w:type="spellEnd"/>
-      <w:r>
-        <w:t xml:space="preserve"> </w:t>
-      </w:r>
-      <w:proofErr w:type="spellStart"/>
-      <w:r>
-        <w:rPr>
-          <w:rFonts w:ascii="Nirmala UI" w:hAnsi="Nirmala UI" w:cs="Nirmala UI"/>
-        </w:rPr>
-        <w:t>से</w:t>
-      </w:r>
-      <w:proofErr w:type="spellEnd"/>
-      <w:r>
-        <w:t xml:space="preserve"> </w:t>
-      </w:r>
-      <w:proofErr w:type="spellStart"/>
-      <w:r>
-        <w:rPr>
-          <w:rFonts w:ascii="Nirmala UI" w:hAnsi="Nirmala UI" w:cs="Nirmala UI"/>
-        </w:rPr>
-        <w:t>अनिवार्य</w:t>
-      </w:r>
-      <w:proofErr w:type="spellEnd"/>
-      <w:r>
-        <w:rPr>
-          <w:rFonts w:hint="eastAsia"/>
-        </w:rPr>
-        <w:t>”</w:t>
-      </w:r>
-      <w:r>
-        <w:t xml:space="preserve"> </w:t>
-      </w:r>
-      <w:proofErr w:type="spellStart"/>
-      <w:r>
-        <w:rPr>
-          <w:rFonts w:ascii="Nirmala UI" w:hAnsi="Nirmala UI" w:cs="Nirmala UI"/>
-        </w:rPr>
-        <w:t>जैसे</w:t>
-      </w:r>
-      <w:proofErr w:type="spellEnd"/>
-      <w:r>
-        <w:t xml:space="preserve"> </w:t>
-      </w:r>
-      <w:proofErr w:type="spellStart"/>
-      <w:r>
-        <w:rPr>
-          <w:rFonts w:ascii="Nirmala UI" w:hAnsi="Nirmala UI" w:cs="Nirmala UI"/>
-        </w:rPr>
-        <w:t>शब्द</w:t>
-      </w:r>
-      <w:proofErr w:type="spellEnd"/>
-      <w:r>
-        <w:t xml:space="preserve"> </w:t>
-      </w:r>
-      <w:proofErr w:type="spellStart"/>
-      <w:r>
-        <w:rPr>
-          <w:rFonts w:ascii="Nirmala UI" w:hAnsi="Nirmala UI" w:cs="Nirmala UI"/>
-        </w:rPr>
-        <w:t>अक्सर</w:t>
-      </w:r>
-      <w:proofErr w:type="spellEnd"/>
-      <w:r>
-        <w:t xml:space="preserve"> </w:t>
-      </w:r>
-      <w:proofErr w:type="spellStart"/>
-      <w:r>
-        <w:rPr>
-          <w:rFonts w:ascii="Nirmala UI" w:hAnsi="Nirmala UI" w:cs="Nirmala UI"/>
-        </w:rPr>
-        <w:t>कथन</w:t>
-      </w:r>
-      <w:proofErr w:type="spellEnd"/>
-      <w:r>
-        <w:t xml:space="preserve"> </w:t>
-      </w:r>
-      <w:proofErr w:type="spellStart"/>
-      <w:r>
-        <w:rPr>
-          <w:rFonts w:ascii="Nirmala UI" w:hAnsi="Nirmala UI" w:cs="Nirmala UI"/>
-        </w:rPr>
-        <w:t>को</w:t>
-      </w:r>
-      <w:proofErr w:type="spellEnd"/>
-      <w:r>
-        <w:t xml:space="preserve"> </w:t>
-      </w:r>
-      <w:proofErr w:type="spellStart"/>
-      <w:r>
-        <w:rPr>
-          <w:rFonts w:ascii="Nirmala UI" w:hAnsi="Nirmala UI" w:cs="Nirmala UI"/>
-        </w:rPr>
-        <w:t>गलत</w:t>
-      </w:r>
-      <w:proofErr w:type="spellEnd"/>
-      <w:r>
-        <w:t xml:space="preserve"> </w:t>
-      </w:r>
-      <w:proofErr w:type="spellStart"/>
-      <w:r>
-        <w:rPr>
-          <w:rFonts w:ascii="Nirmala UI" w:hAnsi="Nirmala UI" w:cs="Nirmala UI"/>
-        </w:rPr>
-        <w:t>बना</w:t>
-      </w:r>
-      <w:proofErr w:type="spellEnd"/>
-      <w:r>
-        <w:t xml:space="preserve"> </w:t>
-      </w:r>
-      <w:proofErr w:type="spellStart"/>
-      <w:r>
-        <w:rPr>
-          <w:rFonts w:ascii="Nirmala UI" w:hAnsi="Nirmala UI" w:cs="Nirmala UI"/>
-        </w:rPr>
-        <w:t>देते</w:t>
-      </w:r>
-      <w:proofErr w:type="spellEnd"/>
-      <w:r>
-        <w:t xml:space="preserve"> </w:t>
-      </w:r>
-      <w:proofErr w:type="spellStart"/>
-      <w:r>
-        <w:rPr>
-          <w:rFonts w:ascii="Nirmala UI" w:hAnsi="Nirmala UI" w:cs="Nirmala UI"/>
-        </w:rPr>
-        <w:t>हैं</w:t>
-      </w:r>
-      <w:proofErr w:type="spellEnd"/>
-      <w:r>
-        <w:rPr>
-          <w:rFonts w:ascii="Nirmala UI" w:hAnsi="Nirmala UI" w:cs="Nirmala UI"/>
-        </w:rPr>
-        <w:t>।</w:t>
-      </w:r>
-    </w:p>
-    <w:p>
-      <w:pPr>
-        <w:pStyle w:val="NoSpacing"/>
-      </w:pPr>
-      <w:r>
-        <w:t xml:space="preserve">3) PYQ </w:t>
-      </w:r>
-      <w:proofErr w:type="spellStart"/>
-      <w:r>
-        <w:rPr>
-          <w:rFonts w:ascii="Nirmala UI" w:hAnsi="Nirmala UI" w:cs="Nirmala UI"/>
-        </w:rPr>
-        <w:t>से</w:t>
-      </w:r>
-      <w:proofErr w:type="spellEnd"/>
-      <w:r>
-        <w:t xml:space="preserve"> </w:t>
-      </w:r>
-      <w:proofErr w:type="spellStart"/>
-      <w:r>
-        <w:rPr>
-          <w:rFonts w:ascii="Nirmala UI" w:hAnsi="Nirmala UI" w:cs="Nirmala UI"/>
-        </w:rPr>
-        <w:t>संबं</w:t>
-      </w:r>
-      <w:proofErr w:type="spellEnd"/>
-      <w:r>
-        <w:t xml:space="preserve"> 2019: </w:t>
-      </w:r>
-      <w:proofErr w:type="spellStart"/>
-      <w:r>
-        <w:rPr>
-          <w:rFonts w:ascii="Nirmala UI" w:hAnsi="Nirmala UI" w:cs="Nirmala UI"/>
-        </w:rPr>
-        <w:t>शहरी</w:t>
-      </w:r>
-      <w:proofErr w:type="spellEnd"/>
-      <w:r>
-        <w:t xml:space="preserve"> </w:t>
-      </w:r>
-      <w:proofErr w:type="spellStart"/>
-      <w:r>
-        <w:rPr>
-          <w:rFonts w:ascii="Nirmala UI" w:hAnsi="Nirmala UI" w:cs="Nirmala UI"/>
-        </w:rPr>
-        <w:t>ऊष्मा</w:t>
-      </w:r>
-      <w:proofErr w:type="spellEnd"/>
-      <w:r>
-        <w:t xml:space="preserve"> </w:t>
-      </w:r>
-      <w:proofErr w:type="spellStart"/>
-      <w:r>
-        <w:rPr>
-          <w:rFonts w:ascii="Nirmala UI" w:hAnsi="Nirmala UI" w:cs="Nirmala UI"/>
-        </w:rPr>
-        <w:t>द्वीप</w:t>
-      </w:r>
-      <w:proofErr w:type="spellEnd"/>
-      <w:r>
-        <w:t xml:space="preserve"> </w:t>
-      </w:r>
-      <w:proofErr w:type="spellStart"/>
-      <w:r>
-        <w:rPr>
-          <w:rFonts w:ascii="Nirmala UI" w:hAnsi="Nirmala UI" w:cs="Nirmala UI"/>
-        </w:rPr>
-        <w:t>प्रभाव</w:t>
-      </w:r>
-      <w:proofErr w:type="spellEnd"/>
-      <w:r>
-        <w:t xml:space="preserve"> 2020: </w:t>
-      </w:r>
-      <w:proofErr w:type="spellStart"/>
-      <w:r>
-        <w:rPr>
-          <w:rFonts w:ascii="Nirmala UI" w:hAnsi="Nirmala UI" w:cs="Nirmala UI"/>
-        </w:rPr>
-        <w:t>भूजल</w:t>
-      </w:r>
-      <w:proofErr w:type="spellEnd"/>
-      <w:r>
-        <w:t xml:space="preserve"> </w:t>
-      </w:r>
-      <w:proofErr w:type="spellStart"/>
-      <w:r>
-        <w:rPr>
-          <w:rFonts w:ascii="Nirmala UI" w:hAnsi="Nirmala UI" w:cs="Nirmala UI"/>
-        </w:rPr>
-        <w:t>ह्रास</w:t>
-      </w:r>
-      <w:proofErr w:type="spellEnd"/>
-      <w:r>
-        <w:t xml:space="preserve"> </w:t>
-      </w:r>
-      <w:proofErr w:type="spellStart"/>
-      <w:r>
-        <w:rPr>
-          <w:rFonts w:ascii="Nirmala UI" w:hAnsi="Nirmala UI" w:cs="Nirmala UI"/>
-        </w:rPr>
-        <w:t>के</w:t>
-      </w:r>
-      <w:proofErr w:type="spellEnd"/>
-      <w:r>
-        <w:t xml:space="preserve"> </w:t>
-      </w:r>
-      <w:proofErr w:type="spellStart"/>
-      <w:r>
-        <w:rPr>
-          <w:rFonts w:ascii="Nirmala UI" w:hAnsi="Nirmala UI" w:cs="Nirmala UI"/>
-        </w:rPr>
-        <w:t>कारण</w:t>
-      </w:r>
-      <w:proofErr w:type="spellEnd"/>
-    </w:p>
-    <w:p>
-      <w:pPr>
-        <w:pStyle w:val="NoSpacing"/>
-        <w:rPr>
-          <w:rFonts w:ascii="Nirmala UI" w:hAnsi="Nirmala UI" w:cs="Nirmala UI"/>
-        </w:rPr>
-      </w:pPr>
-      <w:r>
-        <w:t xml:space="preserve">4) </w:t>
-      </w:r>
-      <w:proofErr w:type="spellStart"/>
-      <w:r>
-        <w:rPr>
-          <w:rFonts w:ascii="Nirmala UI" w:hAnsi="Nirmala UI" w:cs="Nirmala UI"/>
-        </w:rPr>
-        <w:t>समसामयिक</w:t>
-      </w:r>
-      <w:proofErr w:type="spellEnd"/>
-      <w:r>
-        <w:t xml:space="preserve"> </w:t>
-      </w:r>
-      <w:proofErr w:type="spellStart"/>
-      <w:r>
-        <w:rPr>
-          <w:rFonts w:ascii="Nirmala UI" w:hAnsi="Nirmala UI" w:cs="Nirmala UI"/>
-        </w:rPr>
-        <w:t>घटनाओं</w:t>
-      </w:r>
-      <w:proofErr w:type="spellEnd"/>
-      <w:r>
-        <w:t xml:space="preserve"> </w:t>
-      </w:r>
-      <w:proofErr w:type="spellStart"/>
-      <w:r>
-        <w:rPr>
-          <w:rFonts w:ascii="Nirmala UI" w:hAnsi="Nirmala UI" w:cs="Nirmala UI"/>
-        </w:rPr>
-        <w:t>से</w:t>
-      </w:r>
-      <w:proofErr w:type="spellEnd"/>
-      <w:r>
-        <w:t xml:space="preserve"> </w:t>
-      </w:r>
-      <w:proofErr w:type="spellStart"/>
-      <w:r>
-        <w:rPr>
-          <w:rFonts w:ascii="Nirmala UI" w:hAnsi="Nirmala UI" w:cs="Nirmala UI"/>
-        </w:rPr>
-        <w:t>संबंध</w:t>
-      </w:r>
-      <w:proofErr w:type="spellEnd"/>
-      <w:r>
-        <w:t xml:space="preserve"> </w:t>
-      </w:r>
-      <w:proofErr w:type="spellStart"/>
-      <w:r>
-        <w:rPr>
-          <w:rFonts w:ascii="Nirmala UI" w:hAnsi="Nirmala UI" w:cs="Nirmala UI"/>
-        </w:rPr>
-        <w:t>जून</w:t>
-      </w:r>
-      <w:proofErr w:type="spellEnd"/>
-      <w:r>
-        <w:t xml:space="preserve"> 2024 </w:t>
-      </w:r>
-      <w:proofErr w:type="spellStart"/>
-      <w:r>
-        <w:rPr>
-          <w:rFonts w:ascii="Nirmala UI" w:hAnsi="Nirmala UI" w:cs="Nirmala UI"/>
-        </w:rPr>
-        <w:t>में</w:t>
-      </w:r>
-      <w:proofErr w:type="spellEnd"/>
-      <w:r>
-        <w:t xml:space="preserve"> </w:t>
-      </w:r>
-      <w:proofErr w:type="spellStart"/>
-      <w:r>
-        <w:rPr>
-          <w:rFonts w:ascii="Nirmala UI" w:hAnsi="Nirmala UI" w:cs="Nirmala UI"/>
-        </w:rPr>
-        <w:t>दिल्ली</w:t>
-      </w:r>
-      <w:proofErr w:type="spellEnd"/>
-      <w:r>
-        <w:t xml:space="preserve"> </w:t>
-      </w:r>
-      <w:proofErr w:type="spellStart"/>
-      <w:r>
-        <w:rPr>
-          <w:rFonts w:ascii="Nirmala UI" w:hAnsi="Nirmala UI" w:cs="Nirmala UI"/>
-        </w:rPr>
-        <w:t>में</w:t>
-      </w:r>
-      <w:proofErr w:type="spellEnd"/>
-      <w:r>
-        <w:t xml:space="preserve"> </w:t>
-      </w:r>
-      <w:proofErr w:type="spellStart"/>
-      <w:r>
-        <w:rPr>
-          <w:rFonts w:ascii="Nirmala UI" w:hAnsi="Nirmala UI" w:cs="Nirmala UI"/>
-        </w:rPr>
-        <w:t>रिकॉर्ड</w:t>
-      </w:r>
-      <w:proofErr w:type="spellEnd"/>
-      <w:r>
-        <w:t xml:space="preserve"> </w:t>
-      </w:r>
-      <w:proofErr w:type="spellStart"/>
-      <w:r>
-        <w:rPr>
-          <w:rFonts w:ascii="Nirmala UI" w:hAnsi="Nirmala UI" w:cs="Nirmala UI"/>
-        </w:rPr>
-        <w:t>तापमान</w:t>
-      </w:r>
-      <w:proofErr w:type="spellEnd"/>
-      <w:r>
-        <w:t xml:space="preserve">, </w:t>
-      </w:r>
-      <w:proofErr w:type="spellStart"/>
-      <w:r>
-        <w:rPr>
-          <w:rFonts w:ascii="Nirmala UI" w:hAnsi="Nirmala UI" w:cs="Nirmala UI"/>
-        </w:rPr>
-        <w:t>जल</w:t>
-      </w:r>
-      <w:proofErr w:type="spellEnd"/>
-      <w:r>
-        <w:t xml:space="preserve"> </w:t>
-      </w:r>
-      <w:proofErr w:type="spellStart"/>
-      <w:r>
-        <w:rPr>
-          <w:rFonts w:ascii="Nirmala UI" w:hAnsi="Nirmala UI" w:cs="Nirmala UI"/>
-        </w:rPr>
-        <w:t>संकट</w:t>
-      </w:r>
-      <w:proofErr w:type="spellEnd"/>
-      <w:r>
-        <w:t xml:space="preserve">, </w:t>
-      </w:r>
-      <w:proofErr w:type="spellStart"/>
-      <w:r>
-        <w:rPr>
-          <w:rFonts w:ascii="Nirmala UI" w:hAnsi="Nirmala UI" w:cs="Nirmala UI"/>
-        </w:rPr>
-        <w:t>टैंकर</w:t>
-      </w:r>
-      <w:proofErr w:type="spellEnd"/>
-      <w:r>
-        <w:t xml:space="preserve"> </w:t>
-      </w:r>
-      <w:proofErr w:type="spellStart"/>
-      <w:r>
-        <w:rPr>
-          <w:rFonts w:ascii="Nirmala UI" w:hAnsi="Nirmala UI" w:cs="Nirmala UI"/>
-        </w:rPr>
-        <w:t>निर्भरता</w:t>
-      </w:r>
-      <w:proofErr w:type="spellEnd"/>
-      <w:r>
-        <w:t xml:space="preserve"> </w:t>
-      </w:r>
-      <w:proofErr w:type="spellStart"/>
-      <w:r>
-        <w:rPr>
-          <w:rFonts w:ascii="Nirmala UI" w:hAnsi="Nirmala UI" w:cs="Nirmala UI"/>
-        </w:rPr>
-        <w:t>और</w:t>
-      </w:r>
-      <w:proofErr w:type="spellEnd"/>
-      <w:r>
-        <w:t xml:space="preserve"> </w:t>
-      </w:r>
-      <w:proofErr w:type="spellStart"/>
-      <w:r>
-        <w:rPr>
-          <w:rFonts w:ascii="Nirmala UI" w:hAnsi="Nirmala UI" w:cs="Nirmala UI"/>
-        </w:rPr>
-        <w:t>न्यायालयी</w:t>
-      </w:r>
-      <w:proofErr w:type="spellEnd"/>
-      <w:r>
-        <w:t xml:space="preserve"> </w:t>
-      </w:r>
-      <w:proofErr w:type="spellStart"/>
-      <w:r>
-        <w:rPr>
-          <w:rFonts w:ascii="Nirmala UI" w:hAnsi="Nirmala UI" w:cs="Nirmala UI"/>
-        </w:rPr>
-        <w:t>हस्तक्षेप</w:t>
-      </w:r>
-      <w:proofErr w:type="spellEnd"/>
-      <w:r>
-        <w:t xml:space="preserve"> </w:t>
-      </w:r>
-      <w:proofErr w:type="spellStart"/>
-      <w:r>
-        <w:rPr>
-          <w:rFonts w:ascii="Nirmala UI" w:hAnsi="Nirmala UI" w:cs="Nirmala UI"/>
-        </w:rPr>
-        <w:t>देखा</w:t>
-      </w:r>
-      <w:proofErr w:type="spellEnd"/>
-      <w:r>
-        <w:t xml:space="preserve"> </w:t>
-      </w:r>
-      <w:proofErr w:type="spellStart"/>
-      <w:r>
-        <w:rPr>
-          <w:rFonts w:ascii="Nirmala UI" w:hAnsi="Nirmala UI" w:cs="Nirmala UI"/>
-        </w:rPr>
-        <w:t>गया</w:t>
-      </w:r>
-      <w:proofErr w:type="spellEnd"/>
-      <w:r>
-        <w:rPr>
-          <w:rFonts w:ascii="Nirmala UI" w:hAnsi="Nirmala UI" w:cs="Nirmala UI"/>
-        </w:rPr>
-        <w:t>।</w:t>
-      </w:r>
-      <w:r>
-        <w:rPr>
-          <w:noProof/>
-        </w:rPr>
-        <w:drawing>
-          <wp:inline distT="0" distB="0" distL="0" distR="0" wp14:anchorId="71450DA3" wp14:editId="012926CC">
-            <wp:extent cx="1539711" cy="865909"/>
-            <wp:effectExtent l="0" t="0" r="3810" b="0"/>
-            <wp:docPr id="1531630519" name="Picture 9"/>
-            <wp:cNvGraphicFramePr>
-              <a:graphicFrameLocks xmlns:a="http://schemas.openxmlformats.org/drawingml/2006/main" noChangeAspect="1"/>
-            </wp:cNvGraphicFramePr>
-            <a:graphic xmlns:a="http://schemas.openxmlformats.org/drawingml/2006/main">
-              <a:graphicData uri="http://schemas.openxmlformats.org/drawingml/2006/picture">
-                <pic:pic xmlns:pic="http://schemas.openxmlformats.org/drawingml/2006/picture">
-                  <pic:nvPicPr>
-                    <pic:cNvPr id="0" name="Picture 17"/>
-                    <pic:cNvPicPr>
-                      <a:picLocks noChangeAspect="1" noChangeArrowheads="1"/>
-                    </pic:cNvPicPr>
-                  </pic:nvPicPr>
-                  <pic:blipFill>
-                    <a:blip r:embed="rId14">
-                      <a:extLst>
-                        <a:ext uri="{28A0092B-C50C-407E-A947-70E740481C1C}">
-                          <a14:useLocalDpi xmlns:a14="http://schemas.microsoft.com/office/drawing/2010/main" val="0"/>
-                        </a:ext>
-                      </a:extLst>
-                    </a:blip>
-                    <a:srcRect/>
-                    <a:stretch>
-                      <a:fillRect/>
-                    </a:stretch>
-                  </pic:blipFill>
-                  <pic:spPr bwMode="auto">
-                    <a:xfrm>
-                      <a:off x="0" y="0"/>
-                      <a:ext cx="1552601" cy="873158"/>
-                    </a:xfrm>
-                    <a:prstGeom prst="rect">
-                      <a:avLst/>
-                    </a:prstGeom>
-                    <a:noFill/>
-                    <a:ln>
-                      <a:noFill/>
-                    </a:ln>
-                  </pic:spPr>
-                </pic:pic>
-              </a:graphicData>
-            </a:graphic>
-          </wp:inline>
-        </w:drawing>
-      </w:r>
-    </w:p>
-    <w:p>
-      <w:pPr>
-        <w:rPr>
-          <w:rFonts w:ascii="Nirmala UI" w:hAnsi="Nirmala UI" w:cs="Nirmala UI"/>
-        </w:rPr>
-      </w:pPr>
-      <w:r>
-        <w:rPr>
-          <w:rFonts w:ascii="Nirmala UI" w:hAnsi="Nirmala UI" w:cs="Nirmala UI"/>
-        </w:rPr>
-        <w:br w:type="page"/>
-      </w:r>
-    </w:p>
-    <w:p>
-      <w:pPr>
-        <w:pStyle w:val="NoSpacing"/>
-      </w:pPr>
-      <w:r>
-        <w:lastRenderedPageBreak/>
-        <w:t>judiciary</w:t>
-      </w:r>
-    </w:p>
-    <w:p>
-      <w:pPr>
-        <w:pStyle w:val="NoSpacing"/>
-      </w:pPr>
-      <w:r>
-        <w:t>Concept</w:t>
-      </w:r>
-    </w:p>
-    <w:p>
-      <w:pPr>
-        <w:pStyle w:val="NoSpacing"/>
-      </w:pPr>
-      <w:r>
-        <w:t>Normal-</w:t>
-      </w:r>
-      <w:proofErr w:type="spellStart"/>
-      <w:r>
-        <w:t>Csat</w:t>
-      </w:r>
-      <w:proofErr w:type="spellEnd"/>
-    </w:p>
-    <w:p>
-      <w:pPr>
-        <w:pStyle w:val="NoSpacing"/>
-      </w:pPr>
-    </w:p>
-    <w:p>
-      <w:pPr>
-        <w:pStyle w:val="NoSpacing"/>
-      </w:pPr>
-      <w:r>
-        <w:t xml:space="preserve">(5) if n is an integer, how many values of n will give an integral value of </w:t>
-      </w:r>
-      <w:r>
-        <w:rPr>
-          <w:noProof/>
-        </w:rPr>
-        <w:drawing>
-          <wp:inline distT="0" distB="0" distL="0" distR="0" wp14:anchorId="5331E4AF" wp14:editId="5F226992">
-            <wp:extent cx="1638300" cy="647700"/>
-            <wp:effectExtent l="0" t="0" r="0" b="0"/>
-            <wp:docPr id="795457894" name="Picture 12"/>
-            <wp:cNvGraphicFramePr>
-              <a:graphicFrameLocks xmlns:a="http://schemas.openxmlformats.org/drawingml/2006/main" noChangeAspect="1"/>
-            </wp:cNvGraphicFramePr>
-            <a:graphic xmlns:a="http://schemas.openxmlformats.org/drawingml/2006/main">
-              <a:graphicData uri="http://schemas.openxmlformats.org/drawingml/2006/picture">
-                <pic:pic xmlns:pic="http://schemas.openxmlformats.org/drawingml/2006/picture">
-                  <pic:nvPicPr>
-                    <pic:cNvPr id="0" name="Picture 2"/>
-                    <pic:cNvPicPr>
-                      <a:picLocks noChangeAspect="1" noChangeArrowheads="1"/>
-                    </pic:cNvPicPr>
-                  </pic:nvPicPr>
-                  <pic:blipFill>
-                    <a:blip r:embed="rId6">
-                      <a:extLst>
-                        <a:ext uri="{28A0092B-C50C-407E-A947-70E740481C1C}">
-                          <a14:useLocalDpi xmlns:a14="http://schemas.microsoft.com/office/drawing/2010/main" val="0"/>
-                        </a:ext>
-                      </a:extLst>
-                    </a:blip>
-                    <a:srcRect/>
-                    <a:stretch>
-                      <a:fillRect/>
-                    </a:stretch>
-                  </pic:blipFill>
-                  <pic:spPr bwMode="auto">
-                    <a:xfrm>
-                      <a:off x="0" y="0"/>
-                      <a:ext cx="1638300" cy="647700"/>
-                    </a:xfrm>
-                    <a:prstGeom prst="rect">
-                      <a:avLst/>
-                    </a:prstGeom>
-                    <a:noFill/>
-                    <a:ln>
-                      <a:noFill/>
-                    </a:ln>
-                  </pic:spPr>
-                </pic:pic>
-              </a:graphicData>
-            </a:graphic>
-          </wp:inline>
-        </w:drawing>
-      </w:r>
-    </w:p>
-    <w:p>
-      <w:pPr>
-        <w:pStyle w:val="NoSpacing"/>
-      </w:pPr>
-    </w:p>
-    <w:p>
-      <w:pPr>
-        <w:pStyle w:val="NoSpacing"/>
-      </w:pPr>
-      <w:r>
-        <w:t xml:space="preserve">(a): </w:t>
-      </w:r>
-      <w:r>
-        <w:t xml:space="preserve">this is a </w:t>
-      </w:r>
-      <w:r>
-        <w:rPr>
-          <w:noProof/>
-        </w:rPr>
-        <w:drawing>
-          <wp:inline distT="0" distB="0" distL="0" distR="0" wp14:anchorId="3C1EF520" wp14:editId="5591C4DD">
-            <wp:extent cx="480060" cy="251460"/>
-            <wp:effectExtent l="0" t="0" r="0" b="0"/>
-            <wp:docPr id="672741237" name="Picture 11"/>
-            <wp:cNvGraphicFramePr>
-              <a:graphicFrameLocks xmlns:a="http://schemas.openxmlformats.org/drawingml/2006/main" noChangeAspect="1"/>
-            </wp:cNvGraphicFramePr>
-            <a:graphic xmlns:a="http://schemas.openxmlformats.org/drawingml/2006/main">
-              <a:graphicData uri="http://schemas.openxmlformats.org/drawingml/2006/picture">
-                <pic:pic xmlns:pic="http://schemas.openxmlformats.org/drawingml/2006/picture">
-                  <pic:nvPicPr>
-                    <pic:cNvPr id="0" name="Picture 32"/>
-                    <pic:cNvPicPr>
-                      <a:picLocks noChangeAspect="1" noChangeArrowheads="1"/>
-                    </pic:cNvPicPr>
-                  </pic:nvPicPr>
-                  <pic:blipFill>
-                    <a:blip r:embed="rId11">
-                      <a:extLst>
-                        <a:ext uri="{28A0092B-C50C-407E-A947-70E740481C1C}">
-                          <a14:useLocalDpi xmlns:a14="http://schemas.microsoft.com/office/drawing/2010/main" val="0"/>
-                        </a:ext>
-                      </a:extLst>
-                    </a:blip>
-                    <a:srcRect/>
-                    <a:stretch>
-                      <a:fillRect/>
-                    </a:stretch>
-                  </pic:blipFill>
-                  <pic:spPr bwMode="auto">
-                    <a:xfrm>
-                      <a:off x="0" y="0"/>
-                      <a:ext cx="480060" cy="251460"/>
-                    </a:xfrm>
-                    <a:prstGeom prst="rect">
-                      <a:avLst/>
-                    </a:prstGeom>
-                    <a:noFill/>
-                    <a:ln>
-                      <a:noFill/>
-                    </a:ln>
-                  </pic:spPr>
-                </pic:pic>
-              </a:graphicData>
-            </a:graphic>
-          </wp:inline>
-        </w:drawing>
-      </w:r>
-    </w:p>
-    <w:p>
-      <w:pPr>
-        <w:pStyle w:val="NoSpacing"/>
-      </w:pPr>
-      <w:r>
-        <w:t xml:space="preserve">(b): </w:t>
-      </w:r>
-      <w:r>
-        <w:t>this is b</w:t>
-      </w:r>
-      <w:r>
-        <w:rPr>
-          <w:noProof/>
-        </w:rPr>
-        <w:drawing>
-          <wp:inline distT="0" distB="0" distL="0" distR="0" wp14:anchorId="0AAEA784" wp14:editId="2A25B388">
-            <wp:extent cx="518160" cy="220980"/>
-            <wp:effectExtent l="0" t="0" r="0" b="7620"/>
-            <wp:docPr id="913913697" name="Picture 10"/>
-            <wp:cNvGraphicFramePr>
-              <a:graphicFrameLocks xmlns:a="http://schemas.openxmlformats.org/drawingml/2006/main" noChangeAspect="1"/>
-            </wp:cNvGraphicFramePr>
-            <a:graphic xmlns:a="http://schemas.openxmlformats.org/drawingml/2006/main">
-              <a:graphicData uri="http://schemas.openxmlformats.org/drawingml/2006/picture">
-                <pic:pic xmlns:pic="http://schemas.openxmlformats.org/drawingml/2006/picture">
-                  <pic:nvPicPr>
-                    <pic:cNvPr id="0" name="Picture 33"/>
-                    <pic:cNvPicPr>
-                      <a:picLocks noChangeAspect="1" noChangeArrowheads="1"/>
-                    </pic:cNvPicPr>
-                  </pic:nvPicPr>
-                  <pic:blipFill>
-                    <a:blip r:embed="rId12">
-                      <a:extLst>
-                        <a:ext uri="{28A0092B-C50C-407E-A947-70E740481C1C}">
-                          <a14:useLocalDpi xmlns:a14="http://schemas.microsoft.com/office/drawing/2010/main" val="0"/>
-                        </a:ext>
-                      </a:extLst>
-                    </a:blip>
-                    <a:srcRect/>
-                    <a:stretch>
-                      <a:fillRect/>
-                    </a:stretch>
-                  </pic:blipFill>
-                  <pic:spPr bwMode="auto">
-                    <a:xfrm>
-                      <a:off x="0" y="0"/>
-                      <a:ext cx="518160" cy="220980"/>
-                    </a:xfrm>
-                    <a:prstGeom prst="rect">
-                      <a:avLst/>
-                    </a:prstGeom>
-                    <a:noFill/>
-                    <a:ln>
-                      <a:noFill/>
-                    </a:ln>
-                  </pic:spPr>
-                </pic:pic>
-              </a:graphicData>
-            </a:graphic>
-          </wp:inline>
-        </w:drawing>
-      </w:r>
-    </w:p>
-    <w:p>
-      <w:pPr>
-        <w:pStyle w:val="NoSpacing"/>
-      </w:pPr>
-      <w:r>
-        <w:t xml:space="preserve">(c): </w:t>
-      </w:r>
-      <w:r>
-        <w:t>this is c</w:t>
-      </w:r>
-      <w:r>
-        <w:rPr>
-          <w:noProof/>
-        </w:rPr>
-        <w:drawing>
-          <wp:inline distT="0" distB="0" distL="0" distR="0" wp14:anchorId="695D3317" wp14:editId="2FF091BD">
-            <wp:extent cx="487680" cy="220980"/>
-            <wp:effectExtent l="0" t="0" r="7620" b="7620"/>
-            <wp:docPr id="1622103333" name="Picture 9"/>
-            <wp:cNvGraphicFramePr>
-              <a:graphicFrameLocks xmlns:a="http://schemas.openxmlformats.org/drawingml/2006/main" noChangeAspect="1"/>
-            </wp:cNvGraphicFramePr>
-            <a:graphic xmlns:a="http://schemas.openxmlformats.org/drawingml/2006/main">
-              <a:graphicData uri="http://schemas.openxmlformats.org/drawingml/2006/picture">
-                <pic:pic xmlns:pic="http://schemas.openxmlformats.org/drawingml/2006/picture">
-                  <pic:nvPicPr>
-                    <pic:cNvPr id="0" name="Picture 34"/>
-                    <pic:cNvPicPr>
-                      <a:picLocks noChangeAspect="1" noChangeArrowheads="1"/>
-                    </pic:cNvPicPr>
-                  </pic:nvPicPr>
-                  <pic:blipFill>
-                    <a:blip r:embed="rId13">
-                      <a:extLst>
-                        <a:ext uri="{28A0092B-C50C-407E-A947-70E740481C1C}">
-                          <a14:useLocalDpi xmlns:a14="http://schemas.microsoft.com/office/drawing/2010/main" val="0"/>
-                        </a:ext>
-                      </a:extLst>
-                    </a:blip>
-                    <a:srcRect/>
-                    <a:stretch>
-                      <a:fillRect/>
-                    </a:stretch>
-                  </pic:blipFill>
-                  <pic:spPr bwMode="auto">
-                    <a:xfrm>
-                      <a:off x="0" y="0"/>
-                      <a:ext cx="487680" cy="220980"/>
-                    </a:xfrm>
-                    <a:prstGeom prst="rect">
-                      <a:avLst/>
-                    </a:prstGeom>
-                    <a:noFill/>
-                    <a:ln>
-                      <a:noFill/>
-                    </a:ln>
-                  </pic:spPr>
-                </pic:pic>
-              </a:graphicData>
-            </a:graphic>
-          </wp:inline>
-        </w:drawing>
-      </w:r>
-    </w:p>
-    <w:p>
-      <w:pPr>
-        <w:pStyle w:val="NoSpacing"/>
-      </w:pPr>
-      <w:r>
-        <w:t xml:space="preserve">(d): </w:t>
-      </w:r>
-      <w:r>
-        <w:t>this is d</w:t>
-      </w:r>
-      <w:r>
-        <w:rPr>
-          <w:noProof/>
-        </w:rPr>
-        <w:drawing>
-          <wp:inline distT="0" distB="0" distL="0" distR="0" wp14:anchorId="377DE5C7" wp14:editId="58D0333A">
-            <wp:extent cx="1661160" cy="236220"/>
-            <wp:effectExtent l="0" t="0" r="0" b="0"/>
-            <wp:docPr id="260457319" name="Picture 8"/>
-            <wp:cNvGraphicFramePr>
-              <a:graphicFrameLocks xmlns:a="http://schemas.openxmlformats.org/drawingml/2006/main" noChangeAspect="1"/>
-            </wp:cNvGraphicFramePr>
-            <a:graphic xmlns:a="http://schemas.openxmlformats.org/drawingml/2006/main">
-              <a:graphicData uri="http://schemas.openxmlformats.org/drawingml/2006/picture">
-                <pic:pic xmlns:pic="http://schemas.openxmlformats.org/drawingml/2006/picture">
-                  <pic:nvPicPr>
-                    <pic:cNvPr id="0" name="Picture 35"/>
-                    <pic:cNvPicPr>
-                      <a:picLocks noChangeAspect="1" noChangeArrowheads="1"/>
-                    </pic:cNvPicPr>
-                  </pic:nvPicPr>
-                  <pic:blipFill>
-                    <a:blip r:embed="rId15">
-                      <a:extLst>
-                        <a:ext uri="{28A0092B-C50C-407E-A947-70E740481C1C}">
-                          <a14:useLocalDpi xmlns:a14="http://schemas.microsoft.com/office/drawing/2010/main" val="0"/>
-                        </a:ext>
-                      </a:extLst>
-                    </a:blip>
-                    <a:srcRect/>
-                    <a:stretch>
-                      <a:fillRect/>
-                    </a:stretch>
-                  </pic:blipFill>
-                  <pic:spPr bwMode="auto">
-                    <a:xfrm>
-                      <a:off x="0" y="0"/>
-                      <a:ext cx="1661160" cy="236220"/>
-                    </a:xfrm>
-                    <a:prstGeom prst="rect">
-                      <a:avLst/>
-                    </a:prstGeom>
-                    <a:noFill/>
-                    <a:ln>
-                      <a:noFill/>
-                    </a:ln>
-                  </pic:spPr>
-                </pic:pic>
-              </a:graphicData>
-            </a:graphic>
-          </wp:inline>
-        </w:drawing>
-      </w:r>
-    </w:p>
-    <w:p>
-      <w:pPr>
-        <w:pStyle w:val="NoSpacing"/>
-      </w:pPr>
-    </w:p>
-    <w:p>
-      <w:pPr>
-        <w:pStyle w:val="NoSpacing"/>
-      </w:pPr>
-      <w:r>
-        <w:t>Answer:(c)</w:t>
-      </w:r>
-    </w:p>
-    <w:p>
-      <w:pPr>
-        <w:pStyle w:val="NoSpacing"/>
-      </w:pPr>
-    </w:p>
-    <w:p>
-      <w:pPr>
-        <w:pStyle w:val="NoSpacing"/>
-      </w:pPr>
-      <w:r>
-        <w:t>Solution:</w:t>
-      </w:r>
-    </w:p>
-    <w:p>
-      <w:pPr>
-        <w:pStyle w:val="NoSpacing"/>
-      </w:pPr>
-      <w:r>
-        <w:t>This is the solution</w:t>
-      </w:r>
-    </w:p>
-    <w:p>
-      <w:pPr>
-        <w:pStyle w:val="NoSpacing"/>
-      </w:pPr>
-      <w:r>
-        <w:rPr>
-          <w:noProof/>
-        </w:rPr>
-        <w:drawing>
-          <wp:inline distT="0" distB="0" distL="0" distR="0" wp14:anchorId="73E4D6C3" wp14:editId="4E6C58E2">
-            <wp:extent cx="4602480" cy="1569720"/>
-            <wp:effectExtent l="0" t="0" r="7620" b="0"/>
-            <wp:docPr id="248856349" name="Picture 7"/>
-            <wp:cNvGraphicFramePr>
-              <a:graphicFrameLocks xmlns:a="http://schemas.openxmlformats.org/drawingml/2006/main" noChangeAspect="1"/>
-            </wp:cNvGraphicFramePr>
-            <a:graphic xmlns:a="http://schemas.openxmlformats.org/drawingml/2006/main">
-              <a:graphicData uri="http://schemas.openxmlformats.org/drawingml/2006/picture">
-                <pic:pic xmlns:pic="http://schemas.openxmlformats.org/drawingml/2006/picture">
-                  <pic:nvPicPr>
-                    <pic:cNvPr id="0" name="Picture 1"/>
-                    <pic:cNvPicPr>
-                      <a:picLocks noChangeAspect="1" noChangeArrowheads="1"/>
-                    </pic:cNvPicPr>
-                  </pic:nvPicPr>
-                  <pic:blipFill>
-                    <a:blip r:embed="rId9">
-                      <a:extLst>
-                        <a:ext uri="{28A0092B-C50C-407E-A947-70E740481C1C}">
-                          <a14:useLocalDpi xmlns:a14="http://schemas.microsoft.com/office/drawing/2010/main" val="0"/>
-                        </a:ext>
-                      </a:extLst>
-                    </a:blip>
-                    <a:srcRect/>
-                    <a:stretch>
-                      <a:fillRect/>
-                    </a:stretch>
-                  </pic:blipFill>
-                  <pic:spPr bwMode="auto">
-                    <a:xfrm>
-                      <a:off x="0" y="0"/>
-                      <a:ext cx="4602480" cy="1569720"/>
-                    </a:xfrm>
-                    <a:prstGeom prst="rect">
-                      <a:avLst/>
-                    </a:prstGeom>
-                    <a:noFill/>
-                    <a:ln>
-                      <a:noFill/>
-                    </a:ln>
-                  </pic:spPr>
-                </pic:pic>
-              </a:graphicData>
-            </a:graphic>
-          </wp:inline>
-        </w:drawing>
-      </w:r>
-    </w:p>
-    <w:p>
-      <w:pPr>
-        <w:pStyle w:val="NoSpacing"/>
-      </w:pPr>
-    </w:p>
-    <w:p>
-      <w:pPr>
-        <w:pStyle w:val="NoSpacing"/>
+        <w:rPr>
+          <w:rFonts w:ascii="Nirmala UI" w:hAnsi="Nirmala UI" w:cs="Nirmala UI"/>
+        </w:rPr>
       </w:pPr>
     </w:p>
     <w:sectPr>
